--- a/backend/templates/complaint/CDOGS-CEEB-COMPLAINT-TEMPLATE-v1.docx
+++ b/backend/templates/complaint/CDOGS-CEEB-COMPLAINT-TEMPLATE-v1.docx
@@ -127,17 +127,17 @@
           <w:p>
             <w:pPr>
               <w:rPr>
-                <w:rFonts w:ascii="BC Sans" w:eastAsia="Times New Roman" w:hAnsi="BC Sans" w:cs="Times New Roman"/>
-                <w:b w:val="0"/>
-                <w:bCs w:val="0"/>
-                <w:color w:val="000000" w:themeColor="text1"/>
-                <w:sz w:val="20"/>
-                <w:szCs w:val="20"/>
-              </w:rPr>
-            </w:pPr>
-            <w:r>
-              <w:rPr>
-                <w:rFonts w:ascii="BC Sans" w:eastAsia="Times New Roman" w:hAnsi="BC Sans" w:cs="Times New Roman"/>
+                <w:rFonts w:ascii="BC Sans" w:hAnsi="BC Sans" w:eastAsia="Times New Roman" w:cs="Times New Roman"/>
+                <w:b w:val="0"/>
+                <w:bCs w:val="0"/>
+                <w:color w:val="000000" w:themeColor="text1"/>
+                <w:sz w:val="20"/>
+                <w:szCs w:val="20"/>
+              </w:rPr>
+            </w:pPr>
+            <w:r>
+              <w:rPr>
+                <w:rFonts w:ascii="BC Sans" w:hAnsi="BC Sans" w:eastAsia="Times New Roman" w:cs="Times New Roman"/>
                 <w:b w:val="0"/>
                 <w:bCs w:val="0"/>
                 <w:color w:val="000000" w:themeColor="text1"/>
@@ -148,7 +148,7 @@
             </w:r>
             <w:r>
               <w:rPr>
-                <w:rFonts w:ascii="BC Sans" w:eastAsia="Times New Roman" w:hAnsi="BC Sans" w:cs="Times New Roman"/>
+                <w:rFonts w:ascii="BC Sans" w:hAnsi="BC Sans" w:eastAsia="Times New Roman" w:cs="Times New Roman"/>
                 <w:b w:val="0"/>
                 <w:bCs w:val="0"/>
                 <w:color w:val="000000" w:themeColor="text1"/>
@@ -159,7 +159,7 @@
             </w:r>
             <w:r>
               <w:rPr>
-                <w:rFonts w:ascii="BC Sans" w:eastAsia="Times New Roman" w:hAnsi="BC Sans" w:cs="Times New Roman"/>
+                <w:rFonts w:ascii="BC Sans" w:hAnsi="BC Sans" w:eastAsia="Times New Roman" w:cs="Times New Roman"/>
                 <w:b w:val="0"/>
                 <w:bCs w:val="0"/>
                 <w:color w:val="000000" w:themeColor="text1"/>
@@ -170,7 +170,7 @@
             </w:r>
             <w:r>
               <w:rPr>
-                <w:rFonts w:ascii="BC Sans" w:eastAsia="BC Sans" w:hAnsi="BC Sans" w:cs="BC Sans"/>
+                <w:rFonts w:ascii="BC Sans" w:hAnsi="BC Sans" w:eastAsia="BC Sans" w:cs="BC Sans"/>
                 <w:sz w:val="18"/>
                 <w:szCs w:val="18"/>
               </w:rPr>
@@ -178,7 +178,7 @@
             </w:r>
             <w:r>
               <w:rPr>
-                <w:rFonts w:ascii="BC Sans" w:eastAsia="Times New Roman" w:hAnsi="BC Sans" w:cs="Times New Roman"/>
+                <w:rFonts w:ascii="BC Sans" w:hAnsi="BC Sans" w:eastAsia="Times New Roman" w:cs="Times New Roman"/>
                 <w:b w:val="0"/>
                 <w:bCs w:val="0"/>
                 <w:color w:val="000000" w:themeColor="text1"/>
@@ -189,7 +189,7 @@
             </w:r>
             <w:r>
               <w:rPr>
-                <w:rFonts w:ascii="BC Sans" w:eastAsia="Times New Roman" w:hAnsi="BC Sans" w:cs="Times New Roman"/>
+                <w:rFonts w:ascii="BC Sans" w:hAnsi="BC Sans" w:eastAsia="Times New Roman" w:cs="Times New Roman"/>
                 <w:b w:val="0"/>
                 <w:bCs w:val="0"/>
                 <w:color w:val="000000" w:themeColor="text1"/>
@@ -208,15 +208,15 @@
             <w:pPr>
               <w:cnfStyle w:val="100000000000" w:firstRow="1" w:lastRow="0" w:firstColumn="0" w:lastColumn="0" w:oddVBand="0" w:evenVBand="0" w:oddHBand="0" w:evenHBand="0" w:firstRowFirstColumn="0" w:firstRowLastColumn="0" w:lastRowFirstColumn="0" w:lastRowLastColumn="0"/>
               <w:rPr>
-                <w:rFonts w:ascii="BC Sans" w:eastAsia="Times New Roman" w:hAnsi="BC Sans" w:cs="Times New Roman"/>
-                <w:color w:val="000000" w:themeColor="text1"/>
-                <w:sz w:val="20"/>
-                <w:szCs w:val="20"/>
-              </w:rPr>
-            </w:pPr>
-            <w:r>
-              <w:rPr>
-                <w:rFonts w:ascii="BC Sans" w:eastAsia="Times New Roman" w:hAnsi="BC Sans" w:cs="Times New Roman"/>
+                <w:rFonts w:ascii="BC Sans" w:hAnsi="BC Sans" w:eastAsia="Times New Roman" w:cs="Times New Roman"/>
+                <w:color w:val="000000" w:themeColor="text1"/>
+                <w:sz w:val="20"/>
+                <w:szCs w:val="20"/>
+              </w:rPr>
+            </w:pPr>
+            <w:r>
+              <w:rPr>
+                <w:rFonts w:ascii="BC Sans" w:hAnsi="BC Sans" w:eastAsia="Times New Roman" w:cs="Times New Roman"/>
                 <w:b w:val="0"/>
                 <w:bCs w:val="0"/>
                 <w:color w:val="000000" w:themeColor="text1"/>
@@ -227,7 +227,7 @@
             </w:r>
             <w:r>
               <w:rPr>
-                <w:rFonts w:ascii="BC Sans" w:eastAsia="Times New Roman" w:hAnsi="BC Sans" w:cs="Times New Roman"/>
+                <w:rFonts w:ascii="BC Sans" w:hAnsi="BC Sans" w:eastAsia="Times New Roman" w:cs="Times New Roman"/>
                 <w:b w:val="0"/>
                 <w:bCs w:val="0"/>
                 <w:color w:val="000000" w:themeColor="text1"/>
@@ -238,7 +238,7 @@
             </w:r>
             <w:r>
               <w:rPr>
-                <w:rFonts w:ascii="BC Sans" w:eastAsia="BC Sans" w:hAnsi="BC Sans" w:cs="BC Sans"/>
+                <w:rFonts w:ascii="BC Sans" w:hAnsi="BC Sans" w:eastAsia="BC Sans" w:cs="BC Sans"/>
                 <w:b w:val="0"/>
                 <w:bCs w:val="0"/>
                 <w:sz w:val="18"/>
@@ -248,7 +248,7 @@
             </w:r>
             <w:r>
               <w:rPr>
-                <w:rFonts w:ascii="BC Sans" w:eastAsia="Times New Roman" w:hAnsi="BC Sans" w:cs="Times New Roman"/>
+                <w:rFonts w:ascii="BC Sans" w:hAnsi="BC Sans" w:eastAsia="Times New Roman" w:cs="Times New Roman"/>
                 <w:b w:val="0"/>
                 <w:bCs w:val="0"/>
                 <w:color w:val="000000" w:themeColor="text1"/>
@@ -259,7 +259,7 @@
             </w:r>
             <w:r>
               <w:rPr>
-                <w:rFonts w:ascii="BC Sans" w:eastAsia="Times New Roman" w:hAnsi="BC Sans" w:cs="Times New Roman"/>
+                <w:rFonts w:ascii="BC Sans" w:hAnsi="BC Sans" w:eastAsia="Times New Roman" w:cs="Times New Roman"/>
                 <w:b w:val="0"/>
                 <w:bCs w:val="0"/>
                 <w:color w:val="000000" w:themeColor="text1"/>
@@ -280,7 +280,7 @@
             </w:pPr>
             <w:r>
               <w:rPr>
-                <w:rFonts w:ascii="BC Sans" w:eastAsia="Times New Roman" w:hAnsi="BC Sans" w:cs="Times New Roman"/>
+                <w:rFonts w:ascii="BC Sans" w:hAnsi="BC Sans" w:eastAsia="Times New Roman" w:cs="Times New Roman"/>
                 <w:b w:val="0"/>
                 <w:bCs w:val="0"/>
                 <w:color w:val="000000" w:themeColor="text1"/>
@@ -291,7 +291,7 @@
             </w:r>
             <w:r>
               <w:rPr>
-                <w:rFonts w:ascii="BC Sans" w:eastAsia="Times New Roman" w:hAnsi="BC Sans" w:cs="Times New Roman"/>
+                <w:rFonts w:ascii="BC Sans" w:hAnsi="BC Sans" w:eastAsia="Times New Roman" w:cs="Times New Roman"/>
                 <w:b w:val="0"/>
                 <w:bCs w:val="0"/>
                 <w:color w:val="000000" w:themeColor="text1"/>
@@ -302,7 +302,7 @@
             </w:r>
             <w:r>
               <w:rPr>
-                <w:rFonts w:ascii="BC Sans" w:eastAsia="BC Sans" w:hAnsi="BC Sans" w:cs="BC Sans"/>
+                <w:rFonts w:ascii="BC Sans" w:hAnsi="BC Sans" w:eastAsia="BC Sans" w:cs="BC Sans"/>
                 <w:b w:val="0"/>
                 <w:bCs w:val="0"/>
                 <w:sz w:val="18"/>
@@ -312,7 +312,7 @@
             </w:r>
             <w:r>
               <w:rPr>
-                <w:rFonts w:ascii="BC Sans" w:eastAsia="Times New Roman" w:hAnsi="BC Sans" w:cs="Times New Roman"/>
+                <w:rFonts w:ascii="BC Sans" w:hAnsi="BC Sans" w:eastAsia="Times New Roman" w:cs="Times New Roman"/>
                 <w:b w:val="0"/>
                 <w:bCs w:val="0"/>
                 <w:color w:val="000000" w:themeColor="text1"/>
@@ -323,7 +323,7 @@
             </w:r>
             <w:r>
               <w:rPr>
-                <w:rFonts w:ascii="BC Sans" w:eastAsia="Times New Roman" w:hAnsi="BC Sans" w:cs="Times New Roman"/>
+                <w:rFonts w:ascii="BC Sans" w:hAnsi="BC Sans" w:eastAsia="Times New Roman" w:cs="Times New Roman"/>
                 <w:b w:val="0"/>
                 <w:bCs w:val="0"/>
                 <w:color w:val="000000" w:themeColor="text1"/>
@@ -347,17 +347,17 @@
           <w:p>
             <w:pPr>
               <w:rPr>
-                <w:rFonts w:ascii="BC Sans" w:eastAsia="Times New Roman" w:hAnsi="BC Sans" w:cs="Times New Roman"/>
-                <w:b w:val="0"/>
-                <w:bCs w:val="0"/>
-                <w:color w:val="000000" w:themeColor="text1"/>
-                <w:sz w:val="20"/>
-                <w:szCs w:val="20"/>
-              </w:rPr>
-            </w:pPr>
-            <w:r>
-              <w:rPr>
-                <w:rFonts w:ascii="BC Sans" w:eastAsia="Times New Roman" w:hAnsi="BC Sans" w:cs="Times New Roman"/>
+                <w:rFonts w:ascii="BC Sans" w:hAnsi="BC Sans" w:eastAsia="Times New Roman" w:cs="Times New Roman"/>
+                <w:b w:val="0"/>
+                <w:bCs w:val="0"/>
+                <w:color w:val="000000" w:themeColor="text1"/>
+                <w:sz w:val="20"/>
+                <w:szCs w:val="20"/>
+              </w:rPr>
+            </w:pPr>
+            <w:r>
+              <w:rPr>
+                <w:rFonts w:ascii="BC Sans" w:hAnsi="BC Sans" w:eastAsia="Times New Roman" w:cs="Times New Roman"/>
                 <w:b w:val="0"/>
                 <w:bCs w:val="0"/>
                 <w:color w:val="000000" w:themeColor="text1"/>
@@ -368,7 +368,7 @@
             </w:r>
             <w:r>
               <w:rPr>
-                <w:rFonts w:ascii="BC Sans" w:eastAsia="Times New Roman" w:hAnsi="BC Sans" w:cs="Times New Roman"/>
+                <w:rFonts w:ascii="BC Sans" w:hAnsi="BC Sans" w:eastAsia="Times New Roman" w:cs="Times New Roman"/>
                 <w:b w:val="0"/>
                 <w:bCs w:val="0"/>
                 <w:color w:val="000000" w:themeColor="text1"/>
@@ -379,7 +379,7 @@
             </w:r>
             <w:r>
               <w:rPr>
-                <w:rFonts w:ascii="BC Sans" w:eastAsia="Times New Roman" w:hAnsi="BC Sans" w:cs="Times New Roman"/>
+                <w:rFonts w:ascii="BC Sans" w:hAnsi="BC Sans" w:eastAsia="Times New Roman" w:cs="Times New Roman"/>
                 <w:b w:val="0"/>
                 <w:bCs w:val="0"/>
                 <w:color w:val="000000" w:themeColor="text1"/>
@@ -390,7 +390,7 @@
             </w:r>
             <w:r>
               <w:rPr>
-                <w:rFonts w:ascii="BC Sans" w:eastAsia="Times New Roman" w:hAnsi="BC Sans" w:cs="Times New Roman"/>
+                <w:rFonts w:ascii="BC Sans" w:hAnsi="BC Sans" w:eastAsia="Times New Roman" w:cs="Times New Roman"/>
                 <w:b w:val="0"/>
                 <w:bCs w:val="0"/>
                 <w:color w:val="000000" w:themeColor="text1"/>
@@ -401,7 +401,7 @@
             </w:r>
             <w:r>
               <w:rPr>
-                <w:rFonts w:ascii="BC Sans" w:eastAsia="BC Sans" w:hAnsi="BC Sans" w:cs="BC Sans"/>
+                <w:rFonts w:ascii="BC Sans" w:hAnsi="BC Sans" w:eastAsia="BC Sans" w:cs="BC Sans"/>
                 <w:b w:val="0"/>
                 <w:bCs w:val="0"/>
                 <w:sz w:val="18"/>
@@ -411,7 +411,7 @@
             </w:r>
             <w:r>
               <w:rPr>
-                <w:rFonts w:ascii="BC Sans" w:eastAsia="Times New Roman" w:hAnsi="BC Sans" w:cs="Times New Roman"/>
+                <w:rFonts w:ascii="BC Sans" w:hAnsi="BC Sans" w:eastAsia="Times New Roman" w:cs="Times New Roman"/>
                 <w:b w:val="0"/>
                 <w:bCs w:val="0"/>
                 <w:color w:val="000000" w:themeColor="text1"/>
@@ -422,7 +422,7 @@
             </w:r>
             <w:r>
               <w:rPr>
-                <w:rFonts w:ascii="BC Sans" w:eastAsia="Times New Roman" w:hAnsi="BC Sans" w:cs="Times New Roman"/>
+                <w:rFonts w:ascii="BC Sans" w:hAnsi="BC Sans" w:eastAsia="Times New Roman" w:cs="Times New Roman"/>
                 <w:b w:val="0"/>
                 <w:bCs w:val="0"/>
                 <w:color w:val="000000" w:themeColor="text1"/>
@@ -441,15 +441,15 @@
             <w:pPr>
               <w:cnfStyle w:val="000000000000" w:firstRow="0" w:lastRow="0" w:firstColumn="0" w:lastColumn="0" w:oddVBand="0" w:evenVBand="0" w:oddHBand="0" w:evenHBand="0" w:firstRowFirstColumn="0" w:firstRowLastColumn="0" w:lastRowFirstColumn="0" w:lastRowLastColumn="0"/>
               <w:rPr>
-                <w:rFonts w:ascii="BC Sans" w:eastAsia="Times New Roman" w:hAnsi="BC Sans" w:cs="Times New Roman"/>
-                <w:color w:val="000000" w:themeColor="text1"/>
-                <w:sz w:val="20"/>
-                <w:szCs w:val="20"/>
-              </w:rPr>
-            </w:pPr>
-            <w:r>
-              <w:rPr>
-                <w:rFonts w:ascii="BC Sans" w:eastAsia="Times New Roman" w:hAnsi="BC Sans" w:cs="Times New Roman"/>
+                <w:rFonts w:ascii="BC Sans" w:hAnsi="BC Sans" w:eastAsia="Times New Roman" w:cs="Times New Roman"/>
+                <w:color w:val="000000" w:themeColor="text1"/>
+                <w:sz w:val="20"/>
+                <w:szCs w:val="20"/>
+              </w:rPr>
+            </w:pPr>
+            <w:r>
+              <w:rPr>
+                <w:rFonts w:ascii="BC Sans" w:hAnsi="BC Sans" w:eastAsia="Times New Roman" w:cs="Times New Roman"/>
                 <w:color w:val="000000" w:themeColor="text1"/>
                 <w:sz w:val="20"/>
                 <w:szCs w:val="20"/>
@@ -458,7 +458,7 @@
             </w:r>
             <w:r>
               <w:rPr>
-                <w:rFonts w:ascii="BC Sans" w:eastAsia="Times New Roman" w:hAnsi="BC Sans" w:cs="Times New Roman"/>
+                <w:rFonts w:ascii="BC Sans" w:hAnsi="BC Sans" w:eastAsia="Times New Roman" w:cs="Times New Roman"/>
                 <w:color w:val="000000" w:themeColor="text1"/>
                 <w:sz w:val="20"/>
                 <w:szCs w:val="20"/>
@@ -467,7 +467,7 @@
             </w:r>
             <w:r>
               <w:rPr>
-                <w:rFonts w:ascii="BC Sans" w:eastAsia="BC Sans" w:hAnsi="BC Sans" w:cs="BC Sans"/>
+                <w:rFonts w:ascii="BC Sans" w:hAnsi="BC Sans" w:eastAsia="BC Sans" w:cs="BC Sans"/>
                 <w:b/>
                 <w:bCs/>
                 <w:sz w:val="18"/>
@@ -477,7 +477,7 @@
             </w:r>
             <w:r>
               <w:rPr>
-                <w:rFonts w:ascii="BC Sans" w:eastAsia="Times New Roman" w:hAnsi="BC Sans" w:cs="Times New Roman"/>
+                <w:rFonts w:ascii="BC Sans" w:hAnsi="BC Sans" w:eastAsia="Times New Roman" w:cs="Times New Roman"/>
                 <w:color w:val="000000" w:themeColor="text1"/>
                 <w:sz w:val="20"/>
                 <w:szCs w:val="20"/>
@@ -494,15 +494,15 @@
             <w:pPr>
               <w:cnfStyle w:val="000000000000" w:firstRow="0" w:lastRow="0" w:firstColumn="0" w:lastColumn="0" w:oddVBand="0" w:evenVBand="0" w:oddHBand="0" w:evenHBand="0" w:firstRowFirstColumn="0" w:firstRowLastColumn="0" w:lastRowFirstColumn="0" w:lastRowLastColumn="0"/>
               <w:rPr>
-                <w:rFonts w:ascii="BC Sans" w:eastAsia="Times New Roman" w:hAnsi="BC Sans" w:cs="Times New Roman"/>
-                <w:color w:val="000000" w:themeColor="text1"/>
-                <w:sz w:val="20"/>
-                <w:szCs w:val="20"/>
-              </w:rPr>
-            </w:pPr>
-            <w:r>
-              <w:rPr>
-                <w:rFonts w:ascii="BC Sans" w:eastAsia="Times New Roman" w:hAnsi="BC Sans" w:cs="Times New Roman"/>
+                <w:rFonts w:ascii="BC Sans" w:hAnsi="BC Sans" w:eastAsia="Times New Roman" w:cs="Times New Roman"/>
+                <w:color w:val="000000" w:themeColor="text1"/>
+                <w:sz w:val="20"/>
+                <w:szCs w:val="20"/>
+              </w:rPr>
+            </w:pPr>
+            <w:r>
+              <w:rPr>
+                <w:rFonts w:ascii="BC Sans" w:hAnsi="BC Sans" w:eastAsia="Times New Roman" w:cs="Times New Roman"/>
                 <w:color w:val="000000" w:themeColor="text1"/>
                 <w:sz w:val="20"/>
                 <w:szCs w:val="20"/>
@@ -511,7 +511,7 @@
             </w:r>
             <w:r>
               <w:rPr>
-                <w:rFonts w:ascii="BC Sans" w:eastAsia="BC Sans" w:hAnsi="BC Sans" w:cs="BC Sans"/>
+                <w:rFonts w:ascii="BC Sans" w:hAnsi="BC Sans" w:eastAsia="BC Sans" w:cs="BC Sans"/>
                 <w:sz w:val="18"/>
                 <w:szCs w:val="18"/>
               </w:rPr>
@@ -519,7 +519,7 @@
             </w:r>
             <w:r>
               <w:rPr>
-                <w:rFonts w:ascii="BC Sans" w:eastAsia="BC Sans" w:hAnsi="BC Sans" w:cs="BC Sans"/>
+                <w:rFonts w:ascii="BC Sans" w:hAnsi="BC Sans" w:eastAsia="BC Sans" w:cs="BC Sans"/>
                 <w:sz w:val="18"/>
                 <w:szCs w:val="18"/>
               </w:rPr>
@@ -527,7 +527,7 @@
             </w:r>
             <w:r>
               <w:rPr>
-                <w:rFonts w:ascii="BC Sans" w:eastAsia="Times New Roman" w:hAnsi="BC Sans" w:cs="Times New Roman"/>
+                <w:rFonts w:ascii="BC Sans" w:hAnsi="BC Sans" w:eastAsia="Times New Roman" w:cs="Times New Roman"/>
                 <w:color w:val="000000" w:themeColor="text1"/>
                 <w:sz w:val="20"/>
                 <w:szCs w:val="20"/>
@@ -536,7 +536,7 @@
             </w:r>
             <w:r>
               <w:rPr>
-                <w:rFonts w:ascii="BC Sans" w:eastAsia="Times New Roman" w:hAnsi="BC Sans" w:cs="Times New Roman"/>
+                <w:rFonts w:ascii="BC Sans" w:hAnsi="BC Sans" w:eastAsia="Times New Roman" w:cs="Times New Roman"/>
                 <w:color w:val="000000" w:themeColor="text1"/>
                 <w:sz w:val="20"/>
                 <w:szCs w:val="20"/>
@@ -545,7 +545,7 @@
             </w:r>
             <w:r>
               <w:rPr>
-                <w:rFonts w:ascii="BC Sans" w:eastAsia="Times New Roman" w:hAnsi="BC Sans" w:cs="Times New Roman"/>
+                <w:rFonts w:ascii="BC Sans" w:hAnsi="BC Sans" w:eastAsia="Times New Roman" w:cs="Times New Roman"/>
                 <w:color w:val="000000" w:themeColor="text1"/>
                 <w:sz w:val="20"/>
                 <w:szCs w:val="20"/>
@@ -554,7 +554,7 @@
             </w:r>
             <w:r>
               <w:rPr>
-                <w:rFonts w:ascii="BC Sans" w:eastAsia="Times New Roman" w:hAnsi="BC Sans" w:cs="Times New Roman"/>
+                <w:rFonts w:ascii="BC Sans" w:hAnsi="BC Sans" w:eastAsia="Times New Roman" w:cs="Times New Roman"/>
                 <w:color w:val="000000" w:themeColor="text1"/>
                 <w:sz w:val="20"/>
                 <w:szCs w:val="20"/>
@@ -563,7 +563,7 @@
             </w:r>
             <w:r>
               <w:rPr>
-                <w:rFonts w:ascii="BC Sans" w:eastAsia="Times New Roman" w:hAnsi="BC Sans" w:cs="Times New Roman"/>
+                <w:rFonts w:ascii="BC Sans" w:hAnsi="BC Sans" w:eastAsia="Times New Roman" w:cs="Times New Roman"/>
                 <w:color w:val="000000" w:themeColor="text1"/>
                 <w:sz w:val="20"/>
                 <w:szCs w:val="20"/>
@@ -572,7 +572,7 @@
             </w:r>
             <w:r>
               <w:rPr>
-                <w:rFonts w:ascii="BC Sans" w:eastAsia="Times New Roman" w:hAnsi="BC Sans" w:cs="Times New Roman"/>
+                <w:rFonts w:ascii="BC Sans" w:hAnsi="BC Sans" w:eastAsia="Times New Roman" w:cs="Times New Roman"/>
                 <w:color w:val="000000" w:themeColor="text1"/>
                 <w:sz w:val="20"/>
                 <w:szCs w:val="20"/>
@@ -581,7 +581,7 @@
             </w:r>
             <w:r>
               <w:rPr>
-                <w:rFonts w:ascii="BC Sans" w:eastAsia="Times New Roman" w:hAnsi="BC Sans" w:cs="Times New Roman"/>
+                <w:rFonts w:ascii="BC Sans" w:hAnsi="BC Sans" w:eastAsia="Times New Roman" w:cs="Times New Roman"/>
                 <w:color w:val="000000" w:themeColor="text1"/>
                 <w:sz w:val="20"/>
                 <w:szCs w:val="20"/>
@@ -590,7 +590,7 @@
             </w:r>
             <w:r>
               <w:rPr>
-                <w:rFonts w:ascii="BC Sans" w:eastAsia="Times New Roman" w:hAnsi="BC Sans" w:cs="Times New Roman"/>
+                <w:rFonts w:ascii="BC Sans" w:hAnsi="BC Sans" w:eastAsia="Times New Roman" w:cs="Times New Roman"/>
                 <w:color w:val="000000" w:themeColor="text1"/>
                 <w:sz w:val="20"/>
                 <w:szCs w:val="20"/>
@@ -599,7 +599,7 @@
             </w:r>
             <w:r>
               <w:rPr>
-                <w:rFonts w:ascii="BC Sans" w:eastAsia="BC Sans" w:hAnsi="BC Sans" w:cs="BC Sans"/>
+                <w:rFonts w:ascii="BC Sans" w:hAnsi="BC Sans" w:eastAsia="BC Sans" w:cs="BC Sans"/>
                 <w:sz w:val="18"/>
                 <w:szCs w:val="18"/>
               </w:rPr>
@@ -607,7 +607,7 @@
             </w:r>
             <w:r>
               <w:rPr>
-                <w:rFonts w:ascii="BC Sans" w:eastAsia="BC Sans" w:hAnsi="BC Sans" w:cs="BC Sans"/>
+                <w:rFonts w:ascii="BC Sans" w:hAnsi="BC Sans" w:eastAsia="BC Sans" w:cs="BC Sans"/>
                 <w:sz w:val="18"/>
                 <w:szCs w:val="18"/>
               </w:rPr>
@@ -615,7 +615,7 @@
             </w:r>
             <w:r>
               <w:rPr>
-                <w:rFonts w:ascii="BC Sans" w:eastAsia="Times New Roman" w:hAnsi="BC Sans" w:cs="Times New Roman"/>
+                <w:rFonts w:ascii="BC Sans" w:hAnsi="BC Sans" w:eastAsia="Times New Roman" w:cs="Times New Roman"/>
                 <w:color w:val="000000" w:themeColor="text1"/>
                 <w:sz w:val="20"/>
                 <w:szCs w:val="20"/>
@@ -624,7 +624,7 @@
             </w:r>
             <w:r>
               <w:rPr>
-                <w:rFonts w:ascii="BC Sans" w:eastAsia="Times New Roman" w:hAnsi="BC Sans" w:cs="Times New Roman"/>
+                <w:rFonts w:ascii="BC Sans" w:hAnsi="BC Sans" w:eastAsia="Times New Roman" w:cs="Times New Roman"/>
                 <w:color w:val="000000" w:themeColor="text1"/>
                 <w:sz w:val="20"/>
                 <w:szCs w:val="20"/>
@@ -633,7 +633,7 @@
             </w:r>
             <w:r>
               <w:rPr>
-                <w:rFonts w:ascii="BC Sans" w:eastAsia="Times New Roman" w:hAnsi="BC Sans" w:cs="Times New Roman"/>
+                <w:rFonts w:ascii="BC Sans" w:hAnsi="BC Sans" w:eastAsia="Times New Roman" w:cs="Times New Roman"/>
                 <w:color w:val="000000" w:themeColor="text1"/>
                 <w:sz w:val="20"/>
                 <w:szCs w:val="20"/>
@@ -642,7 +642,7 @@
             </w:r>
             <w:r>
               <w:rPr>
-                <w:rFonts w:ascii="BC Sans" w:eastAsia="Times New Roman" w:hAnsi="BC Sans" w:cs="Times New Roman"/>
+                <w:rFonts w:ascii="BC Sans" w:hAnsi="BC Sans" w:eastAsia="Times New Roman" w:cs="Times New Roman"/>
                 <w:color w:val="000000" w:themeColor="text1"/>
                 <w:sz w:val="20"/>
                 <w:szCs w:val="20"/>
@@ -651,7 +651,7 @@
             </w:r>
             <w:r>
               <w:rPr>
-                <w:rFonts w:ascii="BC Sans" w:eastAsia="BC Sans" w:hAnsi="BC Sans" w:cs="BC Sans"/>
+                <w:rFonts w:ascii="BC Sans" w:hAnsi="BC Sans" w:eastAsia="BC Sans" w:cs="BC Sans"/>
                 <w:sz w:val="18"/>
                 <w:szCs w:val="18"/>
               </w:rPr>
@@ -659,7 +659,7 @@
             </w:r>
             <w:r>
               <w:rPr>
-                <w:rFonts w:ascii="BC Sans" w:eastAsia="BC Sans" w:hAnsi="BC Sans" w:cs="BC Sans"/>
+                <w:rFonts w:ascii="BC Sans" w:hAnsi="BC Sans" w:eastAsia="BC Sans" w:cs="BC Sans"/>
                 <w:sz w:val="18"/>
                 <w:szCs w:val="18"/>
               </w:rPr>
@@ -667,7 +667,7 @@
             </w:r>
             <w:r>
               <w:rPr>
-                <w:rFonts w:ascii="BC Sans" w:eastAsia="Times New Roman" w:hAnsi="BC Sans" w:cs="Times New Roman"/>
+                <w:rFonts w:ascii="BC Sans" w:hAnsi="BC Sans" w:eastAsia="Times New Roman" w:cs="Times New Roman"/>
                 <w:color w:val="000000" w:themeColor="text1"/>
                 <w:sz w:val="20"/>
                 <w:szCs w:val="20"/>
@@ -676,7 +676,7 @@
             </w:r>
             <w:r>
               <w:rPr>
-                <w:rFonts w:ascii="BC Sans" w:eastAsia="Times New Roman" w:hAnsi="BC Sans" w:cs="Times New Roman"/>
+                <w:rFonts w:ascii="BC Sans" w:hAnsi="BC Sans" w:eastAsia="Times New Roman" w:cs="Times New Roman"/>
                 <w:color w:val="000000" w:themeColor="text1"/>
                 <w:sz w:val="20"/>
                 <w:szCs w:val="20"/>
@@ -685,7 +685,7 @@
             </w:r>
             <w:r>
               <w:rPr>
-                <w:rFonts w:ascii="BC Sans" w:eastAsia="Times New Roman" w:hAnsi="BC Sans" w:cs="Times New Roman"/>
+                <w:rFonts w:ascii="BC Sans" w:hAnsi="BC Sans" w:eastAsia="Times New Roman" w:cs="Times New Roman"/>
                 <w:color w:val="000000" w:themeColor="text1"/>
                 <w:sz w:val="20"/>
                 <w:szCs w:val="20"/>
@@ -694,7 +694,7 @@
             </w:r>
             <w:r>
               <w:rPr>
-                <w:rFonts w:ascii="BC Sans" w:eastAsia="Times New Roman" w:hAnsi="BC Sans" w:cs="Times New Roman"/>
+                <w:rFonts w:ascii="BC Sans" w:hAnsi="BC Sans" w:eastAsia="Times New Roman" w:cs="Times New Roman"/>
                 <w:color w:val="000000" w:themeColor="text1"/>
                 <w:sz w:val="20"/>
                 <w:szCs w:val="20"/>
@@ -710,7 +710,7 @@
         <w:spacing w:after="0" w:line="240" w:lineRule="auto"/>
         <w:textAlignment w:val="baseline"/>
         <w:rPr>
-          <w:rFonts w:ascii="BC Sans" w:eastAsia="Times New Roman" w:hAnsi="BC Sans" w:cs="Segoe UI"/>
+          <w:rFonts w:ascii="BC Sans" w:hAnsi="BC Sans" w:eastAsia="Times New Roman" w:cs="Segoe UI"/>
           <w:color w:val="000000"/>
           <w:kern w:val="0"/>
           <w:sz w:val="20"/>
@@ -721,7 +721,7 @@
       </w:pPr>
       <w:r>
         <w:rPr>
-          <w:rFonts w:ascii="BC Sans" w:eastAsia="Times New Roman" w:hAnsi="BC Sans" w:cs="Segoe UI"/>
+          <w:rFonts w:ascii="BC Sans" w:hAnsi="BC Sans" w:eastAsia="Times New Roman" w:cs="Segoe UI"/>
           <w:color w:val="000000"/>
           <w:kern w:val="0"/>
           <w:sz w:val="20"/>
@@ -733,7 +733,7 @@
       </w:r>
       <w:r>
         <w:rPr>
-          <w:rFonts w:ascii="BC Sans" w:eastAsia="Times New Roman" w:hAnsi="BC Sans" w:cs="Segoe UI"/>
+          <w:rFonts w:ascii="BC Sans" w:hAnsi="BC Sans" w:eastAsia="Times New Roman" w:cs="Segoe UI"/>
           <w:color w:val="000000"/>
           <w:kern w:val="0"/>
           <w:sz w:val="20"/>
@@ -745,7 +745,7 @@
       </w:r>
       <w:r>
         <w:rPr>
-          <w:rFonts w:ascii="BC Sans" w:eastAsia="Times New Roman" w:hAnsi="BC Sans" w:cs="Segoe UI"/>
+          <w:rFonts w:ascii="BC Sans" w:hAnsi="BC Sans" w:eastAsia="Times New Roman" w:cs="Segoe UI"/>
           <w:color w:val="000000"/>
           <w:kern w:val="0"/>
           <w:sz w:val="20"/>
@@ -757,7 +757,7 @@
       </w:r>
       <w:r>
         <w:rPr>
-          <w:rFonts w:ascii="BC Sans" w:eastAsia="Times New Roman" w:hAnsi="BC Sans" w:cs="Segoe UI"/>
+          <w:rFonts w:ascii="BC Sans" w:hAnsi="BC Sans" w:eastAsia="Times New Roman" w:cs="Segoe UI"/>
           <w:color w:val="000000"/>
           <w:kern w:val="0"/>
           <w:sz w:val="20"/>
@@ -769,7 +769,7 @@
       </w:r>
       <w:r>
         <w:rPr>
-          <w:rFonts w:ascii="BC Sans" w:eastAsia="Times New Roman" w:hAnsi="BC Sans" w:cs="Segoe UI"/>
+          <w:rFonts w:ascii="BC Sans" w:hAnsi="BC Sans" w:eastAsia="Times New Roman" w:cs="Segoe UI"/>
           <w:color w:val="000000"/>
           <w:kern w:val="0"/>
           <w:sz w:val="20"/>
@@ -805,7 +805,7 @@
           <w:p>
             <w:pPr>
               <w:rPr>
-                <w:rFonts w:ascii="BC Sans" w:eastAsia="Times New Roman" w:hAnsi="BC Sans" w:cs="Times New Roman"/>
+                <w:rFonts w:ascii="BC Sans" w:hAnsi="BC Sans" w:eastAsia="Times New Roman" w:cs="Times New Roman"/>
                 <w:color w:val="000000"/>
                 <w:kern w:val="0"/>
                 <w:sz w:val="20"/>
@@ -815,7 +815,7 @@
             </w:pPr>
             <w:r>
               <w:rPr>
-                <w:rFonts w:ascii="BC Sans" w:eastAsia="Times New Roman" w:hAnsi="BC Sans" w:cs="Times New Roman"/>
+                <w:rFonts w:ascii="BC Sans" w:hAnsi="BC Sans" w:eastAsia="Times New Roman" w:cs="Times New Roman"/>
                 <w:caps w:val="0"/>
                 <w:color w:val="000000"/>
                 <w:kern w:val="0"/>
@@ -828,7 +828,7 @@
             <w:commentRangeStart w:id="0"/>
             <w:r>
               <w:rPr>
-                <w:rFonts w:ascii="BC Sans" w:eastAsia="Times New Roman" w:hAnsi="BC Sans" w:cs="Times New Roman"/>
+                <w:rFonts w:ascii="BC Sans" w:hAnsi="BC Sans" w:eastAsia="Times New Roman" w:cs="Times New Roman"/>
                 <w:caps w:val="0"/>
                 <w:color w:val="000000"/>
                 <w:kern w:val="0"/>
@@ -860,7 +860,7 @@
             <w:pPr>
               <w:cnfStyle w:val="100000000000" w:firstRow="1" w:lastRow="0" w:firstColumn="0" w:lastColumn="0" w:oddVBand="0" w:evenVBand="0" w:oddHBand="0" w:evenHBand="0" w:firstRowFirstColumn="0" w:firstRowLastColumn="0" w:lastRowFirstColumn="0" w:lastRowLastColumn="0"/>
               <w:rPr>
-                <w:rFonts w:ascii="BC Sans" w:eastAsia="Times New Roman" w:hAnsi="BC Sans" w:cs="Times New Roman"/>
+                <w:rFonts w:ascii="BC Sans" w:hAnsi="BC Sans" w:eastAsia="Times New Roman" w:cs="Times New Roman"/>
                 <w:color w:val="000000"/>
                 <w:kern w:val="0"/>
                 <w:sz w:val="20"/>
@@ -874,7 +874,7 @@
       <w:tr>
         <w:trPr>
           <w:cnfStyle w:val="000000100000" w:firstRow="0" w:lastRow="0" w:firstColumn="0" w:lastColumn="0" w:oddVBand="0" w:evenVBand="0" w:oddHBand="1" w:evenHBand="0" w:firstRowFirstColumn="0" w:firstRowLastColumn="0" w:lastRowFirstColumn="0" w:lastRowLastColumn="0"/>
-          <w:trHeight w:hRule="exact" w:val="20"/>
+          <w:trHeight w:val="20" w:hRule="exact"/>
         </w:trPr>
         <w:tc>
           <w:tcPr>
@@ -882,7 +882,7 @@
             <w:tcW w:w="10915" w:type="dxa"/>
             <w:gridSpan w:val="2"/>
             <w:tcBorders>
-              <w:right w:val="none" w:sz="0" w:space="0" w:color="auto"/>
+              <w:right w:val="none" w:color="auto" w:sz="0" w:space="0"/>
             </w:tcBorders>
             <w:noWrap/>
             <w:vAlign w:val="center"/>
@@ -891,7 +891,7 @@
             <w:pPr>
               <w:spacing w:line="259" w:lineRule="auto"/>
               <w:rPr>
-                <w:rFonts w:ascii="BC Sans" w:eastAsia="Times New Roman" w:hAnsi="BC Sans" w:cs="Times New Roman"/>
+                <w:rFonts w:ascii="BC Sans" w:hAnsi="BC Sans" w:eastAsia="Times New Roman" w:cs="Times New Roman"/>
                 <w:color w:val="000000" w:themeColor="text1"/>
                 <w:sz w:val="18"/>
                 <w:szCs w:val="18"/>
@@ -902,7 +902,7 @@
       </w:tr>
       <w:tr>
         <w:trPr>
-          <w:trHeight w:hRule="exact" w:val="20"/>
+          <w:trHeight w:val="20" w:hRule="exact"/>
         </w:trPr>
         <w:tc>
           <w:tcPr>
@@ -910,7 +910,7 @@
             <w:tcW w:w="10915" w:type="dxa"/>
             <w:gridSpan w:val="2"/>
             <w:tcBorders>
-              <w:right w:val="none" w:sz="0" w:space="0" w:color="auto"/>
+              <w:right w:val="none" w:color="auto" w:sz="0" w:space="0"/>
             </w:tcBorders>
             <w:noWrap/>
             <w:vAlign w:val="center"/>
@@ -918,7 +918,7 @@
           <w:p>
             <w:pPr>
               <w:rPr>
-                <w:rFonts w:ascii="BC Sans" w:eastAsia="Times New Roman" w:hAnsi="BC Sans" w:cs="Times New Roman"/>
+                <w:rFonts w:ascii="BC Sans" w:hAnsi="BC Sans" w:eastAsia="Times New Roman" w:cs="Times New Roman"/>
                 <w:color w:val="000000" w:themeColor="text1"/>
                 <w:sz w:val="20"/>
                 <w:szCs w:val="20"/>
@@ -939,7 +939,7 @@
             <w:tcW w:w="10915" w:type="dxa"/>
             <w:gridSpan w:val="2"/>
             <w:tcBorders>
-              <w:right w:val="none" w:sz="0" w:space="0" w:color="auto"/>
+              <w:right w:val="none" w:color="auto" w:sz="0" w:space="0"/>
             </w:tcBorders>
             <w:noWrap/>
             <w:vAlign w:val="center"/>
@@ -948,7 +948,7 @@
             <w:pPr>
               <w:spacing w:line="259" w:lineRule="auto"/>
               <w:rPr>
-                <w:rFonts w:ascii="BC Sans" w:eastAsia="Times New Roman" w:hAnsi="BC Sans" w:cs="Times New Roman"/>
+                <w:rFonts w:ascii="BC Sans" w:hAnsi="BC Sans" w:eastAsia="Times New Roman" w:cs="Times New Roman"/>
                 <w:b w:val="0"/>
                 <w:bCs w:val="0"/>
                 <w:color w:val="000000" w:themeColor="text1"/>
@@ -958,7 +958,7 @@
             </w:pPr>
             <w:r>
               <w:rPr>
-                <w:rFonts w:ascii="BC Sans" w:eastAsia="Times New Roman" w:hAnsi="BC Sans" w:cs="Times New Roman"/>
+                <w:rFonts w:ascii="BC Sans" w:hAnsi="BC Sans" w:eastAsia="Times New Roman" w:cs="Times New Roman"/>
                 <w:b w:val="0"/>
                 <w:bCs w:val="0"/>
                 <w:caps w:val="0"/>
@@ -970,7 +970,7 @@
             </w:r>
             <w:r>
               <w:rPr>
-                <w:rFonts w:ascii="BC Sans" w:eastAsia="Times New Roman" w:hAnsi="BC Sans" w:cs="Times New Roman"/>
+                <w:rFonts w:ascii="BC Sans" w:hAnsi="BC Sans" w:eastAsia="Times New Roman" w:cs="Times New Roman"/>
                 <w:b w:val="0"/>
                 <w:bCs w:val="0"/>
                 <w:caps w:val="0"/>
@@ -982,7 +982,7 @@
             </w:r>
             <w:r>
               <w:rPr>
-                <w:rFonts w:ascii="BC Sans" w:eastAsia="Times New Roman" w:hAnsi="BC Sans" w:cs="Times New Roman"/>
+                <w:rFonts w:ascii="BC Sans" w:hAnsi="BC Sans" w:eastAsia="Times New Roman" w:cs="Times New Roman"/>
                 <w:b w:val="0"/>
                 <w:bCs w:val="0"/>
                 <w:caps w:val="0"/>
@@ -994,7 +994,7 @@
             </w:r>
             <w:r>
               <w:rPr>
-                <w:rFonts w:ascii="BC Sans" w:eastAsia="Times New Roman" w:hAnsi="BC Sans" w:cs="Times New Roman"/>
+                <w:rFonts w:ascii="BC Sans" w:hAnsi="BC Sans" w:eastAsia="Times New Roman" w:cs="Times New Roman"/>
                 <w:b w:val="0"/>
                 <w:bCs w:val="0"/>
                 <w:caps w:val="0"/>
@@ -1006,7 +1006,7 @@
             </w:r>
             <w:r>
               <w:rPr>
-                <w:rFonts w:ascii="BC Sans" w:eastAsia="Times New Roman" w:hAnsi="BC Sans" w:cs="Times New Roman"/>
+                <w:rFonts w:ascii="BC Sans" w:hAnsi="BC Sans" w:eastAsia="Times New Roman" w:cs="Times New Roman"/>
                 <w:b w:val="0"/>
                 <w:bCs w:val="0"/>
                 <w:caps w:val="0"/>
@@ -1018,7 +1018,7 @@
             </w:r>
             <w:r>
               <w:rPr>
-                <w:rFonts w:ascii="BC Sans" w:eastAsia="Times New Roman" w:hAnsi="BC Sans" w:cs="Times New Roman"/>
+                <w:rFonts w:ascii="BC Sans" w:hAnsi="BC Sans" w:eastAsia="Times New Roman" w:cs="Times New Roman"/>
                 <w:b w:val="0"/>
                 <w:bCs w:val="0"/>
                 <w:caps w:val="0"/>
@@ -1030,7 +1030,7 @@
             </w:r>
             <w:r>
               <w:rPr>
-                <w:rFonts w:ascii="BC Sans" w:eastAsia="Times New Roman" w:hAnsi="BC Sans" w:cs="Times New Roman"/>
+                <w:rFonts w:ascii="BC Sans" w:hAnsi="BC Sans" w:eastAsia="Times New Roman" w:cs="Times New Roman"/>
                 <w:b w:val="0"/>
                 <w:bCs w:val="0"/>
                 <w:caps w:val="0"/>
@@ -1042,7 +1042,7 @@
             </w:r>
             <w:r>
               <w:rPr>
-                <w:rFonts w:ascii="BC Sans" w:eastAsia="Times New Roman" w:hAnsi="BC Sans" w:cs="Times New Roman"/>
+                <w:rFonts w:ascii="BC Sans" w:hAnsi="BC Sans" w:eastAsia="Times New Roman" w:cs="Times New Roman"/>
                 <w:b w:val="0"/>
                 <w:bCs w:val="0"/>
                 <w:caps w:val="0"/>
@@ -1054,7 +1054,7 @@
             </w:r>
             <w:r>
               <w:rPr>
-                <w:rFonts w:ascii="BC Sans" w:eastAsia="Times New Roman" w:hAnsi="BC Sans" w:cs="Times New Roman"/>
+                <w:rFonts w:ascii="BC Sans" w:hAnsi="BC Sans" w:eastAsia="Times New Roman" w:cs="Times New Roman"/>
                 <w:b w:val="0"/>
                 <w:bCs w:val="0"/>
                 <w:caps w:val="0"/>
@@ -1066,7 +1066,7 @@
             </w:r>
             <w:r>
               <w:rPr>
-                <w:rFonts w:ascii="BC Sans" w:eastAsia="Times New Roman" w:hAnsi="BC Sans" w:cs="Times New Roman"/>
+                <w:rFonts w:ascii="BC Sans" w:hAnsi="BC Sans" w:eastAsia="Times New Roman" w:cs="Times New Roman"/>
                 <w:b w:val="0"/>
                 <w:bCs w:val="0"/>
                 <w:caps w:val="0"/>
@@ -1078,7 +1078,7 @@
             </w:r>
             <w:r>
               <w:rPr>
-                <w:rFonts w:ascii="BC Sans" w:eastAsia="Times New Roman" w:hAnsi="BC Sans" w:cs="Times New Roman"/>
+                <w:rFonts w:ascii="BC Sans" w:hAnsi="BC Sans" w:eastAsia="Times New Roman" w:cs="Times New Roman"/>
                 <w:b w:val="0"/>
                 <w:bCs w:val="0"/>
                 <w:caps w:val="0"/>
@@ -1090,7 +1090,7 @@
             </w:r>
             <w:r>
               <w:rPr>
-                <w:rFonts w:ascii="BC Sans" w:eastAsia="Times New Roman" w:hAnsi="BC Sans" w:cs="Times New Roman"/>
+                <w:rFonts w:ascii="BC Sans" w:hAnsi="BC Sans" w:eastAsia="Times New Roman" w:cs="Times New Roman"/>
                 <w:b w:val="0"/>
                 <w:bCs w:val="0"/>
                 <w:caps w:val="0"/>
@@ -1102,7 +1102,7 @@
             </w:r>
             <w:r>
               <w:rPr>
-                <w:rFonts w:ascii="BC Sans" w:eastAsia="Times New Roman" w:hAnsi="BC Sans" w:cs="Times New Roman"/>
+                <w:rFonts w:ascii="BC Sans" w:hAnsi="BC Sans" w:eastAsia="Times New Roman" w:cs="Times New Roman"/>
                 <w:b w:val="0"/>
                 <w:bCs w:val="0"/>
                 <w:caps w:val="0"/>
@@ -1114,7 +1114,7 @@
             </w:r>
             <w:r>
               <w:rPr>
-                <w:rFonts w:ascii="BC Sans" w:eastAsia="Times New Roman" w:hAnsi="BC Sans" w:cs="Times New Roman"/>
+                <w:rFonts w:ascii="BC Sans" w:hAnsi="BC Sans" w:eastAsia="Times New Roman" w:cs="Times New Roman"/>
                 <w:b w:val="0"/>
                 <w:bCs w:val="0"/>
                 <w:caps w:val="0"/>
@@ -1126,7 +1126,7 @@
             </w:r>
             <w:r>
               <w:rPr>
-                <w:rFonts w:ascii="BC Sans" w:eastAsia="Times New Roman" w:hAnsi="BC Sans" w:cs="Times New Roman"/>
+                <w:rFonts w:ascii="BC Sans" w:hAnsi="BC Sans" w:eastAsia="Times New Roman" w:cs="Times New Roman"/>
                 <w:b w:val="0"/>
                 <w:bCs w:val="0"/>
                 <w:caps w:val="0"/>
@@ -1138,7 +1138,7 @@
             </w:r>
             <w:r>
               <w:rPr>
-                <w:rFonts w:ascii="BC Sans" w:eastAsia="Times New Roman" w:hAnsi="BC Sans" w:cs="Times New Roman"/>
+                <w:rFonts w:ascii="BC Sans" w:hAnsi="BC Sans" w:eastAsia="Times New Roman" w:cs="Times New Roman"/>
                 <w:b w:val="0"/>
                 <w:bCs w:val="0"/>
                 <w:caps w:val="0"/>
@@ -1150,7 +1150,7 @@
             </w:r>
             <w:r>
               <w:rPr>
-                <w:rFonts w:ascii="BC Sans" w:eastAsia="Times New Roman" w:hAnsi="BC Sans" w:cs="Times New Roman"/>
+                <w:rFonts w:ascii="BC Sans" w:hAnsi="BC Sans" w:eastAsia="Times New Roman" w:cs="Times New Roman"/>
                 <w:b w:val="0"/>
                 <w:bCs w:val="0"/>
                 <w:caps w:val="0"/>
@@ -1162,7 +1162,7 @@
             </w:r>
             <w:r>
               <w:rPr>
-                <w:rFonts w:ascii="BC Sans" w:eastAsia="Times New Roman" w:hAnsi="BC Sans" w:cs="Times New Roman"/>
+                <w:rFonts w:ascii="BC Sans" w:hAnsi="BC Sans" w:eastAsia="Times New Roman" w:cs="Times New Roman"/>
                 <w:b w:val="0"/>
                 <w:bCs w:val="0"/>
                 <w:caps w:val="0"/>
@@ -1174,7 +1174,7 @@
             </w:r>
             <w:r>
               <w:rPr>
-                <w:rFonts w:ascii="BC Sans" w:eastAsia="Times New Roman" w:hAnsi="BC Sans" w:cs="Times New Roman"/>
+                <w:rFonts w:ascii="BC Sans" w:hAnsi="BC Sans" w:eastAsia="Times New Roman" w:cs="Times New Roman"/>
                 <w:b w:val="0"/>
                 <w:bCs w:val="0"/>
                 <w:caps w:val="0"/>
@@ -1186,7 +1186,7 @@
             </w:r>
             <w:r>
               <w:rPr>
-                <w:rFonts w:ascii="BC Sans" w:eastAsia="Times New Roman" w:hAnsi="BC Sans" w:cs="Times New Roman"/>
+                <w:rFonts w:ascii="BC Sans" w:hAnsi="BC Sans" w:eastAsia="Times New Roman" w:cs="Times New Roman"/>
                 <w:b w:val="0"/>
                 <w:bCs w:val="0"/>
                 <w:caps w:val="0"/>
@@ -1198,7 +1198,7 @@
             </w:r>
             <w:r>
               <w:rPr>
-                <w:rFonts w:ascii="BC Sans" w:eastAsia="Times New Roman" w:hAnsi="BC Sans" w:cs="Times New Roman"/>
+                <w:rFonts w:ascii="BC Sans" w:hAnsi="BC Sans" w:eastAsia="Times New Roman" w:cs="Times New Roman"/>
                 <w:b w:val="0"/>
                 <w:bCs w:val="0"/>
                 <w:caps w:val="0"/>
@@ -1210,7 +1210,7 @@
             </w:r>
             <w:r>
               <w:rPr>
-                <w:rFonts w:ascii="BC Sans" w:eastAsia="Times New Roman" w:hAnsi="BC Sans" w:cs="Times New Roman"/>
+                <w:rFonts w:ascii="BC Sans" w:hAnsi="BC Sans" w:eastAsia="Times New Roman" w:cs="Times New Roman"/>
                 <w:b w:val="0"/>
                 <w:bCs w:val="0"/>
                 <w:caps w:val="0"/>
@@ -1222,7 +1222,7 @@
             </w:r>
             <w:r>
               <w:rPr>
-                <w:rFonts w:ascii="BC Sans" w:eastAsia="Times New Roman" w:hAnsi="BC Sans" w:cs="Times New Roman"/>
+                <w:rFonts w:ascii="BC Sans" w:hAnsi="BC Sans" w:eastAsia="Times New Roman" w:cs="Times New Roman"/>
                 <w:b w:val="0"/>
                 <w:bCs w:val="0"/>
                 <w:caps w:val="0"/>
@@ -1234,7 +1234,7 @@
             </w:r>
             <w:r>
               <w:rPr>
-                <w:rFonts w:ascii="BC Sans" w:eastAsia="Times New Roman" w:hAnsi="BC Sans" w:cs="Times New Roman"/>
+                <w:rFonts w:ascii="BC Sans" w:hAnsi="BC Sans" w:eastAsia="Times New Roman" w:cs="Times New Roman"/>
                 <w:b w:val="0"/>
                 <w:bCs w:val="0"/>
                 <w:caps w:val="0"/>
@@ -1246,7 +1246,7 @@
             </w:r>
             <w:r>
               <w:rPr>
-                <w:rFonts w:ascii="BC Sans" w:eastAsia="Times New Roman" w:hAnsi="BC Sans" w:cs="Times New Roman"/>
+                <w:rFonts w:ascii="BC Sans" w:hAnsi="BC Sans" w:eastAsia="Times New Roman" w:cs="Times New Roman"/>
                 <w:b w:val="0"/>
                 <w:bCs w:val="0"/>
                 <w:caps w:val="0"/>
@@ -1258,7 +1258,7 @@
             </w:r>
             <w:r>
               <w:rPr>
-                <w:rFonts w:ascii="BC Sans" w:eastAsia="Times New Roman" w:hAnsi="BC Sans" w:cs="Times New Roman"/>
+                <w:rFonts w:ascii="BC Sans" w:hAnsi="BC Sans" w:eastAsia="Times New Roman" w:cs="Times New Roman"/>
                 <w:b w:val="0"/>
                 <w:bCs w:val="0"/>
                 <w:caps w:val="0"/>
@@ -1270,7 +1270,7 @@
             </w:r>
             <w:r>
               <w:rPr>
-                <w:rFonts w:ascii="BC Sans" w:eastAsia="Times New Roman" w:hAnsi="BC Sans" w:cs="Times New Roman"/>
+                <w:rFonts w:ascii="BC Sans" w:hAnsi="BC Sans" w:eastAsia="Times New Roman" w:cs="Times New Roman"/>
                 <w:b w:val="0"/>
                 <w:bCs w:val="0"/>
                 <w:caps w:val="0"/>
@@ -1282,7 +1282,7 @@
             </w:r>
             <w:r>
               <w:rPr>
-                <w:rFonts w:ascii="BC Sans" w:eastAsia="Times New Roman" w:hAnsi="BC Sans" w:cs="Times New Roman"/>
+                <w:rFonts w:ascii="BC Sans" w:hAnsi="BC Sans" w:eastAsia="Times New Roman" w:cs="Times New Roman"/>
                 <w:b w:val="0"/>
                 <w:bCs w:val="0"/>
                 <w:caps w:val="0"/>
@@ -1294,7 +1294,7 @@
             </w:r>
             <w:r>
               <w:rPr>
-                <w:rFonts w:ascii="BC Sans" w:eastAsia="Times New Roman" w:hAnsi="BC Sans" w:cs="Times New Roman"/>
+                <w:rFonts w:ascii="BC Sans" w:hAnsi="BC Sans" w:eastAsia="Times New Roman" w:cs="Times New Roman"/>
                 <w:b w:val="0"/>
                 <w:bCs w:val="0"/>
                 <w:caps w:val="0"/>
@@ -1317,7 +1317,7 @@
             <w:tcW w:w="10915" w:type="dxa"/>
             <w:gridSpan w:val="2"/>
             <w:tcBorders>
-              <w:right w:val="none" w:sz="0" w:space="0" w:color="auto"/>
+              <w:right w:val="none" w:color="auto" w:sz="0" w:space="0"/>
             </w:tcBorders>
             <w:noWrap/>
             <w:vAlign w:val="center"/>
@@ -1326,15 +1326,15 @@
           <w:p>
             <w:pPr>
               <w:rPr>
-                <w:rFonts w:ascii="BC Sans" w:eastAsia="Times New Roman" w:hAnsi="BC Sans" w:cs="Times New Roman"/>
-                <w:color w:val="000000" w:themeColor="text1"/>
-                <w:sz w:val="20"/>
-                <w:szCs w:val="20"/>
-              </w:rPr>
-            </w:pPr>
-            <w:r>
-              <w:rPr>
-                <w:rFonts w:ascii="BC Sans" w:eastAsia="Times New Roman" w:hAnsi="BC Sans" w:cs="Times New Roman"/>
+                <w:rFonts w:ascii="BC Sans" w:hAnsi="BC Sans" w:eastAsia="Times New Roman" w:cs="Times New Roman"/>
+                <w:color w:val="000000" w:themeColor="text1"/>
+                <w:sz w:val="20"/>
+                <w:szCs w:val="20"/>
+              </w:rPr>
+            </w:pPr>
+            <w:r>
+              <w:rPr>
+                <w:rFonts w:ascii="BC Sans" w:hAnsi="BC Sans" w:eastAsia="Times New Roman" w:cs="Times New Roman"/>
                 <w:b w:val="0"/>
                 <w:bCs w:val="0"/>
                 <w:caps w:val="0"/>
@@ -1346,7 +1346,7 @@
             </w:r>
             <w:r>
               <w:rPr>
-                <w:rFonts w:ascii="BC Sans" w:eastAsia="Times New Roman" w:hAnsi="BC Sans" w:cs="Times New Roman"/>
+                <w:rFonts w:ascii="BC Sans" w:hAnsi="BC Sans" w:eastAsia="Times New Roman" w:cs="Times New Roman"/>
                 <w:b w:val="0"/>
                 <w:bCs w:val="0"/>
                 <w:caps w:val="0"/>
@@ -1358,7 +1358,7 @@
             </w:r>
             <w:r>
               <w:rPr>
-                <w:rFonts w:ascii="BC Sans" w:eastAsia="Times New Roman" w:hAnsi="BC Sans" w:cs="Times New Roman"/>
+                <w:rFonts w:ascii="BC Sans" w:hAnsi="BC Sans" w:eastAsia="Times New Roman" w:cs="Times New Roman"/>
                 <w:b w:val="0"/>
                 <w:bCs w:val="0"/>
                 <w:caps w:val="0"/>
@@ -1370,7 +1370,7 @@
             </w:r>
             <w:r>
               <w:rPr>
-                <w:rFonts w:ascii="BC Sans" w:eastAsia="Times New Roman" w:hAnsi="BC Sans" w:cs="Times New Roman"/>
+                <w:rFonts w:ascii="BC Sans" w:hAnsi="BC Sans" w:eastAsia="Times New Roman" w:cs="Times New Roman"/>
                 <w:b w:val="0"/>
                 <w:bCs w:val="0"/>
                 <w:caps w:val="0"/>
@@ -1382,7 +1382,7 @@
             </w:r>
             <w:r>
               <w:rPr>
-                <w:rFonts w:ascii="BC Sans" w:eastAsia="Times New Roman" w:hAnsi="BC Sans" w:cs="Times New Roman"/>
+                <w:rFonts w:ascii="BC Sans" w:hAnsi="BC Sans" w:eastAsia="Times New Roman" w:cs="Times New Roman"/>
                 <w:b w:val="0"/>
                 <w:bCs w:val="0"/>
                 <w:caps w:val="0"/>
@@ -1394,7 +1394,7 @@
             </w:r>
             <w:r>
               <w:rPr>
-                <w:rFonts w:ascii="BC Sans" w:eastAsia="Times New Roman" w:hAnsi="BC Sans" w:cs="Times New Roman"/>
+                <w:rFonts w:ascii="BC Sans" w:hAnsi="BC Sans" w:eastAsia="Times New Roman" w:cs="Times New Roman"/>
                 <w:b w:val="0"/>
                 <w:bCs w:val="0"/>
                 <w:caps w:val="0"/>
@@ -1406,7 +1406,7 @@
             </w:r>
             <w:r>
               <w:rPr>
-                <w:rFonts w:ascii="BC Sans" w:eastAsia="Times New Roman" w:hAnsi="BC Sans" w:cs="Times New Roman"/>
+                <w:rFonts w:ascii="BC Sans" w:hAnsi="BC Sans" w:eastAsia="Times New Roman" w:cs="Times New Roman"/>
                 <w:b w:val="0"/>
                 <w:bCs w:val="0"/>
                 <w:caps w:val="0"/>
@@ -1418,7 +1418,7 @@
             </w:r>
             <w:r>
               <w:rPr>
-                <w:rFonts w:ascii="BC Sans" w:eastAsia="Times New Roman" w:hAnsi="BC Sans" w:cs="Times New Roman"/>
+                <w:rFonts w:ascii="BC Sans" w:hAnsi="BC Sans" w:eastAsia="Times New Roman" w:cs="Times New Roman"/>
                 <w:b w:val="0"/>
                 <w:bCs w:val="0"/>
                 <w:caps w:val="0"/>
@@ -1430,7 +1430,7 @@
             </w:r>
             <w:r>
               <w:rPr>
-                <w:rFonts w:ascii="BC Sans" w:eastAsia="Times New Roman" w:hAnsi="BC Sans" w:cs="Times New Roman"/>
+                <w:rFonts w:ascii="BC Sans" w:hAnsi="BC Sans" w:eastAsia="Times New Roman" w:cs="Times New Roman"/>
                 <w:b w:val="0"/>
                 <w:bCs w:val="0"/>
                 <w:caps w:val="0"/>
@@ -1442,7 +1442,7 @@
             </w:r>
             <w:r>
               <w:rPr>
-                <w:rFonts w:ascii="BC Sans" w:eastAsia="Times New Roman" w:hAnsi="BC Sans" w:cs="Times New Roman"/>
+                <w:rFonts w:ascii="BC Sans" w:hAnsi="BC Sans" w:eastAsia="Times New Roman" w:cs="Times New Roman"/>
                 <w:b w:val="0"/>
                 <w:bCs w:val="0"/>
                 <w:caps w:val="0"/>
@@ -1454,7 +1454,7 @@
             </w:r>
             <w:r>
               <w:rPr>
-                <w:rFonts w:ascii="BC Sans" w:eastAsia="Times New Roman" w:hAnsi="BC Sans" w:cs="Times New Roman"/>
+                <w:rFonts w:ascii="BC Sans" w:hAnsi="BC Sans" w:eastAsia="Times New Roman" w:cs="Times New Roman"/>
                 <w:b w:val="0"/>
                 <w:bCs w:val="0"/>
                 <w:caps w:val="0"/>
@@ -1466,7 +1466,7 @@
             </w:r>
             <w:r>
               <w:rPr>
-                <w:rFonts w:ascii="BC Sans" w:eastAsia="Times New Roman" w:hAnsi="BC Sans" w:cs="Times New Roman"/>
+                <w:rFonts w:ascii="BC Sans" w:hAnsi="BC Sans" w:eastAsia="Times New Roman" w:cs="Times New Roman"/>
                 <w:b w:val="0"/>
                 <w:bCs w:val="0"/>
                 <w:caps w:val="0"/>
@@ -1478,7 +1478,7 @@
             </w:r>
             <w:r>
               <w:rPr>
-                <w:rFonts w:ascii="BC Sans" w:eastAsia="Times New Roman" w:hAnsi="BC Sans" w:cs="Times New Roman"/>
+                <w:rFonts w:ascii="BC Sans" w:hAnsi="BC Sans" w:eastAsia="Times New Roman" w:cs="Times New Roman"/>
                 <w:b w:val="0"/>
                 <w:bCs w:val="0"/>
                 <w:caps w:val="0"/>
@@ -1490,7 +1490,7 @@
             </w:r>
             <w:r>
               <w:rPr>
-                <w:rFonts w:ascii="BC Sans" w:eastAsia="Times New Roman" w:hAnsi="BC Sans" w:cs="Times New Roman"/>
+                <w:rFonts w:ascii="BC Sans" w:hAnsi="BC Sans" w:eastAsia="Times New Roman" w:cs="Times New Roman"/>
                 <w:b w:val="0"/>
                 <w:bCs w:val="0"/>
                 <w:caps w:val="0"/>
@@ -1502,7 +1502,7 @@
             </w:r>
             <w:r>
               <w:rPr>
-                <w:rFonts w:ascii="BC Sans" w:eastAsia="Times New Roman" w:hAnsi="BC Sans" w:cs="Times New Roman"/>
+                <w:rFonts w:ascii="BC Sans" w:hAnsi="BC Sans" w:eastAsia="Times New Roman" w:cs="Times New Roman"/>
                 <w:b w:val="0"/>
                 <w:bCs w:val="0"/>
                 <w:caps w:val="0"/>
@@ -1514,7 +1514,7 @@
             </w:r>
             <w:r>
               <w:rPr>
-                <w:rFonts w:ascii="BC Sans" w:eastAsia="Times New Roman" w:hAnsi="BC Sans" w:cs="Times New Roman"/>
+                <w:rFonts w:ascii="BC Sans" w:hAnsi="BC Sans" w:eastAsia="Times New Roman" w:cs="Times New Roman"/>
                 <w:b w:val="0"/>
                 <w:bCs w:val="0"/>
                 <w:caps w:val="0"/>
@@ -1526,7 +1526,7 @@
             </w:r>
             <w:r>
               <w:rPr>
-                <w:rFonts w:ascii="BC Sans" w:eastAsia="Times New Roman" w:hAnsi="BC Sans" w:cs="Times New Roman"/>
+                <w:rFonts w:ascii="BC Sans" w:hAnsi="BC Sans" w:eastAsia="Times New Roman" w:cs="Times New Roman"/>
                 <w:b w:val="0"/>
                 <w:bCs w:val="0"/>
                 <w:caps w:val="0"/>
@@ -1538,7 +1538,7 @@
             </w:r>
             <w:r>
               <w:rPr>
-                <w:rFonts w:ascii="BC Sans" w:eastAsia="Times New Roman" w:hAnsi="BC Sans" w:cs="Times New Roman"/>
+                <w:rFonts w:ascii="BC Sans" w:hAnsi="BC Sans" w:eastAsia="Times New Roman" w:cs="Times New Roman"/>
                 <w:b w:val="0"/>
                 <w:bCs w:val="0"/>
                 <w:caps w:val="0"/>
@@ -1550,7 +1550,7 @@
             </w:r>
             <w:r>
               <w:rPr>
-                <w:rFonts w:ascii="BC Sans" w:eastAsia="Times New Roman" w:hAnsi="BC Sans" w:cs="Times New Roman"/>
+                <w:rFonts w:ascii="BC Sans" w:hAnsi="BC Sans" w:eastAsia="Times New Roman" w:cs="Times New Roman"/>
                 <w:b w:val="0"/>
                 <w:bCs w:val="0"/>
                 <w:caps w:val="0"/>
@@ -1562,7 +1562,7 @@
             </w:r>
             <w:r>
               <w:rPr>
-                <w:rFonts w:ascii="BC Sans" w:eastAsia="Times New Roman" w:hAnsi="BC Sans" w:cs="Times New Roman"/>
+                <w:rFonts w:ascii="BC Sans" w:hAnsi="BC Sans" w:eastAsia="Times New Roman" w:cs="Times New Roman"/>
                 <w:b w:val="0"/>
                 <w:bCs w:val="0"/>
                 <w:caps w:val="0"/>
@@ -1574,7 +1574,7 @@
             </w:r>
             <w:r>
               <w:rPr>
-                <w:rFonts w:ascii="BC Sans" w:eastAsia="Times New Roman" w:hAnsi="BC Sans" w:cs="Times New Roman"/>
+                <w:rFonts w:ascii="BC Sans" w:hAnsi="BC Sans" w:eastAsia="Times New Roman" w:cs="Times New Roman"/>
                 <w:b w:val="0"/>
                 <w:bCs w:val="0"/>
                 <w:caps w:val="0"/>
@@ -1586,7 +1586,7 @@
             </w:r>
             <w:r>
               <w:rPr>
-                <w:rFonts w:ascii="BC Sans" w:eastAsia="Times New Roman" w:hAnsi="BC Sans" w:cs="Times New Roman"/>
+                <w:rFonts w:ascii="BC Sans" w:hAnsi="BC Sans" w:eastAsia="Times New Roman" w:cs="Times New Roman"/>
                 <w:b w:val="0"/>
                 <w:bCs w:val="0"/>
                 <w:caps w:val="0"/>
@@ -1598,7 +1598,7 @@
             </w:r>
             <w:r>
               <w:rPr>
-                <w:rFonts w:ascii="BC Sans" w:eastAsia="Times New Roman" w:hAnsi="BC Sans" w:cs="Times New Roman"/>
+                <w:rFonts w:ascii="BC Sans" w:hAnsi="BC Sans" w:eastAsia="Times New Roman" w:cs="Times New Roman"/>
                 <w:b w:val="0"/>
                 <w:bCs w:val="0"/>
                 <w:caps w:val="0"/>
@@ -1610,7 +1610,7 @@
             </w:r>
             <w:r>
               <w:rPr>
-                <w:rFonts w:ascii="BC Sans" w:eastAsia="Times New Roman" w:hAnsi="BC Sans" w:cs="Times New Roman"/>
+                <w:rFonts w:ascii="BC Sans" w:hAnsi="BC Sans" w:eastAsia="Times New Roman" w:cs="Times New Roman"/>
                 <w:b w:val="0"/>
                 <w:bCs w:val="0"/>
                 <w:caps w:val="0"/>
@@ -1622,7 +1622,7 @@
             </w:r>
             <w:r>
               <w:rPr>
-                <w:rFonts w:ascii="BC Sans" w:eastAsia="Times New Roman" w:hAnsi="BC Sans" w:cs="Times New Roman"/>
+                <w:rFonts w:ascii="BC Sans" w:hAnsi="BC Sans" w:eastAsia="Times New Roman" w:cs="Times New Roman"/>
                 <w:b w:val="0"/>
                 <w:bCs w:val="0"/>
                 <w:caps w:val="0"/>
@@ -1634,7 +1634,7 @@
             </w:r>
             <w:r>
               <w:rPr>
-                <w:rFonts w:ascii="BC Sans" w:eastAsia="Times New Roman" w:hAnsi="BC Sans" w:cs="Times New Roman"/>
+                <w:rFonts w:ascii="BC Sans" w:hAnsi="BC Sans" w:eastAsia="Times New Roman" w:cs="Times New Roman"/>
                 <w:b w:val="0"/>
                 <w:bCs w:val="0"/>
                 <w:caps w:val="0"/>
@@ -1646,7 +1646,7 @@
             </w:r>
             <w:r>
               <w:rPr>
-                <w:rFonts w:ascii="BC Sans" w:eastAsia="Times New Roman" w:hAnsi="BC Sans" w:cs="Times New Roman"/>
+                <w:rFonts w:ascii="BC Sans" w:hAnsi="BC Sans" w:eastAsia="Times New Roman" w:cs="Times New Roman"/>
                 <w:b w:val="0"/>
                 <w:bCs w:val="0"/>
                 <w:caps w:val="0"/>
@@ -1658,7 +1658,7 @@
             </w:r>
             <w:r>
               <w:rPr>
-                <w:rFonts w:ascii="BC Sans" w:eastAsia="Times New Roman" w:hAnsi="BC Sans" w:cs="Times New Roman"/>
+                <w:rFonts w:ascii="BC Sans" w:hAnsi="BC Sans" w:eastAsia="Times New Roman" w:cs="Times New Roman"/>
                 <w:b w:val="0"/>
                 <w:bCs w:val="0"/>
                 <w:caps w:val="0"/>
@@ -1670,7 +1670,7 @@
             </w:r>
             <w:r>
               <w:rPr>
-                <w:rFonts w:ascii="BC Sans" w:eastAsia="Times New Roman" w:hAnsi="BC Sans" w:cs="Times New Roman"/>
+                <w:rFonts w:ascii="BC Sans" w:hAnsi="BC Sans" w:eastAsia="Times New Roman" w:cs="Times New Roman"/>
                 <w:b w:val="0"/>
                 <w:bCs w:val="0"/>
                 <w:caps w:val="0"/>
@@ -1682,7 +1682,7 @@
             </w:r>
             <w:r>
               <w:rPr>
-                <w:rFonts w:ascii="BC Sans" w:eastAsia="Times New Roman" w:hAnsi="BC Sans" w:cs="Times New Roman"/>
+                <w:rFonts w:ascii="BC Sans" w:hAnsi="BC Sans" w:eastAsia="Times New Roman" w:cs="Times New Roman"/>
                 <w:b w:val="0"/>
                 <w:bCs w:val="0"/>
                 <w:caps w:val="0"/>
@@ -1694,7 +1694,7 @@
             </w:r>
             <w:r>
               <w:rPr>
-                <w:rFonts w:ascii="BC Sans" w:eastAsia="Times New Roman" w:hAnsi="BC Sans" w:cs="Times New Roman"/>
+                <w:rFonts w:ascii="BC Sans" w:hAnsi="BC Sans" w:eastAsia="Times New Roman" w:cs="Times New Roman"/>
                 <w:b w:val="0"/>
                 <w:bCs w:val="0"/>
                 <w:caps w:val="0"/>
@@ -1706,7 +1706,7 @@
             </w:r>
             <w:r>
               <w:rPr>
-                <w:rFonts w:ascii="BC Sans" w:eastAsia="Times New Roman" w:hAnsi="BC Sans" w:cs="Times New Roman"/>
+                <w:rFonts w:ascii="BC Sans" w:hAnsi="BC Sans" w:eastAsia="Times New Roman" w:cs="Times New Roman"/>
                 <w:b w:val="0"/>
                 <w:bCs w:val="0"/>
                 <w:caps w:val="0"/>
@@ -1718,7 +1718,7 @@
             </w:r>
             <w:r>
               <w:rPr>
-                <w:rFonts w:ascii="BC Sans" w:eastAsia="Times New Roman" w:hAnsi="BC Sans" w:cs="Times New Roman"/>
+                <w:rFonts w:ascii="BC Sans" w:hAnsi="BC Sans" w:eastAsia="Times New Roman" w:cs="Times New Roman"/>
                 <w:b w:val="0"/>
                 <w:bCs w:val="0"/>
                 <w:caps w:val="0"/>
@@ -1730,7 +1730,7 @@
             </w:r>
             <w:r>
               <w:rPr>
-                <w:rFonts w:ascii="BC Sans" w:eastAsia="Times New Roman" w:hAnsi="BC Sans" w:cs="Times New Roman"/>
+                <w:rFonts w:ascii="BC Sans" w:hAnsi="BC Sans" w:eastAsia="Times New Roman" w:cs="Times New Roman"/>
                 <w:b w:val="0"/>
                 <w:bCs w:val="0"/>
                 <w:caps w:val="0"/>
@@ -1742,7 +1742,7 @@
             </w:r>
             <w:r>
               <w:rPr>
-                <w:rFonts w:ascii="BC Sans" w:eastAsia="Times New Roman" w:hAnsi="BC Sans" w:cs="Times New Roman"/>
+                <w:rFonts w:ascii="BC Sans" w:hAnsi="BC Sans" w:eastAsia="Times New Roman" w:cs="Times New Roman"/>
                 <w:b w:val="0"/>
                 <w:bCs w:val="0"/>
                 <w:caps w:val="0"/>
@@ -1754,7 +1754,7 @@
             </w:r>
             <w:r>
               <w:rPr>
-                <w:rFonts w:ascii="BC Sans" w:eastAsia="Times New Roman" w:hAnsi="BC Sans" w:cs="Times New Roman"/>
+                <w:rFonts w:ascii="BC Sans" w:hAnsi="BC Sans" w:eastAsia="Times New Roman" w:cs="Times New Roman"/>
                 <w:b w:val="0"/>
                 <w:bCs w:val="0"/>
                 <w:caps w:val="0"/>
@@ -1766,7 +1766,7 @@
             </w:r>
             <w:r>
               <w:rPr>
-                <w:rFonts w:ascii="BC Sans" w:eastAsia="Times New Roman" w:hAnsi="BC Sans" w:cs="Times New Roman"/>
+                <w:rFonts w:ascii="BC Sans" w:hAnsi="BC Sans" w:eastAsia="Times New Roman" w:cs="Times New Roman"/>
                 <w:b w:val="0"/>
                 <w:bCs w:val="0"/>
                 <w:caps w:val="0"/>
@@ -1778,7 +1778,7 @@
             </w:r>
             <w:r>
               <w:rPr>
-                <w:rFonts w:ascii="BC Sans" w:eastAsia="Times New Roman" w:hAnsi="BC Sans" w:cs="Times New Roman"/>
+                <w:rFonts w:ascii="BC Sans" w:hAnsi="BC Sans" w:eastAsia="Times New Roman" w:cs="Times New Roman"/>
                 <w:b w:val="0"/>
                 <w:bCs w:val="0"/>
                 <w:caps w:val="0"/>
@@ -1790,7 +1790,7 @@
             </w:r>
             <w:r>
               <w:rPr>
-                <w:rFonts w:ascii="BC Sans" w:eastAsia="Times New Roman" w:hAnsi="BC Sans" w:cs="Times New Roman"/>
+                <w:rFonts w:ascii="BC Sans" w:hAnsi="BC Sans" w:eastAsia="Times New Roman" w:cs="Times New Roman"/>
                 <w:b w:val="0"/>
                 <w:bCs w:val="0"/>
                 <w:caps w:val="0"/>
@@ -1802,7 +1802,7 @@
             </w:r>
             <w:r>
               <w:rPr>
-                <w:rFonts w:ascii="BC Sans" w:eastAsia="Times New Roman" w:hAnsi="BC Sans" w:cs="Times New Roman"/>
+                <w:rFonts w:ascii="BC Sans" w:hAnsi="BC Sans" w:eastAsia="Times New Roman" w:cs="Times New Roman"/>
                 <w:b w:val="0"/>
                 <w:bCs w:val="0"/>
                 <w:caps w:val="0"/>
@@ -1814,7 +1814,7 @@
             </w:r>
             <w:r>
               <w:rPr>
-                <w:rFonts w:ascii="BC Sans" w:eastAsia="Times New Roman" w:hAnsi="BC Sans" w:cs="Times New Roman"/>
+                <w:rFonts w:ascii="BC Sans" w:hAnsi="BC Sans" w:eastAsia="Times New Roman" w:cs="Times New Roman"/>
                 <w:b w:val="0"/>
                 <w:bCs w:val="0"/>
                 <w:caps w:val="0"/>
@@ -1833,7 +1833,7 @@
         <w:spacing w:after="0" w:line="240" w:lineRule="auto"/>
         <w:textAlignment w:val="baseline"/>
         <w:rPr>
-          <w:rFonts w:ascii="BC Sans" w:eastAsia="Times New Roman" w:hAnsi="BC Sans" w:cs="Segoe UI"/>
+          <w:rFonts w:ascii="BC Sans" w:hAnsi="BC Sans" w:eastAsia="Times New Roman" w:cs="Segoe UI"/>
           <w:color w:val="000000"/>
           <w:kern w:val="0"/>
           <w:sz w:val="20"/>
@@ -1844,7 +1844,7 @@
       </w:pPr>
       <w:r>
         <w:rPr>
-          <w:rFonts w:ascii="BC Sans" w:eastAsia="Times New Roman" w:hAnsi="BC Sans" w:cs="Segoe UI"/>
+          <w:rFonts w:ascii="BC Sans" w:hAnsi="BC Sans" w:eastAsia="Times New Roman" w:cs="Segoe UI"/>
           <w:color w:val="000000"/>
           <w:kern w:val="0"/>
           <w:sz w:val="20"/>
@@ -1856,7 +1856,7 @@
       </w:r>
       <w:r>
         <w:rPr>
-          <w:rFonts w:ascii="BC Sans" w:eastAsia="Times New Roman" w:hAnsi="BC Sans" w:cs="Segoe UI"/>
+          <w:rFonts w:ascii="BC Sans" w:hAnsi="BC Sans" w:eastAsia="Times New Roman" w:cs="Segoe UI"/>
           <w:color w:val="000000"/>
           <w:kern w:val="0"/>
           <w:sz w:val="20"/>
@@ -1868,7 +1868,7 @@
       </w:r>
       <w:r>
         <w:rPr>
-          <w:rFonts w:ascii="BC Sans" w:eastAsia="Times New Roman" w:hAnsi="BC Sans" w:cs="Segoe UI"/>
+          <w:rFonts w:ascii="BC Sans" w:hAnsi="BC Sans" w:eastAsia="Times New Roman" w:cs="Segoe UI"/>
           <w:color w:val="000000"/>
           <w:kern w:val="0"/>
           <w:sz w:val="20"/>
@@ -1904,7 +1904,7 @@
           <w:p>
             <w:pPr>
               <w:rPr>
-                <w:rFonts w:ascii="BC Sans" w:eastAsia="Times New Roman" w:hAnsi="BC Sans" w:cs="Times New Roman"/>
+                <w:rFonts w:ascii="BC Sans" w:hAnsi="BC Sans" w:eastAsia="Times New Roman" w:cs="Times New Roman"/>
                 <w:color w:val="000000"/>
                 <w:kern w:val="0"/>
                 <w:sz w:val="20"/>
@@ -1914,7 +1914,7 @@
             </w:pPr>
             <w:r>
               <w:rPr>
-                <w:rFonts w:ascii="BC Sans" w:eastAsia="Times New Roman" w:hAnsi="BC Sans" w:cs="Times New Roman"/>
+                <w:rFonts w:ascii="BC Sans" w:hAnsi="BC Sans" w:eastAsia="Times New Roman" w:cs="Times New Roman"/>
                 <w:caps w:val="0"/>
                 <w:color w:val="000000"/>
                 <w:kern w:val="0"/>
@@ -1936,7 +1936,7 @@
             <w:pPr>
               <w:cnfStyle w:val="100000000000" w:firstRow="1" w:lastRow="0" w:firstColumn="0" w:lastColumn="0" w:oddVBand="0" w:evenVBand="0" w:oddHBand="0" w:evenHBand="0" w:firstRowFirstColumn="0" w:firstRowLastColumn="0" w:lastRowFirstColumn="0" w:lastRowLastColumn="0"/>
               <w:rPr>
-                <w:rFonts w:ascii="BC Sans" w:eastAsia="Times New Roman" w:hAnsi="BC Sans" w:cs="Times New Roman"/>
+                <w:rFonts w:ascii="BC Sans" w:hAnsi="BC Sans" w:eastAsia="Times New Roman" w:cs="Times New Roman"/>
                 <w:color w:val="000000"/>
                 <w:kern w:val="0"/>
                 <w:sz w:val="20"/>
@@ -2017,7 +2017,7 @@
               <w:spacing w:line="259" w:lineRule="auto"/>
               <w:cnfStyle w:val="000000100000" w:firstRow="0" w:lastRow="0" w:firstColumn="0" w:lastColumn="0" w:oddVBand="0" w:evenVBand="0" w:oddHBand="1" w:evenHBand="0" w:firstRowFirstColumn="0" w:firstRowLastColumn="0" w:lastRowFirstColumn="0" w:lastRowLastColumn="0"/>
               <w:rPr>
-                <w:rFonts w:ascii="BC Sans" w:eastAsia="Times New Roman" w:hAnsi="BC Sans" w:cs="Times New Roman"/>
+                <w:rFonts w:ascii="BC Sans" w:hAnsi="BC Sans" w:eastAsia="Times New Roman" w:cs="Times New Roman"/>
                 <w:color w:val="000000" w:themeColor="text1"/>
                 <w:sz w:val="18"/>
                 <w:szCs w:val="18"/>
@@ -2025,7 +2025,7 @@
             </w:pPr>
             <w:r>
               <w:rPr>
-                <w:rFonts w:ascii="BC Sans" w:eastAsia="Times New Roman" w:hAnsi="BC Sans" w:cs="Times New Roman"/>
+                <w:rFonts w:ascii="BC Sans" w:hAnsi="BC Sans" w:eastAsia="Times New Roman" w:cs="Times New Roman"/>
                 <w:color w:val="000000" w:themeColor="text1"/>
                 <w:sz w:val="20"/>
                 <w:szCs w:val="20"/>
@@ -2034,7 +2034,7 @@
             </w:r>
             <w:r>
               <w:rPr>
-                <w:rFonts w:ascii="BC Sans" w:eastAsia="Times New Roman" w:hAnsi="BC Sans" w:cs="Times New Roman"/>
+                <w:rFonts w:ascii="BC Sans" w:hAnsi="BC Sans" w:eastAsia="Times New Roman" w:cs="Times New Roman"/>
                 <w:color w:val="000000" w:themeColor="text1"/>
                 <w:sz w:val="20"/>
                 <w:szCs w:val="20"/>
@@ -2043,7 +2043,7 @@
             </w:r>
             <w:r>
               <w:rPr>
-                <w:rFonts w:ascii="BC Sans" w:eastAsia="Times New Roman" w:hAnsi="BC Sans" w:cs="Times New Roman"/>
+                <w:rFonts w:ascii="BC Sans" w:hAnsi="BC Sans" w:eastAsia="Times New Roman" w:cs="Times New Roman"/>
                 <w:color w:val="000000" w:themeColor="text1"/>
                 <w:sz w:val="20"/>
                 <w:szCs w:val="20"/>
@@ -2052,7 +2052,7 @@
             </w:r>
             <w:r>
               <w:rPr>
-                <w:rFonts w:ascii="BC Sans" w:eastAsia="Times New Roman" w:hAnsi="BC Sans" w:cs="Times New Roman"/>
+                <w:rFonts w:ascii="BC Sans" w:hAnsi="BC Sans" w:eastAsia="Times New Roman" w:cs="Times New Roman"/>
                 <w:color w:val="000000" w:themeColor="text1"/>
                 <w:sz w:val="20"/>
                 <w:szCs w:val="20"/>
@@ -2061,7 +2061,7 @@
             </w:r>
             <w:r>
               <w:rPr>
-                <w:rFonts w:ascii="BC Sans" w:eastAsia="Times New Roman" w:hAnsi="BC Sans" w:cs="Times New Roman"/>
+                <w:rFonts w:ascii="BC Sans" w:hAnsi="BC Sans" w:eastAsia="Times New Roman" w:cs="Times New Roman"/>
                 <w:color w:val="000000" w:themeColor="text1"/>
                 <w:sz w:val="20"/>
                 <w:szCs w:val="20"/>
@@ -2138,15 +2138,15 @@
             <w:pPr>
               <w:cnfStyle w:val="000000000000" w:firstRow="0" w:lastRow="0" w:firstColumn="0" w:lastColumn="0" w:oddVBand="0" w:evenVBand="0" w:oddHBand="0" w:evenHBand="0" w:firstRowFirstColumn="0" w:firstRowLastColumn="0" w:lastRowFirstColumn="0" w:lastRowLastColumn="0"/>
               <w:rPr>
-                <w:rFonts w:ascii="BC Sans" w:eastAsia="Times New Roman" w:hAnsi="BC Sans" w:cs="Times New Roman"/>
-                <w:color w:val="000000" w:themeColor="text1"/>
-                <w:sz w:val="20"/>
-                <w:szCs w:val="20"/>
-              </w:rPr>
-            </w:pPr>
-            <w:r>
-              <w:rPr>
-                <w:rFonts w:ascii="BC Sans" w:eastAsia="Times New Roman" w:hAnsi="BC Sans" w:cs="Times New Roman"/>
+                <w:rFonts w:ascii="BC Sans" w:hAnsi="BC Sans" w:eastAsia="Times New Roman" w:cs="Times New Roman"/>
+                <w:color w:val="000000" w:themeColor="text1"/>
+                <w:sz w:val="20"/>
+                <w:szCs w:val="20"/>
+              </w:rPr>
+            </w:pPr>
+            <w:r>
+              <w:rPr>
+                <w:rFonts w:ascii="BC Sans" w:hAnsi="BC Sans" w:eastAsia="Times New Roman" w:cs="Times New Roman"/>
                 <w:color w:val="000000" w:themeColor="text1"/>
                 <w:sz w:val="20"/>
                 <w:szCs w:val="20"/>
@@ -2155,7 +2155,7 @@
             </w:r>
             <w:r>
               <w:rPr>
-                <w:rFonts w:ascii="BC Sans" w:eastAsia="Times New Roman" w:hAnsi="BC Sans" w:cs="Times New Roman"/>
+                <w:rFonts w:ascii="BC Sans" w:hAnsi="BC Sans" w:eastAsia="Times New Roman" w:cs="Times New Roman"/>
                 <w:color w:val="000000" w:themeColor="text1"/>
                 <w:sz w:val="20"/>
                 <w:szCs w:val="20"/>
@@ -2164,7 +2164,7 @@
             </w:r>
             <w:r>
               <w:rPr>
-                <w:rFonts w:ascii="BC Sans" w:eastAsia="Times New Roman" w:hAnsi="BC Sans" w:cs="Times New Roman"/>
+                <w:rFonts w:ascii="BC Sans" w:hAnsi="BC Sans" w:eastAsia="Times New Roman" w:cs="Times New Roman"/>
                 <w:color w:val="000000" w:themeColor="text1"/>
                 <w:sz w:val="20"/>
                 <w:szCs w:val="20"/>
@@ -2173,7 +2173,7 @@
             </w:r>
             <w:r>
               <w:rPr>
-                <w:rFonts w:ascii="BC Sans" w:eastAsia="Times New Roman" w:hAnsi="BC Sans" w:cs="Times New Roman"/>
+                <w:rFonts w:ascii="BC Sans" w:hAnsi="BC Sans" w:eastAsia="Times New Roman" w:cs="Times New Roman"/>
                 <w:color w:val="000000" w:themeColor="text1"/>
                 <w:sz w:val="20"/>
                 <w:szCs w:val="20"/>
@@ -2240,7 +2240,7 @@
               <w:spacing w:line="259" w:lineRule="auto"/>
               <w:cnfStyle w:val="000000100000" w:firstRow="0" w:lastRow="0" w:firstColumn="0" w:lastColumn="0" w:oddVBand="0" w:evenVBand="0" w:oddHBand="1" w:evenHBand="0" w:firstRowFirstColumn="0" w:firstRowLastColumn="0" w:lastRowFirstColumn="0" w:lastRowLastColumn="0"/>
               <w:rPr>
-                <w:rFonts w:ascii="BC Sans" w:eastAsia="Times New Roman" w:hAnsi="BC Sans" w:cs="Times New Roman"/>
+                <w:rFonts w:ascii="BC Sans" w:hAnsi="BC Sans" w:eastAsia="Times New Roman" w:cs="Times New Roman"/>
                 <w:color w:val="000000" w:themeColor="text1"/>
                 <w:sz w:val="18"/>
                 <w:szCs w:val="18"/>
@@ -2248,7 +2248,7 @@
             </w:pPr>
             <w:r>
               <w:rPr>
-                <w:rFonts w:ascii="BC Sans" w:eastAsia="Times New Roman" w:hAnsi="BC Sans" w:cs="Times New Roman"/>
+                <w:rFonts w:ascii="BC Sans" w:hAnsi="BC Sans" w:eastAsia="Times New Roman" w:cs="Times New Roman"/>
                 <w:color w:val="000000" w:themeColor="text1"/>
                 <w:sz w:val="20"/>
                 <w:szCs w:val="20"/>
@@ -2257,7 +2257,7 @@
             </w:r>
             <w:r>
               <w:rPr>
-                <w:rFonts w:ascii="BC Sans" w:eastAsia="Times New Roman" w:hAnsi="BC Sans" w:cs="Times New Roman"/>
+                <w:rFonts w:ascii="BC Sans" w:hAnsi="BC Sans" w:eastAsia="Times New Roman" w:cs="Times New Roman"/>
                 <w:color w:val="000000" w:themeColor="text1"/>
                 <w:sz w:val="20"/>
                 <w:szCs w:val="20"/>
@@ -2266,7 +2266,7 @@
             </w:r>
             <w:r>
               <w:rPr>
-                <w:rFonts w:ascii="BC Sans" w:eastAsia="Times New Roman" w:hAnsi="BC Sans" w:cs="Times New Roman"/>
+                <w:rFonts w:ascii="BC Sans" w:hAnsi="BC Sans" w:eastAsia="Times New Roman" w:cs="Times New Roman"/>
                 <w:color w:val="000000" w:themeColor="text1"/>
                 <w:sz w:val="20"/>
                 <w:szCs w:val="20"/>
@@ -2275,7 +2275,7 @@
             </w:r>
             <w:r>
               <w:rPr>
-                <w:rFonts w:ascii="BC Sans" w:eastAsia="Times New Roman" w:hAnsi="BC Sans" w:cs="Times New Roman"/>
+                <w:rFonts w:ascii="BC Sans" w:hAnsi="BC Sans" w:eastAsia="Times New Roman" w:cs="Times New Roman"/>
                 <w:color w:val="000000" w:themeColor="text1"/>
                 <w:sz w:val="20"/>
                 <w:szCs w:val="20"/>
@@ -2284,7 +2284,7 @@
             </w:r>
             <w:r>
               <w:rPr>
-                <w:rFonts w:ascii="BC Sans" w:eastAsia="Times New Roman" w:hAnsi="BC Sans" w:cs="Times New Roman"/>
+                <w:rFonts w:ascii="BC Sans" w:hAnsi="BC Sans" w:eastAsia="Times New Roman" w:cs="Times New Roman"/>
                 <w:color w:val="000000" w:themeColor="text1"/>
                 <w:sz w:val="20"/>
                 <w:szCs w:val="20"/>
@@ -2341,15 +2341,15 @@
             <w:pPr>
               <w:cnfStyle w:val="000000000000" w:firstRow="0" w:lastRow="0" w:firstColumn="0" w:lastColumn="0" w:oddVBand="0" w:evenVBand="0" w:oddHBand="0" w:evenHBand="0" w:firstRowFirstColumn="0" w:firstRowLastColumn="0" w:lastRowFirstColumn="0" w:lastRowLastColumn="0"/>
               <w:rPr>
-                <w:rFonts w:ascii="BC Sans" w:eastAsia="Times New Roman" w:hAnsi="BC Sans" w:cs="Times New Roman"/>
-                <w:color w:val="000000" w:themeColor="text1"/>
-                <w:sz w:val="20"/>
-                <w:szCs w:val="20"/>
-              </w:rPr>
-            </w:pPr>
-            <w:r>
-              <w:rPr>
-                <w:rFonts w:ascii="BC Sans" w:eastAsia="Times New Roman" w:hAnsi="BC Sans" w:cs="Times New Roman"/>
+                <w:rFonts w:ascii="BC Sans" w:hAnsi="BC Sans" w:eastAsia="Times New Roman" w:cs="Times New Roman"/>
+                <w:color w:val="000000" w:themeColor="text1"/>
+                <w:sz w:val="20"/>
+                <w:szCs w:val="20"/>
+              </w:rPr>
+            </w:pPr>
+            <w:r>
+              <w:rPr>
+                <w:rFonts w:ascii="BC Sans" w:hAnsi="BC Sans" w:eastAsia="Times New Roman" w:cs="Times New Roman"/>
                 <w:color w:val="000000" w:themeColor="text1"/>
                 <w:sz w:val="20"/>
                 <w:szCs w:val="20"/>
@@ -2358,7 +2358,7 @@
             </w:r>
             <w:r>
               <w:rPr>
-                <w:rFonts w:ascii="BC Sans" w:eastAsia="Times New Roman" w:hAnsi="BC Sans" w:cs="Times New Roman"/>
+                <w:rFonts w:ascii="BC Sans" w:hAnsi="BC Sans" w:eastAsia="Times New Roman" w:cs="Times New Roman"/>
                 <w:color w:val="000000" w:themeColor="text1"/>
                 <w:sz w:val="20"/>
                 <w:szCs w:val="20"/>
@@ -2367,7 +2367,7 @@
             </w:r>
             <w:r>
               <w:rPr>
-                <w:rFonts w:ascii="BC Sans" w:eastAsia="Times New Roman" w:hAnsi="BC Sans" w:cs="Times New Roman"/>
+                <w:rFonts w:ascii="BC Sans" w:hAnsi="BC Sans" w:eastAsia="Times New Roman" w:cs="Times New Roman"/>
                 <w:color w:val="000000" w:themeColor="text1"/>
                 <w:sz w:val="20"/>
                 <w:szCs w:val="20"/>
@@ -2376,7 +2376,7 @@
             </w:r>
             <w:r>
               <w:rPr>
-                <w:rFonts w:ascii="BC Sans" w:eastAsia="Times New Roman" w:hAnsi="BC Sans" w:cs="Times New Roman"/>
+                <w:rFonts w:ascii="BC Sans" w:hAnsi="BC Sans" w:eastAsia="Times New Roman" w:cs="Times New Roman"/>
                 <w:color w:val="000000" w:themeColor="text1"/>
                 <w:sz w:val="20"/>
                 <w:szCs w:val="20"/>
@@ -2385,7 +2385,7 @@
             </w:r>
             <w:r>
               <w:rPr>
-                <w:rFonts w:ascii="BC Sans" w:eastAsia="Times New Roman" w:hAnsi="BC Sans" w:cs="Times New Roman"/>
+                <w:rFonts w:ascii="BC Sans" w:hAnsi="BC Sans" w:eastAsia="Times New Roman" w:cs="Times New Roman"/>
                 <w:color w:val="000000" w:themeColor="text1"/>
                 <w:sz w:val="20"/>
                 <w:szCs w:val="20"/>
@@ -2443,15 +2443,15 @@
             <w:pPr>
               <w:cnfStyle w:val="000000100000" w:firstRow="0" w:lastRow="0" w:firstColumn="0" w:lastColumn="0" w:oddVBand="0" w:evenVBand="0" w:oddHBand="1" w:evenHBand="0" w:firstRowFirstColumn="0" w:firstRowLastColumn="0" w:lastRowFirstColumn="0" w:lastRowLastColumn="0"/>
               <w:rPr>
-                <w:rFonts w:ascii="BC Sans" w:eastAsia="Times New Roman" w:hAnsi="BC Sans" w:cs="Times New Roman"/>
-                <w:color w:val="000000" w:themeColor="text1"/>
-                <w:sz w:val="20"/>
-                <w:szCs w:val="20"/>
-              </w:rPr>
-            </w:pPr>
-            <w:r>
-              <w:rPr>
-                <w:rFonts w:ascii="BC Sans" w:eastAsia="Times New Roman" w:hAnsi="BC Sans" w:cs="Times New Roman"/>
+                <w:rFonts w:ascii="BC Sans" w:hAnsi="BC Sans" w:eastAsia="Times New Roman" w:cs="Times New Roman"/>
+                <w:color w:val="000000" w:themeColor="text1"/>
+                <w:sz w:val="20"/>
+                <w:szCs w:val="20"/>
+              </w:rPr>
+            </w:pPr>
+            <w:r>
+              <w:rPr>
+                <w:rFonts w:ascii="BC Sans" w:hAnsi="BC Sans" w:eastAsia="Times New Roman" w:cs="Times New Roman"/>
                 <w:color w:val="000000" w:themeColor="text1"/>
                 <w:sz w:val="20"/>
                 <w:szCs w:val="20"/>
@@ -2460,7 +2460,7 @@
             </w:r>
             <w:r>
               <w:rPr>
-                <w:rFonts w:ascii="BC Sans" w:eastAsia="Times New Roman" w:hAnsi="BC Sans" w:cs="Times New Roman"/>
+                <w:rFonts w:ascii="BC Sans" w:hAnsi="BC Sans" w:eastAsia="Times New Roman" w:cs="Times New Roman"/>
                 <w:color w:val="000000" w:themeColor="text1"/>
                 <w:sz w:val="20"/>
                 <w:szCs w:val="20"/>
@@ -2469,7 +2469,7 @@
             </w:r>
             <w:r>
               <w:rPr>
-                <w:rFonts w:ascii="BC Sans" w:eastAsia="Times New Roman" w:hAnsi="BC Sans" w:cs="Times New Roman"/>
+                <w:rFonts w:ascii="BC Sans" w:hAnsi="BC Sans" w:eastAsia="Times New Roman" w:cs="Times New Roman"/>
                 <w:color w:val="000000" w:themeColor="text1"/>
                 <w:sz w:val="20"/>
                 <w:szCs w:val="20"/>
@@ -2478,7 +2478,7 @@
             </w:r>
             <w:r>
               <w:rPr>
-                <w:rFonts w:ascii="BC Sans" w:eastAsia="Times New Roman" w:hAnsi="BC Sans" w:cs="Times New Roman"/>
+                <w:rFonts w:ascii="BC Sans" w:hAnsi="BC Sans" w:eastAsia="Times New Roman" w:cs="Times New Roman"/>
                 <w:color w:val="000000" w:themeColor="text1"/>
                 <w:sz w:val="20"/>
                 <w:szCs w:val="20"/>
@@ -2487,7 +2487,7 @@
             </w:r>
             <w:r>
               <w:rPr>
-                <w:rFonts w:ascii="BC Sans" w:eastAsia="Times New Roman" w:hAnsi="BC Sans" w:cs="Times New Roman"/>
+                <w:rFonts w:ascii="BC Sans" w:hAnsi="BC Sans" w:eastAsia="Times New Roman" w:cs="Times New Roman"/>
                 <w:color w:val="000000" w:themeColor="text1"/>
                 <w:sz w:val="20"/>
                 <w:szCs w:val="20"/>
@@ -2534,7 +2534,7 @@
             <w:pPr>
               <w:cnfStyle w:val="000000000000" w:firstRow="0" w:lastRow="0" w:firstColumn="0" w:lastColumn="0" w:oddVBand="0" w:evenVBand="0" w:oddHBand="0" w:evenHBand="0" w:firstRowFirstColumn="0" w:firstRowLastColumn="0" w:lastRowFirstColumn="0" w:lastRowLastColumn="0"/>
               <w:rPr>
-                <w:rFonts w:ascii="BC Sans" w:eastAsia="Times New Roman" w:hAnsi="BC Sans" w:cs="Times New Roman"/>
+                <w:rFonts w:ascii="BC Sans" w:hAnsi="BC Sans" w:eastAsia="Times New Roman" w:cs="Times New Roman"/>
                 <w:color w:val="000000"/>
                 <w:kern w:val="0"/>
                 <w:sz w:val="20"/>
@@ -2544,7 +2544,7 @@
             </w:pPr>
             <w:r>
               <w:rPr>
-                <w:rFonts w:ascii="BC Sans" w:eastAsia="Times New Roman" w:hAnsi="BC Sans" w:cs="Times New Roman"/>
+                <w:rFonts w:ascii="BC Sans" w:hAnsi="BC Sans" w:eastAsia="Times New Roman" w:cs="Times New Roman"/>
                 <w:color w:val="000000"/>
                 <w:kern w:val="0"/>
                 <w:sz w:val="20"/>
@@ -2555,7 +2555,7 @@
             </w:r>
             <w:r>
               <w:rPr>
-                <w:rFonts w:ascii="BC Sans" w:eastAsia="Times New Roman" w:hAnsi="BC Sans" w:cs="Times New Roman"/>
+                <w:rFonts w:ascii="BC Sans" w:hAnsi="BC Sans" w:eastAsia="Times New Roman" w:cs="Times New Roman"/>
                 <w:color w:val="000000"/>
                 <w:kern w:val="0"/>
                 <w:sz w:val="20"/>
@@ -2566,7 +2566,7 @@
             </w:r>
             <w:r>
               <w:rPr>
-                <w:rFonts w:ascii="BC Sans" w:eastAsia="Times New Roman" w:hAnsi="BC Sans" w:cs="Times New Roman"/>
+                <w:rFonts w:ascii="BC Sans" w:hAnsi="BC Sans" w:eastAsia="Times New Roman" w:cs="Times New Roman"/>
                 <w:color w:val="000000" w:themeColor="text1"/>
                 <w:sz w:val="20"/>
                 <w:szCs w:val="20"/>
@@ -2575,7 +2575,7 @@
             </w:r>
             <w:r>
               <w:rPr>
-                <w:rFonts w:ascii="BC Sans" w:eastAsia="Times New Roman" w:hAnsi="BC Sans" w:cs="Times New Roman"/>
+                <w:rFonts w:ascii="BC Sans" w:hAnsi="BC Sans" w:eastAsia="Times New Roman" w:cs="Times New Roman"/>
                 <w:color w:val="000000"/>
                 <w:kern w:val="0"/>
                 <w:sz w:val="20"/>
@@ -2586,7 +2586,7 @@
             </w:r>
             <w:r>
               <w:rPr>
-                <w:rFonts w:ascii="BC Sans" w:eastAsia="Times New Roman" w:hAnsi="BC Sans" w:cs="Times New Roman"/>
+                <w:rFonts w:ascii="BC Sans" w:hAnsi="BC Sans" w:eastAsia="Times New Roman" w:cs="Times New Roman"/>
                 <w:color w:val="000000"/>
                 <w:kern w:val="0"/>
                 <w:sz w:val="20"/>
@@ -2670,7 +2670,7 @@
               <w:spacing w:line="259" w:lineRule="auto"/>
               <w:cnfStyle w:val="000000100000" w:firstRow="0" w:lastRow="0" w:firstColumn="0" w:lastColumn="0" w:oddVBand="0" w:evenVBand="0" w:oddHBand="1" w:evenHBand="0" w:firstRowFirstColumn="0" w:firstRowLastColumn="0" w:lastRowFirstColumn="0" w:lastRowLastColumn="0"/>
               <w:rPr>
-                <w:rFonts w:ascii="BC Sans" w:eastAsia="Times New Roman" w:hAnsi="BC Sans" w:cs="Times New Roman"/>
+                <w:rFonts w:ascii="BC Sans" w:hAnsi="BC Sans" w:eastAsia="Times New Roman" w:cs="Times New Roman"/>
                 <w:color w:val="000000" w:themeColor="text1"/>
                 <w:sz w:val="18"/>
                 <w:szCs w:val="18"/>
@@ -2686,7 +2686,7 @@
             </w:r>
             <w:r>
               <w:rPr>
-                <w:rFonts w:ascii="BC Sans" w:eastAsia="Times New Roman" w:hAnsi="BC Sans" w:cs="Times New Roman"/>
+                <w:rFonts w:ascii="BC Sans" w:hAnsi="BC Sans" w:eastAsia="Times New Roman" w:cs="Times New Roman"/>
                 <w:color w:val="000000" w:themeColor="text1"/>
                 <w:sz w:val="20"/>
                 <w:szCs w:val="20"/>
@@ -2743,7 +2743,7 @@
             </w:r>
             <w:r>
               <w:rPr>
-                <w:rFonts w:ascii="BC Sans" w:eastAsia="Times New Roman" w:hAnsi="BC Sans" w:cs="Times New Roman"/>
+                <w:rFonts w:ascii="BC Sans" w:hAnsi="BC Sans" w:eastAsia="Times New Roman" w:cs="Times New Roman"/>
                 <w:color w:val="000000" w:themeColor="text1"/>
                 <w:sz w:val="20"/>
                 <w:szCs w:val="20"/>
@@ -2752,7 +2752,7 @@
             </w:r>
             <w:r>
               <w:rPr>
-                <w:rFonts w:ascii="BC Sans" w:eastAsia="Times New Roman" w:hAnsi="BC Sans" w:cs="Times New Roman"/>
+                <w:rFonts w:ascii="BC Sans" w:hAnsi="BC Sans" w:eastAsia="Times New Roman" w:cs="Times New Roman"/>
                 <w:color w:val="000000" w:themeColor="text1"/>
                 <w:sz w:val="20"/>
                 <w:szCs w:val="20"/>
@@ -2761,7 +2761,7 @@
             </w:r>
             <w:r>
               <w:rPr>
-                <w:rFonts w:ascii="BC Sans" w:eastAsia="Times New Roman" w:hAnsi="BC Sans" w:cs="Times New Roman"/>
+                <w:rFonts w:ascii="BC Sans" w:hAnsi="BC Sans" w:eastAsia="Times New Roman" w:cs="Times New Roman"/>
                 <w:color w:val="000000" w:themeColor="text1"/>
                 <w:sz w:val="20"/>
                 <w:szCs w:val="20"/>
@@ -2770,7 +2770,7 @@
             </w:r>
             <w:r>
               <w:rPr>
-                <w:rFonts w:ascii="BC Sans" w:eastAsia="Times New Roman" w:hAnsi="BC Sans" w:cs="Times New Roman"/>
+                <w:rFonts w:ascii="BC Sans" w:hAnsi="BC Sans" w:eastAsia="Times New Roman" w:cs="Times New Roman"/>
                 <w:color w:val="000000" w:themeColor="text1"/>
                 <w:sz w:val="20"/>
                 <w:szCs w:val="20"/>
@@ -2779,7 +2779,7 @@
             </w:r>
             <w:r>
               <w:rPr>
-                <w:rFonts w:ascii="BC Sans" w:eastAsia="Times New Roman" w:hAnsi="BC Sans" w:cs="Times New Roman"/>
+                <w:rFonts w:ascii="BC Sans" w:hAnsi="BC Sans" w:eastAsia="Times New Roman" w:cs="Times New Roman"/>
                 <w:color w:val="000000" w:themeColor="text1"/>
                 <w:sz w:val="20"/>
                 <w:szCs w:val="20"/>
@@ -2788,7 +2788,7 @@
             </w:r>
             <w:r>
               <w:rPr>
-                <w:rFonts w:ascii="BC Sans" w:eastAsia="Times New Roman" w:hAnsi="BC Sans" w:cs="Times New Roman"/>
+                <w:rFonts w:ascii="BC Sans" w:hAnsi="BC Sans" w:eastAsia="Times New Roman" w:cs="Times New Roman"/>
                 <w:color w:val="000000" w:themeColor="text1"/>
                 <w:sz w:val="20"/>
                 <w:szCs w:val="20"/>
@@ -2797,7 +2797,7 @@
             </w:r>
             <w:r>
               <w:rPr>
-                <w:rFonts w:ascii="BC Sans" w:eastAsia="Times New Roman" w:hAnsi="BC Sans" w:cs="Times New Roman"/>
+                <w:rFonts w:ascii="BC Sans" w:hAnsi="BC Sans" w:eastAsia="Times New Roman" w:cs="Times New Roman"/>
                 <w:color w:val="000000" w:themeColor="text1"/>
                 <w:sz w:val="20"/>
                 <w:szCs w:val="20"/>
@@ -2806,7 +2806,7 @@
             </w:r>
             <w:r>
               <w:rPr>
-                <w:rFonts w:ascii="BC Sans" w:eastAsia="Times New Roman" w:hAnsi="BC Sans" w:cs="Times New Roman"/>
+                <w:rFonts w:ascii="BC Sans" w:hAnsi="BC Sans" w:eastAsia="Times New Roman" w:cs="Times New Roman"/>
                 <w:color w:val="000000" w:themeColor="text1"/>
                 <w:sz w:val="20"/>
                 <w:szCs w:val="20"/>
@@ -2815,7 +2815,7 @@
             </w:r>
             <w:r>
               <w:rPr>
-                <w:rFonts w:ascii="BC Sans" w:eastAsia="Times New Roman" w:hAnsi="BC Sans" w:cs="Times New Roman"/>
+                <w:rFonts w:ascii="BC Sans" w:hAnsi="BC Sans" w:eastAsia="Times New Roman" w:cs="Times New Roman"/>
                 <w:color w:val="000000" w:themeColor="text1"/>
                 <w:sz w:val="20"/>
                 <w:szCs w:val="20"/>
@@ -2832,7 +2832,7 @@
             </w:r>
             <w:r>
               <w:rPr>
-                <w:rFonts w:ascii="BC Sans" w:eastAsia="Times New Roman" w:hAnsi="BC Sans" w:cs="Times New Roman"/>
+                <w:rFonts w:ascii="BC Sans" w:hAnsi="BC Sans" w:eastAsia="Times New Roman" w:cs="Times New Roman"/>
                 <w:color w:val="000000" w:themeColor="text1"/>
                 <w:sz w:val="20"/>
                 <w:szCs w:val="20"/>
@@ -3013,18 +3013,18 @@
             <w:pPr>
               <w:spacing w:line="259" w:lineRule="auto"/>
               <w:rPr>
-                <w:rFonts w:ascii="BC Sans" w:eastAsia="BC Sans" w:hAnsi="BC Sans" w:cs="BC Sans"/>
-                <w:b w:val="0"/>
-                <w:bCs w:val="0"/>
-                <w:caps w:val="0"/>
-                <w:color w:val="000000" w:themeColor="text1"/>
-                <w:sz w:val="20"/>
-                <w:szCs w:val="20"/>
-              </w:rPr>
-            </w:pPr>
-            <w:r>
-              <w:rPr>
-                <w:rFonts w:ascii="BC Sans" w:eastAsia="BC Sans" w:hAnsi="BC Sans" w:cs="BC Sans"/>
+                <w:rFonts w:ascii="BC Sans" w:hAnsi="BC Sans" w:eastAsia="BC Sans" w:cs="BC Sans"/>
+                <w:b w:val="0"/>
+                <w:bCs w:val="0"/>
+                <w:caps w:val="0"/>
+                <w:color w:val="000000" w:themeColor="text1"/>
+                <w:sz w:val="20"/>
+                <w:szCs w:val="20"/>
+              </w:rPr>
+            </w:pPr>
+            <w:r>
+              <w:rPr>
+                <w:rFonts w:ascii="BC Sans" w:hAnsi="BC Sans" w:eastAsia="BC Sans" w:cs="BC Sans"/>
                 <w:b w:val="0"/>
                 <w:bCs w:val="0"/>
                 <w:caps w:val="0"/>
@@ -3036,7 +3036,7 @@
             </w:r>
             <w:r>
               <w:rPr>
-                <w:rFonts w:ascii="BC Sans" w:eastAsia="BC Sans" w:hAnsi="BC Sans" w:cs="BC Sans"/>
+                <w:rFonts w:ascii="BC Sans" w:hAnsi="BC Sans" w:eastAsia="BC Sans" w:cs="BC Sans"/>
                 <w:b w:val="0"/>
                 <w:bCs w:val="0"/>
                 <w:caps w:val="0"/>
@@ -3048,7 +3048,7 @@
             </w:r>
             <w:r>
               <w:rPr>
-                <w:rFonts w:ascii="BC Sans" w:eastAsia="BC Sans" w:hAnsi="BC Sans" w:cs="BC Sans"/>
+                <w:rFonts w:ascii="BC Sans" w:hAnsi="BC Sans" w:eastAsia="BC Sans" w:cs="BC Sans"/>
                 <w:b w:val="0"/>
                 <w:bCs w:val="0"/>
                 <w:caps w:val="0"/>
@@ -3060,7 +3060,7 @@
             </w:r>
             <w:r>
               <w:rPr>
-                <w:rFonts w:ascii="BC Sans" w:eastAsia="BC Sans" w:hAnsi="BC Sans" w:cs="BC Sans"/>
+                <w:rFonts w:ascii="BC Sans" w:hAnsi="BC Sans" w:eastAsia="BC Sans" w:cs="BC Sans"/>
                 <w:b w:val="0"/>
                 <w:bCs w:val="0"/>
                 <w:caps w:val="0"/>
@@ -3072,7 +3072,7 @@
             </w:r>
             <w:r>
               <w:rPr>
-                <w:rFonts w:ascii="BC Sans" w:eastAsia="BC Sans" w:hAnsi="BC Sans" w:cs="BC Sans"/>
+                <w:rFonts w:ascii="BC Sans" w:hAnsi="BC Sans" w:eastAsia="BC Sans" w:cs="BC Sans"/>
                 <w:b w:val="0"/>
                 <w:bCs w:val="0"/>
                 <w:caps w:val="0"/>
@@ -3084,7 +3084,7 @@
             </w:r>
             <w:r>
               <w:rPr>
-                <w:rFonts w:ascii="BC Sans" w:eastAsia="BC Sans" w:hAnsi="BC Sans" w:cs="BC Sans"/>
+                <w:rFonts w:ascii="BC Sans" w:hAnsi="BC Sans" w:eastAsia="BC Sans" w:cs="BC Sans"/>
                 <w:b w:val="0"/>
                 <w:bCs w:val="0"/>
                 <w:caps w:val="0"/>
@@ -3108,15 +3108,15 @@
               <w:spacing w:line="259" w:lineRule="auto"/>
               <w:cnfStyle w:val="000000100000" w:firstRow="0" w:lastRow="0" w:firstColumn="0" w:lastColumn="0" w:oddVBand="0" w:evenVBand="0" w:oddHBand="1" w:evenHBand="0" w:firstRowFirstColumn="0" w:firstRowLastColumn="0" w:lastRowFirstColumn="0" w:lastRowLastColumn="0"/>
               <w:rPr>
-                <w:rFonts w:ascii="BC Sans" w:eastAsia="BC Sans" w:hAnsi="BC Sans" w:cs="BC Sans"/>
-                <w:color w:val="000000" w:themeColor="text1"/>
-                <w:sz w:val="20"/>
-                <w:szCs w:val="20"/>
-              </w:rPr>
-            </w:pPr>
-            <w:r>
-              <w:rPr>
-                <w:rFonts w:ascii="BC Sans" w:eastAsia="BC Sans" w:hAnsi="BC Sans" w:cs="BC Sans"/>
+                <w:rFonts w:ascii="BC Sans" w:hAnsi="BC Sans" w:eastAsia="BC Sans" w:cs="BC Sans"/>
+                <w:color w:val="000000" w:themeColor="text1"/>
+                <w:sz w:val="20"/>
+                <w:szCs w:val="20"/>
+              </w:rPr>
+            </w:pPr>
+            <w:r>
+              <w:rPr>
+                <w:rFonts w:ascii="BC Sans" w:hAnsi="BC Sans" w:eastAsia="BC Sans" w:cs="BC Sans"/>
                 <w:color w:val="000000" w:themeColor="text1"/>
                 <w:sz w:val="20"/>
                 <w:szCs w:val="20"/>
@@ -3125,7 +3125,7 @@
             </w:r>
             <w:r>
               <w:rPr>
-                <w:rFonts w:ascii="BC Sans" w:eastAsia="BC Sans" w:hAnsi="BC Sans" w:cs="BC Sans"/>
+                <w:rFonts w:ascii="BC Sans" w:hAnsi="BC Sans" w:eastAsia="BC Sans" w:cs="BC Sans"/>
                 <w:color w:val="000000" w:themeColor="text1"/>
                 <w:sz w:val="20"/>
                 <w:szCs w:val="20"/>
@@ -3134,7 +3134,7 @@
             </w:r>
             <w:r>
               <w:rPr>
-                <w:rFonts w:ascii="BC Sans" w:eastAsia="Times New Roman" w:hAnsi="BC Sans" w:cs="Times New Roman"/>
+                <w:rFonts w:ascii="BC Sans" w:hAnsi="BC Sans" w:eastAsia="Times New Roman" w:cs="Times New Roman"/>
                 <w:color w:val="000000" w:themeColor="text1"/>
                 <w:sz w:val="20"/>
                 <w:szCs w:val="20"/>
@@ -3143,7 +3143,7 @@
             </w:r>
             <w:r>
               <w:rPr>
-                <w:rFonts w:ascii="BC Sans" w:eastAsia="BC Sans" w:hAnsi="BC Sans" w:cs="BC Sans"/>
+                <w:rFonts w:ascii="BC Sans" w:hAnsi="BC Sans" w:eastAsia="BC Sans" w:cs="BC Sans"/>
                 <w:color w:val="000000" w:themeColor="text1"/>
                 <w:sz w:val="20"/>
                 <w:szCs w:val="20"/>
@@ -3152,7 +3152,7 @@
             </w:r>
             <w:r>
               <w:rPr>
-                <w:rFonts w:ascii="BC Sans" w:eastAsia="BC Sans" w:hAnsi="BC Sans" w:cs="BC Sans"/>
+                <w:rFonts w:ascii="BC Sans" w:hAnsi="BC Sans" w:eastAsia="BC Sans" w:cs="BC Sans"/>
                 <w:color w:val="000000" w:themeColor="text1"/>
                 <w:sz w:val="20"/>
                 <w:szCs w:val="20"/>
@@ -3161,7 +3161,7 @@
             </w:r>
             <w:r>
               <w:rPr>
-                <w:rFonts w:ascii="BC Sans" w:eastAsia="BC Sans" w:hAnsi="BC Sans" w:cs="BC Sans"/>
+                <w:rFonts w:ascii="BC Sans" w:hAnsi="BC Sans" w:eastAsia="BC Sans" w:cs="BC Sans"/>
                 <w:color w:val="000000" w:themeColor="text1"/>
                 <w:sz w:val="20"/>
                 <w:szCs w:val="20"/>
@@ -3170,7 +3170,7 @@
             </w:r>
             <w:r>
               <w:rPr>
-                <w:rFonts w:ascii="BC Sans" w:eastAsia="Times New Roman" w:hAnsi="BC Sans" w:cs="Times New Roman"/>
+                <w:rFonts w:ascii="BC Sans" w:hAnsi="BC Sans" w:eastAsia="Times New Roman" w:cs="Times New Roman"/>
                 <w:color w:val="000000" w:themeColor="text1"/>
                 <w:sz w:val="20"/>
                 <w:szCs w:val="20"/>
@@ -3179,7 +3179,7 @@
             </w:r>
             <w:r>
               <w:rPr>
-                <w:rFonts w:ascii="BC Sans" w:eastAsia="BC Sans" w:hAnsi="BC Sans" w:cs="BC Sans"/>
+                <w:rFonts w:ascii="BC Sans" w:hAnsi="BC Sans" w:eastAsia="BC Sans" w:cs="BC Sans"/>
                 <w:color w:val="000000" w:themeColor="text1"/>
                 <w:sz w:val="20"/>
                 <w:szCs w:val="20"/>
@@ -3188,7 +3188,7 @@
             </w:r>
             <w:r>
               <w:rPr>
-                <w:rFonts w:ascii="BC Sans" w:eastAsia="BC Sans" w:hAnsi="BC Sans" w:cs="BC Sans"/>
+                <w:rFonts w:ascii="BC Sans" w:hAnsi="BC Sans" w:eastAsia="BC Sans" w:cs="BC Sans"/>
                 <w:color w:val="000000" w:themeColor="text1"/>
                 <w:sz w:val="20"/>
                 <w:szCs w:val="20"/>
@@ -3197,7 +3197,7 @@
             </w:r>
             <w:r>
               <w:rPr>
-                <w:rFonts w:ascii="BC Sans" w:eastAsia="BC Sans" w:hAnsi="BC Sans" w:cs="BC Sans"/>
+                <w:rFonts w:ascii="BC Sans" w:hAnsi="BC Sans" w:eastAsia="BC Sans" w:cs="BC Sans"/>
                 <w:color w:val="000000" w:themeColor="text1"/>
                 <w:sz w:val="20"/>
                 <w:szCs w:val="20"/>
@@ -3206,7 +3206,7 @@
             </w:r>
             <w:r>
               <w:rPr>
-                <w:rFonts w:ascii="BC Sans" w:eastAsia="Times New Roman" w:hAnsi="BC Sans" w:cs="Times New Roman"/>
+                <w:rFonts w:ascii="BC Sans" w:hAnsi="BC Sans" w:eastAsia="Times New Roman" w:cs="Times New Roman"/>
                 <w:color w:val="000000" w:themeColor="text1"/>
                 <w:sz w:val="20"/>
                 <w:szCs w:val="20"/>
@@ -3215,7 +3215,7 @@
             </w:r>
             <w:r>
               <w:rPr>
-                <w:rFonts w:ascii="BC Sans" w:eastAsia="BC Sans" w:hAnsi="BC Sans" w:cs="BC Sans"/>
+                <w:rFonts w:ascii="BC Sans" w:hAnsi="BC Sans" w:eastAsia="BC Sans" w:cs="BC Sans"/>
                 <w:color w:val="000000" w:themeColor="text1"/>
                 <w:sz w:val="20"/>
                 <w:szCs w:val="20"/>
@@ -3271,15 +3271,15 @@
             <w:pPr>
               <w:cnfStyle w:val="000000000000" w:firstRow="0" w:lastRow="0" w:firstColumn="0" w:lastColumn="0" w:oddVBand="0" w:evenVBand="0" w:oddHBand="0" w:evenHBand="0" w:firstRowFirstColumn="0" w:firstRowLastColumn="0" w:lastRowFirstColumn="0" w:lastRowLastColumn="0"/>
               <w:rPr>
-                <w:rFonts w:ascii="BC Sans" w:eastAsia="Times New Roman" w:hAnsi="BC Sans" w:cs="Times New Roman"/>
-                <w:color w:val="000000" w:themeColor="text1"/>
-                <w:sz w:val="20"/>
-                <w:szCs w:val="20"/>
-              </w:rPr>
-            </w:pPr>
-            <w:r>
-              <w:rPr>
-                <w:rFonts w:ascii="BC Sans" w:eastAsia="Times New Roman" w:hAnsi="BC Sans" w:cs="Times New Roman"/>
+                <w:rFonts w:ascii="BC Sans" w:hAnsi="BC Sans" w:eastAsia="Times New Roman" w:cs="Times New Roman"/>
+                <w:color w:val="000000" w:themeColor="text1"/>
+                <w:sz w:val="20"/>
+                <w:szCs w:val="20"/>
+              </w:rPr>
+            </w:pPr>
+            <w:r>
+              <w:rPr>
+                <w:rFonts w:ascii="BC Sans" w:hAnsi="BC Sans" w:eastAsia="Times New Roman" w:cs="Times New Roman"/>
                 <w:color w:val="000000" w:themeColor="text1"/>
                 <w:sz w:val="20"/>
                 <w:szCs w:val="20"/>
@@ -3288,7 +3288,7 @@
             </w:r>
             <w:r>
               <w:rPr>
-                <w:rFonts w:ascii="BC Sans" w:eastAsia="Times New Roman" w:hAnsi="BC Sans" w:cs="Times New Roman"/>
+                <w:rFonts w:ascii="BC Sans" w:hAnsi="BC Sans" w:eastAsia="Times New Roman" w:cs="Times New Roman"/>
                 <w:color w:val="000000" w:themeColor="text1"/>
                 <w:sz w:val="20"/>
                 <w:szCs w:val="20"/>
@@ -3297,7 +3297,7 @@
             </w:r>
             <w:r>
               <w:rPr>
-                <w:rFonts w:ascii="BC Sans" w:eastAsia="Times New Roman" w:hAnsi="BC Sans" w:cs="Times New Roman"/>
+                <w:rFonts w:ascii="BC Sans" w:hAnsi="BC Sans" w:eastAsia="Times New Roman" w:cs="Times New Roman"/>
                 <w:color w:val="000000" w:themeColor="text1"/>
                 <w:sz w:val="20"/>
                 <w:szCs w:val="20"/>
@@ -3306,7 +3306,7 @@
             </w:r>
             <w:r>
               <w:rPr>
-                <w:rFonts w:ascii="BC Sans" w:eastAsia="Times New Roman" w:hAnsi="BC Sans" w:cs="Times New Roman"/>
+                <w:rFonts w:ascii="BC Sans" w:hAnsi="BC Sans" w:eastAsia="Times New Roman" w:cs="Times New Roman"/>
                 <w:color w:val="000000" w:themeColor="text1"/>
                 <w:sz w:val="20"/>
                 <w:szCs w:val="20"/>
@@ -3315,7 +3315,7 @@
             </w:r>
             <w:r>
               <w:rPr>
-                <w:rFonts w:ascii="BC Sans" w:eastAsia="Times New Roman" w:hAnsi="BC Sans" w:cs="Times New Roman"/>
+                <w:rFonts w:ascii="BC Sans" w:hAnsi="BC Sans" w:eastAsia="Times New Roman" w:cs="Times New Roman"/>
                 <w:color w:val="000000" w:themeColor="text1"/>
                 <w:sz w:val="20"/>
                 <w:szCs w:val="20"/>
@@ -3372,15 +3372,15 @@
             <w:pPr>
               <w:cnfStyle w:val="000000100000" w:firstRow="0" w:lastRow="0" w:firstColumn="0" w:lastColumn="0" w:oddVBand="0" w:evenVBand="0" w:oddHBand="1" w:evenHBand="0" w:firstRowFirstColumn="0" w:firstRowLastColumn="0" w:lastRowFirstColumn="0" w:lastRowLastColumn="0"/>
               <w:rPr>
-                <w:rFonts w:ascii="BC Sans" w:eastAsia="Times New Roman" w:hAnsi="BC Sans" w:cs="Times New Roman"/>
-                <w:color w:val="000000" w:themeColor="text1"/>
-                <w:sz w:val="20"/>
-                <w:szCs w:val="20"/>
-              </w:rPr>
-            </w:pPr>
-            <w:r>
-              <w:rPr>
-                <w:rFonts w:ascii="BC Sans" w:eastAsia="Times New Roman" w:hAnsi="BC Sans" w:cs="Times New Roman"/>
+                <w:rFonts w:ascii="BC Sans" w:hAnsi="BC Sans" w:eastAsia="Times New Roman" w:cs="Times New Roman"/>
+                <w:color w:val="000000" w:themeColor="text1"/>
+                <w:sz w:val="20"/>
+                <w:szCs w:val="20"/>
+              </w:rPr>
+            </w:pPr>
+            <w:r>
+              <w:rPr>
+                <w:rFonts w:ascii="BC Sans" w:hAnsi="BC Sans" w:eastAsia="Times New Roman" w:cs="Times New Roman"/>
                 <w:color w:val="000000" w:themeColor="text1"/>
                 <w:sz w:val="20"/>
                 <w:szCs w:val="20"/>
@@ -3389,7 +3389,7 @@
             </w:r>
             <w:r>
               <w:rPr>
-                <w:rFonts w:ascii="BC Sans" w:eastAsia="Times New Roman" w:hAnsi="BC Sans" w:cs="Times New Roman"/>
+                <w:rFonts w:ascii="BC Sans" w:hAnsi="BC Sans" w:eastAsia="Times New Roman" w:cs="Times New Roman"/>
                 <w:color w:val="000000" w:themeColor="text1"/>
                 <w:sz w:val="20"/>
                 <w:szCs w:val="20"/>
@@ -3398,7 +3398,7 @@
             </w:r>
             <w:r>
               <w:rPr>
-                <w:rFonts w:ascii="BC Sans" w:eastAsia="Times New Roman" w:hAnsi="BC Sans" w:cs="Times New Roman"/>
+                <w:rFonts w:ascii="BC Sans" w:hAnsi="BC Sans" w:eastAsia="Times New Roman" w:cs="Times New Roman"/>
                 <w:color w:val="000000" w:themeColor="text1"/>
                 <w:sz w:val="20"/>
                 <w:szCs w:val="20"/>
@@ -3407,7 +3407,7 @@
             </w:r>
             <w:r>
               <w:rPr>
-                <w:rFonts w:ascii="BC Sans" w:eastAsia="Times New Roman" w:hAnsi="BC Sans" w:cs="Times New Roman"/>
+                <w:rFonts w:ascii="BC Sans" w:hAnsi="BC Sans" w:eastAsia="Times New Roman" w:cs="Times New Roman"/>
                 <w:color w:val="000000" w:themeColor="text1"/>
                 <w:sz w:val="20"/>
                 <w:szCs w:val="20"/>
@@ -3416,7 +3416,7 @@
             </w:r>
             <w:r>
               <w:rPr>
-                <w:rFonts w:ascii="BC Sans" w:eastAsia="Times New Roman" w:hAnsi="BC Sans" w:cs="Times New Roman"/>
+                <w:rFonts w:ascii="BC Sans" w:hAnsi="BC Sans" w:eastAsia="Times New Roman" w:cs="Times New Roman"/>
                 <w:color w:val="000000" w:themeColor="text1"/>
                 <w:sz w:val="20"/>
                 <w:szCs w:val="20"/>
@@ -3442,18 +3442,18 @@
             <w:pPr>
               <w:spacing w:line="259" w:lineRule="auto"/>
               <w:rPr>
-                <w:rFonts w:ascii="BC Sans" w:eastAsia="BC Sans" w:hAnsi="BC Sans" w:cs="BC Sans"/>
-                <w:b w:val="0"/>
-                <w:bCs w:val="0"/>
-                <w:caps w:val="0"/>
-                <w:color w:val="000000" w:themeColor="text1"/>
-                <w:sz w:val="20"/>
-                <w:szCs w:val="20"/>
-              </w:rPr>
-            </w:pPr>
-            <w:r>
-              <w:rPr>
-                <w:rFonts w:ascii="BC Sans" w:eastAsia="BC Sans" w:hAnsi="BC Sans" w:cs="BC Sans"/>
+                <w:rFonts w:ascii="BC Sans" w:hAnsi="BC Sans" w:eastAsia="BC Sans" w:cs="BC Sans"/>
+                <w:b w:val="0"/>
+                <w:bCs w:val="0"/>
+                <w:caps w:val="0"/>
+                <w:color w:val="000000" w:themeColor="text1"/>
+                <w:sz w:val="20"/>
+                <w:szCs w:val="20"/>
+              </w:rPr>
+            </w:pPr>
+            <w:r>
+              <w:rPr>
+                <w:rFonts w:ascii="BC Sans" w:hAnsi="BC Sans" w:eastAsia="BC Sans" w:cs="BC Sans"/>
                 <w:b w:val="0"/>
                 <w:bCs w:val="0"/>
                 <w:caps w:val="0"/>
@@ -3465,7 +3465,7 @@
             </w:r>
             <w:r>
               <w:rPr>
-                <w:rFonts w:ascii="BC Sans" w:eastAsia="BC Sans" w:hAnsi="BC Sans" w:cs="BC Sans"/>
+                <w:rFonts w:ascii="BC Sans" w:hAnsi="BC Sans" w:eastAsia="BC Sans" w:cs="BC Sans"/>
                 <w:b w:val="0"/>
                 <w:bCs w:val="0"/>
                 <w:caps w:val="0"/>
@@ -3477,7 +3477,7 @@
             </w:r>
             <w:r>
               <w:rPr>
-                <w:rFonts w:ascii="BC Sans" w:eastAsia="BC Sans" w:hAnsi="BC Sans" w:cs="BC Sans"/>
+                <w:rFonts w:ascii="BC Sans" w:hAnsi="BC Sans" w:eastAsia="BC Sans" w:cs="BC Sans"/>
                 <w:b w:val="0"/>
                 <w:bCs w:val="0"/>
                 <w:caps w:val="0"/>
@@ -3501,15 +3501,15 @@
               <w:spacing w:line="259" w:lineRule="auto"/>
               <w:cnfStyle w:val="000000000000" w:firstRow="0" w:lastRow="0" w:firstColumn="0" w:lastColumn="0" w:oddVBand="0" w:evenVBand="0" w:oddHBand="0" w:evenHBand="0" w:firstRowFirstColumn="0" w:firstRowLastColumn="0" w:lastRowFirstColumn="0" w:lastRowLastColumn="0"/>
               <w:rPr>
-                <w:rFonts w:ascii="BC Sans" w:eastAsia="BC Sans" w:hAnsi="BC Sans" w:cs="BC Sans"/>
-                <w:color w:val="000000" w:themeColor="text1"/>
-                <w:sz w:val="20"/>
-                <w:szCs w:val="20"/>
-              </w:rPr>
-            </w:pPr>
-            <w:r>
-              <w:rPr>
-                <w:rFonts w:ascii="BC Sans" w:eastAsia="BC Sans" w:hAnsi="BC Sans" w:cs="BC Sans"/>
+                <w:rFonts w:ascii="BC Sans" w:hAnsi="BC Sans" w:eastAsia="BC Sans" w:cs="BC Sans"/>
+                <w:color w:val="000000" w:themeColor="text1"/>
+                <w:sz w:val="20"/>
+                <w:szCs w:val="20"/>
+              </w:rPr>
+            </w:pPr>
+            <w:r>
+              <w:rPr>
+                <w:rFonts w:ascii="BC Sans" w:hAnsi="BC Sans" w:eastAsia="BC Sans" w:cs="BC Sans"/>
                 <w:color w:val="000000" w:themeColor="text1"/>
                 <w:sz w:val="20"/>
                 <w:szCs w:val="20"/>
@@ -3518,7 +3518,7 @@
             </w:r>
             <w:r>
               <w:rPr>
-                <w:rFonts w:ascii="BC Sans" w:eastAsia="Times New Roman" w:hAnsi="BC Sans" w:cs="Times New Roman"/>
+                <w:rFonts w:ascii="BC Sans" w:hAnsi="BC Sans" w:eastAsia="Times New Roman" w:cs="Times New Roman"/>
                 <w:color w:val="000000" w:themeColor="text1"/>
                 <w:sz w:val="20"/>
                 <w:szCs w:val="20"/>
@@ -3527,7 +3527,7 @@
             </w:r>
             <w:r>
               <w:rPr>
-                <w:rFonts w:ascii="BC Sans" w:eastAsia="BC Sans" w:hAnsi="BC Sans" w:cs="BC Sans"/>
+                <w:rFonts w:ascii="BC Sans" w:hAnsi="BC Sans" w:eastAsia="BC Sans" w:cs="BC Sans"/>
                 <w:color w:val="000000" w:themeColor="text1"/>
                 <w:sz w:val="20"/>
                 <w:szCs w:val="20"/>
@@ -3574,7 +3574,7 @@
           <w:p>
             <w:pPr>
               <w:rPr>
-                <w:rFonts w:ascii="BC Sans" w:eastAsia="Times New Roman" w:hAnsi="BC Sans" w:cs="Times New Roman"/>
+                <w:rFonts w:ascii="BC Sans" w:hAnsi="BC Sans" w:eastAsia="Times New Roman" w:cs="Times New Roman"/>
                 <w:color w:val="000000"/>
                 <w:kern w:val="0"/>
                 <w:sz w:val="20"/>
@@ -3584,7 +3584,7 @@
             </w:pPr>
             <w:r>
               <w:rPr>
-                <w:rFonts w:ascii="BC Sans" w:eastAsia="Times New Roman" w:hAnsi="BC Sans" w:cs="Times New Roman"/>
+                <w:rFonts w:ascii="BC Sans" w:hAnsi="BC Sans" w:eastAsia="Times New Roman" w:cs="Times New Roman"/>
                 <w:caps w:val="0"/>
                 <w:color w:val="000000"/>
                 <w:kern w:val="0"/>
@@ -3608,7 +3608,7 @@
             <w:cnfStyle w:val="001000000000" w:firstRow="0" w:lastRow="0" w:firstColumn="1" w:lastColumn="0" w:oddVBand="0" w:evenVBand="0" w:oddHBand="0" w:evenHBand="0" w:firstRowFirstColumn="0" w:firstRowLastColumn="0" w:lastRowFirstColumn="0" w:lastRowLastColumn="0"/>
             <w:tcW w:w="2552" w:type="dxa"/>
             <w:tcBorders>
-              <w:top w:val="single" w:sz="4" w:space="0" w:color="7F7F7F" w:themeColor="text1" w:themeTint="80"/>
+              <w:top w:val="single" w:color="7F7F7F" w:themeColor="text1" w:themeTint="80" w:sz="4" w:space="0"/>
             </w:tcBorders>
             <w:shd w:val="clear" w:color="auto" w:fill="F2F2F2"/>
             <w:noWrap/>
@@ -3657,7 +3657,7 @@
             </w:r>
             <w:r>
               <w:rPr>
-                <w:rFonts w:ascii="BC Sans" w:eastAsia="Times New Roman" w:hAnsi="BC Sans" w:cs="Times New Roman"/>
+                <w:rFonts w:ascii="BC Sans" w:hAnsi="BC Sans" w:eastAsia="Times New Roman" w:cs="Times New Roman"/>
                 <w:b w:val="0"/>
                 <w:bCs w:val="0"/>
                 <w:color w:val="000000" w:themeColor="text1"/>
@@ -3705,7 +3705,7 @@
           <w:tcPr>
             <w:tcW w:w="8364" w:type="dxa"/>
             <w:tcBorders>
-              <w:top w:val="single" w:sz="4" w:space="0" w:color="7F7F7F" w:themeColor="text1" w:themeTint="80"/>
+              <w:top w:val="single" w:color="7F7F7F" w:themeColor="text1" w:themeTint="80" w:sz="4" w:space="0"/>
             </w:tcBorders>
             <w:shd w:val="clear" w:color="auto" w:fill="F2F2F2"/>
             <w:noWrap/>
@@ -3730,7 +3730,7 @@
             </w:r>
             <w:r>
               <w:rPr>
-                <w:rFonts w:ascii="BC Sans" w:eastAsia="Times New Roman" w:hAnsi="BC Sans" w:cs="Times New Roman"/>
+                <w:rFonts w:ascii="BC Sans" w:hAnsi="BC Sans" w:eastAsia="Times New Roman" w:cs="Times New Roman"/>
                 <w:color w:val="000000" w:themeColor="text1"/>
                 <w:sz w:val="20"/>
                 <w:szCs w:val="20"/>
@@ -3815,7 +3815,7 @@
             </w:r>
             <w:r>
               <w:rPr>
-                <w:rFonts w:ascii="BC Sans" w:eastAsia="Times New Roman" w:hAnsi="BC Sans" w:cs="Times New Roman"/>
+                <w:rFonts w:ascii="BC Sans" w:hAnsi="BC Sans" w:eastAsia="Times New Roman" w:cs="Times New Roman"/>
                 <w:b w:val="0"/>
                 <w:bCs w:val="0"/>
                 <w:color w:val="000000" w:themeColor="text1"/>
@@ -3895,7 +3895,7 @@
             </w:r>
             <w:r>
               <w:rPr>
-                <w:rFonts w:ascii="BC Sans" w:eastAsia="Times New Roman" w:hAnsi="BC Sans" w:cs="Times New Roman"/>
+                <w:rFonts w:ascii="BC Sans" w:hAnsi="BC Sans" w:eastAsia="Times New Roman" w:cs="Times New Roman"/>
                 <w:color w:val="000000" w:themeColor="text1"/>
                 <w:sz w:val="20"/>
                 <w:szCs w:val="20"/>
@@ -4590,7 +4590,7 @@
       <w:pPr>
         <w:spacing w:after="0"/>
         <w:rPr>
-          <w:rFonts w:ascii="Aptos" w:eastAsia="Aptos" w:hAnsi="Aptos" w:cs="Aptos"/>
+          <w:rFonts w:ascii="Aptos" w:hAnsi="Aptos" w:eastAsia="Aptos" w:cs="Aptos"/>
           <w:color w:val="000000" w:themeColor="text1"/>
         </w:rPr>
       </w:pPr>
@@ -4601,7 +4601,7 @@
       </w:pPr>
       <w:r>
         <w:rPr>
-          <w:rFonts w:ascii="Aptos" w:eastAsia="Aptos" w:hAnsi="Aptos" w:cs="Aptos"/>
+          <w:rFonts w:ascii="Aptos" w:hAnsi="Aptos" w:eastAsia="Aptos" w:cs="Aptos"/>
           <w:color w:val="000000" w:themeColor="text1"/>
         </w:rPr>
         <w:t>{d.updates[i].updateType:ifEQ(UPDATE):showBegin}</w:t>
@@ -4633,7 +4633,7 @@
           <w:p>
             <w:pPr>
               <w:rPr>
-                <w:rFonts w:ascii="BC Sans" w:eastAsia="Times New Roman" w:hAnsi="BC Sans" w:cs="Times New Roman"/>
+                <w:rFonts w:ascii="BC Sans" w:hAnsi="BC Sans" w:eastAsia="Times New Roman" w:cs="Times New Roman"/>
                 <w:color w:val="000000"/>
                 <w:kern w:val="0"/>
                 <w:sz w:val="20"/>
@@ -4643,7 +4643,7 @@
             </w:pPr>
             <w:r>
               <w:rPr>
-                <w:rFonts w:ascii="BC Sans" w:eastAsia="Times New Roman" w:hAnsi="BC Sans" w:cs="Times New Roman"/>
+                <w:rFonts w:ascii="BC Sans" w:hAnsi="BC Sans" w:eastAsia="Times New Roman" w:cs="Times New Roman"/>
                 <w:caps w:val="0"/>
                 <w:color w:val="000000"/>
                 <w:kern w:val="0"/>
@@ -4655,7 +4655,7 @@
             </w:r>
             <w:r>
               <w:rPr>
-                <w:rFonts w:ascii="BC Sans" w:eastAsia="Times New Roman" w:hAnsi="BC Sans" w:cs="Times New Roman"/>
+                <w:rFonts w:ascii="BC Sans" w:hAnsi="BC Sans" w:eastAsia="Times New Roman" w:cs="Times New Roman"/>
                 <w:caps w:val="0"/>
                 <w:color w:val="000000"/>
                 <w:kern w:val="0"/>
@@ -4667,7 +4667,7 @@
             </w:r>
             <w:r>
               <w:rPr>
-                <w:rFonts w:ascii="BC Sans" w:eastAsia="Times New Roman" w:hAnsi="BC Sans" w:cs="Times New Roman"/>
+                <w:rFonts w:ascii="BC Sans" w:hAnsi="BC Sans" w:eastAsia="Times New Roman" w:cs="Times New Roman"/>
                 <w:caps w:val="0"/>
                 <w:color w:val="000000"/>
                 <w:kern w:val="0"/>
@@ -4679,7 +4679,7 @@
             </w:r>
             <w:r>
               <w:rPr>
-                <w:rFonts w:ascii="BC Sans" w:eastAsia="Times New Roman" w:hAnsi="BC Sans" w:cs="Times New Roman"/>
+                <w:rFonts w:ascii="BC Sans" w:hAnsi="BC Sans" w:eastAsia="Times New Roman" w:cs="Times New Roman"/>
                 <w:b w:val="0"/>
                 <w:bCs w:val="0"/>
                 <w:caps w:val="0"/>
@@ -4693,7 +4693,7 @@
             </w:r>
             <w:r>
               <w:rPr>
-                <w:rFonts w:ascii="BC Sans" w:eastAsia="Times New Roman" w:hAnsi="BC Sans" w:cs="Times New Roman"/>
+                <w:rFonts w:ascii="BC Sans" w:hAnsi="BC Sans" w:eastAsia="Times New Roman" w:cs="Times New Roman"/>
                 <w:b w:val="0"/>
                 <w:bCs w:val="0"/>
                 <w:caps w:val="0"/>
@@ -4707,7 +4707,7 @@
             </w:r>
             <w:r>
               <w:rPr>
-                <w:rFonts w:ascii="BC Sans" w:eastAsia="Times New Roman" w:hAnsi="BC Sans" w:cs="Times New Roman"/>
+                <w:rFonts w:ascii="BC Sans" w:hAnsi="BC Sans" w:eastAsia="Times New Roman" w:cs="Times New Roman"/>
                 <w:b w:val="0"/>
                 <w:bCs w:val="0"/>
                 <w:caps w:val="0"/>
@@ -4731,7 +4731,7 @@
             </w:r>
             <w:r>
               <w:rPr>
-                <w:rFonts w:ascii="BC Sans" w:eastAsia="Times New Roman" w:hAnsi="BC Sans" w:cs="Times New Roman"/>
+                <w:rFonts w:ascii="BC Sans" w:hAnsi="BC Sans" w:eastAsia="Times New Roman" w:cs="Times New Roman"/>
                 <w:b w:val="0"/>
                 <w:bCs w:val="0"/>
                 <w:caps w:val="0"/>
@@ -4745,7 +4745,7 @@
             </w:r>
             <w:r>
               <w:rPr>
-                <w:rFonts w:ascii="BC Sans" w:eastAsia="Times New Roman" w:hAnsi="BC Sans" w:cs="Times New Roman"/>
+                <w:rFonts w:ascii="BC Sans" w:hAnsi="BC Sans" w:eastAsia="Times New Roman" w:cs="Times New Roman"/>
                 <w:caps w:val="0"/>
                 <w:color w:val="000000"/>
                 <w:kern w:val="0"/>
@@ -5383,7 +5383,7 @@
             </w:r>
             <w:r>
               <w:rPr>
-                <w:rFonts w:ascii="BC Sans" w:eastAsia="Times New Roman" w:hAnsi="BC Sans" w:cs="Times New Roman"/>
+                <w:rFonts w:ascii="BC Sans" w:hAnsi="BC Sans" w:eastAsia="Times New Roman" w:cs="Times New Roman"/>
                 <w:color w:val="000000" w:themeColor="text1"/>
                 <w:sz w:val="20"/>
                 <w:szCs w:val="20"/>
@@ -5459,7 +5459,7 @@
             </w:r>
             <w:r>
               <w:rPr>
-                <w:rFonts w:ascii="BC Sans" w:eastAsia="Times New Roman" w:hAnsi="BC Sans" w:cs="Times New Roman"/>
+                <w:rFonts w:ascii="BC Sans" w:hAnsi="BC Sans" w:eastAsia="Times New Roman" w:cs="Times New Roman"/>
                 <w:color w:val="000000" w:themeColor="text1"/>
                 <w:sz w:val="20"/>
                 <w:szCs w:val="20"/>
@@ -5536,7 +5536,7 @@
             </w:r>
             <w:r>
               <w:rPr>
-                <w:rFonts w:ascii="BC Sans" w:eastAsia="Times New Roman" w:hAnsi="BC Sans" w:cs="Times New Roman"/>
+                <w:rFonts w:ascii="BC Sans" w:hAnsi="BC Sans" w:eastAsia="Times New Roman" w:cs="Times New Roman"/>
                 <w:color w:val="000000" w:themeColor="text1"/>
                 <w:sz w:val="20"/>
                 <w:szCs w:val="20"/>
@@ -5612,7 +5612,7 @@
             </w:r>
             <w:r>
               <w:rPr>
-                <w:rFonts w:ascii="BC Sans" w:eastAsia="Times New Roman" w:hAnsi="BC Sans" w:cs="Times New Roman"/>
+                <w:rFonts w:ascii="BC Sans" w:hAnsi="BC Sans" w:eastAsia="Times New Roman" w:cs="Times New Roman"/>
                 <w:color w:val="000000" w:themeColor="text1"/>
                 <w:sz w:val="20"/>
                 <w:szCs w:val="20"/>
@@ -5689,7 +5689,7 @@
             </w:r>
             <w:r>
               <w:rPr>
-                <w:rFonts w:ascii="BC Sans" w:eastAsia="Times New Roman" w:hAnsi="BC Sans" w:cs="Times New Roman"/>
+                <w:rFonts w:ascii="BC Sans" w:hAnsi="BC Sans" w:eastAsia="Times New Roman" w:cs="Times New Roman"/>
                 <w:color w:val="000000" w:themeColor="text1"/>
                 <w:sz w:val="20"/>
                 <w:szCs w:val="20"/>
@@ -5765,7 +5765,7 @@
             </w:r>
             <w:r>
               <w:rPr>
-                <w:rFonts w:ascii="BC Sans" w:eastAsia="Times New Roman" w:hAnsi="BC Sans" w:cs="Times New Roman"/>
+                <w:rFonts w:ascii="BC Sans" w:hAnsi="BC Sans" w:eastAsia="Times New Roman" w:cs="Times New Roman"/>
                 <w:color w:val="000000" w:themeColor="text1"/>
                 <w:sz w:val="20"/>
                 <w:szCs w:val="20"/>
@@ -5842,7 +5842,7 @@
             </w:r>
             <w:r>
               <w:rPr>
-                <w:rFonts w:ascii="BC Sans" w:eastAsia="Times New Roman" w:hAnsi="BC Sans" w:cs="Times New Roman"/>
+                <w:rFonts w:ascii="BC Sans" w:hAnsi="BC Sans" w:eastAsia="Times New Roman" w:cs="Times New Roman"/>
                 <w:color w:val="000000" w:themeColor="text1"/>
                 <w:sz w:val="20"/>
                 <w:szCs w:val="20"/>
@@ -5904,15 +5904,15 @@
           <w:p>
             <w:pPr>
               <w:rPr>
-                <w:rFonts w:ascii="BC Sans" w:eastAsia="BC Sans" w:hAnsi="BC Sans" w:cs="BC Sans"/>
-                <w:color w:val="000000" w:themeColor="text1"/>
-                <w:sz w:val="20"/>
-                <w:szCs w:val="20"/>
-              </w:rPr>
-            </w:pPr>
-            <w:r>
-              <w:rPr>
-                <w:rFonts w:ascii="BC Sans" w:eastAsia="BC Sans" w:hAnsi="BC Sans" w:cs="BC Sans"/>
+                <w:rFonts w:ascii="BC Sans" w:hAnsi="BC Sans" w:eastAsia="BC Sans" w:cs="BC Sans"/>
+                <w:color w:val="000000" w:themeColor="text1"/>
+                <w:sz w:val="20"/>
+                <w:szCs w:val="20"/>
+              </w:rPr>
+            </w:pPr>
+            <w:r>
+              <w:rPr>
+                <w:rFonts w:ascii="BC Sans" w:hAnsi="BC Sans" w:eastAsia="BC Sans" w:cs="BC Sans"/>
                 <w:caps w:val="0"/>
                 <w:color w:val="000000" w:themeColor="text1"/>
                 <w:sz w:val="20"/>
@@ -5922,7 +5922,7 @@
             </w:r>
             <w:r>
               <w:rPr>
-                <w:rFonts w:ascii="BC Sans" w:eastAsia="BC Sans" w:hAnsi="BC Sans" w:cs="BC Sans"/>
+                <w:rFonts w:ascii="BC Sans" w:hAnsi="BC Sans" w:eastAsia="BC Sans" w:cs="BC Sans"/>
                 <w:color w:val="000000" w:themeColor="text1"/>
                 <w:sz w:val="20"/>
                 <w:szCs w:val="20"/>
@@ -5931,7 +5931,7 @@
             </w:r>
             <w:r>
               <w:rPr>
-                <w:rFonts w:ascii="BC Sans" w:eastAsia="BC Sans" w:hAnsi="BC Sans" w:cs="BC Sans"/>
+                <w:rFonts w:ascii="BC Sans" w:hAnsi="BC Sans" w:eastAsia="BC Sans" w:cs="BC Sans"/>
                 <w:caps w:val="0"/>
                 <w:color w:val="000000" w:themeColor="text1"/>
                 <w:sz w:val="20"/>
@@ -5941,7 +5941,7 @@
             </w:r>
             <w:r>
               <w:rPr>
-                <w:rFonts w:ascii="BC Sans" w:eastAsia="BC Sans" w:hAnsi="BC Sans" w:cs="BC Sans"/>
+                <w:rFonts w:ascii="BC Sans" w:hAnsi="BC Sans" w:eastAsia="BC Sans" w:cs="BC Sans"/>
                 <w:b w:val="0"/>
                 <w:bCs w:val="0"/>
                 <w:caps w:val="0"/>
@@ -5953,7 +5953,7 @@
             </w:r>
             <w:r>
               <w:rPr>
-                <w:rFonts w:ascii="BC Sans" w:eastAsia="BC Sans" w:hAnsi="BC Sans" w:cs="BC Sans"/>
+                <w:rFonts w:ascii="BC Sans" w:hAnsi="BC Sans" w:eastAsia="BC Sans" w:cs="BC Sans"/>
                 <w:b w:val="0"/>
                 <w:bCs w:val="0"/>
                 <w:caps w:val="0"/>
@@ -5965,7 +5965,7 @@
             </w:r>
             <w:r>
               <w:rPr>
-                <w:rFonts w:ascii="BC Sans" w:eastAsia="BC Sans" w:hAnsi="BC Sans" w:cs="BC Sans"/>
+                <w:rFonts w:ascii="BC Sans" w:hAnsi="BC Sans" w:eastAsia="BC Sans" w:cs="BC Sans"/>
                 <w:b w:val="0"/>
                 <w:bCs w:val="0"/>
                 <w:caps w:val="0"/>
@@ -5977,7 +5977,7 @@
             </w:r>
             <w:r>
               <w:rPr>
-                <w:rFonts w:ascii="BC Sans" w:eastAsia="BC Sans" w:hAnsi="BC Sans" w:cs="BC Sans"/>
+                <w:rFonts w:ascii="BC Sans" w:hAnsi="BC Sans" w:eastAsia="BC Sans" w:cs="BC Sans"/>
                 <w:b w:val="0"/>
                 <w:bCs w:val="0"/>
                 <w:caps w:val="0"/>
@@ -5989,7 +5989,7 @@
             </w:r>
             <w:r>
               <w:rPr>
-                <w:rFonts w:ascii="BC Sans" w:eastAsia="BC Sans" w:hAnsi="BC Sans" w:cs="BC Sans"/>
+                <w:rFonts w:ascii="BC Sans" w:hAnsi="BC Sans" w:eastAsia="BC Sans" w:cs="BC Sans"/>
                 <w:b w:val="0"/>
                 <w:bCs w:val="0"/>
                 <w:caps w:val="0"/>
@@ -6001,7 +6001,7 @@
             </w:r>
             <w:r>
               <w:rPr>
-                <w:rFonts w:ascii="BC Sans" w:eastAsia="BC Sans" w:hAnsi="BC Sans" w:cs="BC Sans"/>
+                <w:rFonts w:ascii="BC Sans" w:hAnsi="BC Sans" w:eastAsia="BC Sans" w:cs="BC Sans"/>
                 <w:b w:val="0"/>
                 <w:bCs w:val="0"/>
                 <w:caps w:val="0"/>
@@ -6013,7 +6013,7 @@
             </w:r>
             <w:r>
               <w:rPr>
-                <w:rFonts w:ascii="BC Sans" w:eastAsia="BC Sans" w:hAnsi="BC Sans" w:cs="BC Sans"/>
+                <w:rFonts w:ascii="BC Sans" w:hAnsi="BC Sans" w:eastAsia="BC Sans" w:cs="BC Sans"/>
                 <w:b w:val="0"/>
                 <w:bCs w:val="0"/>
                 <w:caps w:val="0"/>
@@ -6098,15 +6098,15 @@
           <w:p>
             <w:pPr>
               <w:rPr>
-                <w:rFonts w:ascii="BC Sans" w:eastAsia="BC Sans" w:hAnsi="BC Sans" w:cs="BC Sans"/>
-                <w:color w:val="000000" w:themeColor="text1"/>
-                <w:sz w:val="20"/>
-                <w:szCs w:val="20"/>
-              </w:rPr>
-            </w:pPr>
-            <w:r>
-              <w:rPr>
-                <w:rFonts w:ascii="BC Sans" w:eastAsia="BC Sans" w:hAnsi="BC Sans" w:cs="BC Sans"/>
+                <w:rFonts w:ascii="BC Sans" w:hAnsi="BC Sans" w:eastAsia="BC Sans" w:cs="BC Sans"/>
+                <w:color w:val="000000" w:themeColor="text1"/>
+                <w:sz w:val="20"/>
+                <w:szCs w:val="20"/>
+              </w:rPr>
+            </w:pPr>
+            <w:r>
+              <w:rPr>
+                <w:rFonts w:ascii="BC Sans" w:hAnsi="BC Sans" w:eastAsia="BC Sans" w:cs="BC Sans"/>
                 <w:b w:val="0"/>
                 <w:bCs w:val="0"/>
                 <w:caps w:val="0"/>
@@ -6157,15 +6157,15 @@
           <w:p>
             <w:pPr>
               <w:rPr>
-                <w:rFonts w:ascii="BC Sans" w:eastAsia="BC Sans" w:hAnsi="BC Sans" w:cs="BC Sans"/>
-                <w:color w:val="000000" w:themeColor="text1"/>
-                <w:sz w:val="20"/>
-                <w:szCs w:val="20"/>
-              </w:rPr>
-            </w:pPr>
-            <w:r>
-              <w:rPr>
-                <w:rFonts w:ascii="BC Sans" w:eastAsia="BC Sans" w:hAnsi="BC Sans" w:cs="BC Sans"/>
+                <w:rFonts w:ascii="BC Sans" w:hAnsi="BC Sans" w:eastAsia="BC Sans" w:cs="BC Sans"/>
+                <w:color w:val="000000" w:themeColor="text1"/>
+                <w:sz w:val="20"/>
+                <w:szCs w:val="20"/>
+              </w:rPr>
+            </w:pPr>
+            <w:r>
+              <w:rPr>
+                <w:rFonts w:ascii="BC Sans" w:hAnsi="BC Sans" w:eastAsia="BC Sans" w:cs="BC Sans"/>
                 <w:b w:val="0"/>
                 <w:bCs w:val="0"/>
                 <w:caps w:val="0"/>
@@ -6249,18 +6249,18 @@
           <w:p>
             <w:pPr>
               <w:rPr>
-                <w:rFonts w:ascii="BC Sans" w:eastAsia="Times New Roman" w:hAnsi="BC Sans" w:cs="Times New Roman"/>
-                <w:b w:val="0"/>
-                <w:bCs w:val="0"/>
-                <w:caps w:val="0"/>
-                <w:color w:val="000000" w:themeColor="text1"/>
-                <w:sz w:val="20"/>
-                <w:szCs w:val="20"/>
-              </w:rPr>
-            </w:pPr>
-            <w:r>
-              <w:rPr>
-                <w:rFonts w:ascii="BC Sans" w:eastAsia="Times New Roman" w:hAnsi="BC Sans" w:cs="Times New Roman"/>
+                <w:rFonts w:ascii="BC Sans" w:hAnsi="BC Sans" w:eastAsia="Times New Roman" w:cs="Times New Roman"/>
+                <w:b w:val="0"/>
+                <w:bCs w:val="0"/>
+                <w:caps w:val="0"/>
+                <w:color w:val="000000" w:themeColor="text1"/>
+                <w:sz w:val="20"/>
+                <w:szCs w:val="20"/>
+              </w:rPr>
+            </w:pPr>
+            <w:r>
+              <w:rPr>
+                <w:rFonts w:ascii="BC Sans" w:hAnsi="BC Sans" w:eastAsia="Times New Roman" w:cs="Times New Roman"/>
                 <w:caps w:val="0"/>
                 <w:color w:val="000000" w:themeColor="text1"/>
                 <w:sz w:val="20"/>
@@ -6270,7 +6270,7 @@
             </w:r>
             <w:r>
               <w:rPr>
-                <w:rFonts w:ascii="BC Sans" w:eastAsia="Times New Roman" w:hAnsi="BC Sans" w:cs="Times New Roman"/>
+                <w:rFonts w:ascii="BC Sans" w:hAnsi="BC Sans" w:eastAsia="Times New Roman" w:cs="Times New Roman"/>
                 <w:color w:val="000000" w:themeColor="text1"/>
                 <w:sz w:val="20"/>
                 <w:szCs w:val="20"/>
@@ -6279,7 +6279,7 @@
             </w:r>
             <w:r>
               <w:rPr>
-                <w:rFonts w:ascii="BC Sans" w:eastAsia="Times New Roman" w:hAnsi="BC Sans" w:cs="Times New Roman"/>
+                <w:rFonts w:ascii="BC Sans" w:hAnsi="BC Sans" w:eastAsia="Times New Roman" w:cs="Times New Roman"/>
                 <w:caps w:val="0"/>
                 <w:color w:val="000000" w:themeColor="text1"/>
                 <w:sz w:val="20"/>
@@ -6289,7 +6289,7 @@
             </w:r>
             <w:r>
               <w:rPr>
-                <w:rFonts w:ascii="BC Sans" w:eastAsia="Times New Roman" w:hAnsi="BC Sans" w:cs="Times New Roman"/>
+                <w:rFonts w:ascii="BC Sans" w:hAnsi="BC Sans" w:eastAsia="Times New Roman" w:cs="Times New Roman"/>
                 <w:b w:val="0"/>
                 <w:bCs w:val="0"/>
                 <w:caps w:val="0"/>
@@ -6301,7 +6301,7 @@
             </w:r>
             <w:r>
               <w:rPr>
-                <w:rFonts w:ascii="BC Sans" w:eastAsia="Times New Roman" w:hAnsi="BC Sans" w:cs="Times New Roman"/>
+                <w:rFonts w:ascii="BC Sans" w:hAnsi="BC Sans" w:eastAsia="Times New Roman" w:cs="Times New Roman"/>
                 <w:b w:val="0"/>
                 <w:bCs w:val="0"/>
                 <w:caps w:val="0"/>
@@ -6313,7 +6313,7 @@
             </w:r>
             <w:r>
               <w:rPr>
-                <w:rFonts w:ascii="BC Sans" w:eastAsia="Times New Roman" w:hAnsi="BC Sans" w:cs="Times New Roman"/>
+                <w:rFonts w:ascii="BC Sans" w:hAnsi="BC Sans" w:eastAsia="Times New Roman" w:cs="Times New Roman"/>
                 <w:b w:val="0"/>
                 <w:bCs w:val="0"/>
                 <w:caps w:val="0"/>
@@ -6385,7 +6385,7 @@
             </w:r>
             <w:r>
               <w:rPr>
-                <w:rFonts w:ascii="BC Sans" w:eastAsia="Times New Roman" w:hAnsi="BC Sans" w:cs="Times New Roman"/>
+                <w:rFonts w:ascii="BC Sans" w:hAnsi="BC Sans" w:eastAsia="Times New Roman" w:cs="Times New Roman"/>
                 <w:color w:val="000000" w:themeColor="text1"/>
                 <w:sz w:val="20"/>
                 <w:szCs w:val="20"/>
@@ -6394,7 +6394,7 @@
             </w:r>
             <w:r>
               <w:rPr>
-                <w:rFonts w:ascii="BC Sans" w:eastAsia="Times New Roman" w:hAnsi="BC Sans" w:cs="Times New Roman"/>
+                <w:rFonts w:ascii="BC Sans" w:hAnsi="BC Sans" w:eastAsia="Times New Roman" w:cs="Times New Roman"/>
                 <w:color w:val="000000" w:themeColor="text1"/>
                 <w:sz w:val="20"/>
                 <w:szCs w:val="20"/>
@@ -6486,7 +6486,7 @@
             </w:r>
             <w:r>
               <w:rPr>
-                <w:rFonts w:ascii="BC Sans" w:eastAsia="Times New Roman" w:hAnsi="BC Sans" w:cs="Times New Roman"/>
+                <w:rFonts w:ascii="BC Sans" w:hAnsi="BC Sans" w:eastAsia="Times New Roman" w:cs="Times New Roman"/>
                 <w:color w:val="000000" w:themeColor="text1"/>
                 <w:sz w:val="20"/>
                 <w:szCs w:val="20"/>
@@ -6495,7 +6495,7 @@
             </w:r>
             <w:r>
               <w:rPr>
-                <w:rFonts w:ascii="BC Sans" w:eastAsia="Times New Roman" w:hAnsi="BC Sans" w:cs="Times New Roman"/>
+                <w:rFonts w:ascii="BC Sans" w:hAnsi="BC Sans" w:eastAsia="Times New Roman" w:cs="Times New Roman"/>
                 <w:color w:val="000000" w:themeColor="text1"/>
                 <w:sz w:val="20"/>
                 <w:szCs w:val="20"/>
@@ -6544,7 +6544,7 @@
       </w:r>
       <w:r>
         <w:rPr>
-          <w:rFonts w:ascii="BC Sans" w:eastAsia="Times New Roman" w:hAnsi="BC Sans" w:cs="Times New Roman"/>
+          <w:rFonts w:ascii="BC Sans" w:hAnsi="BC Sans" w:eastAsia="Times New Roman" w:cs="Times New Roman"/>
           <w:color w:val="000000" w:themeColor="text1"/>
           <w:sz w:val="20"/>
           <w:szCs w:val="20"/>
@@ -6564,7 +6564,7 @@
       <w:pPr>
         <w:spacing w:after="0"/>
         <w:rPr>
-          <w:rFonts w:ascii="BC Sans" w:eastAsia="Times New Roman" w:hAnsi="BC Sans" w:cs="Segoe UI"/>
+          <w:rFonts w:ascii="BC Sans" w:hAnsi="BC Sans" w:eastAsia="Times New Roman" w:cs="Segoe UI"/>
           <w:color w:val="000000"/>
           <w:kern w:val="0"/>
           <w:sz w:val="20"/>
@@ -6575,7 +6575,7 @@
       </w:pPr>
       <w:r>
         <w:rPr>
-          <w:rFonts w:ascii="BC Sans" w:eastAsia="Times New Roman" w:hAnsi="BC Sans" w:cs="Segoe UI"/>
+          <w:rFonts w:ascii="BC Sans" w:hAnsi="BC Sans" w:eastAsia="Times New Roman" w:cs="Segoe UI"/>
           <w:color w:val="000000"/>
           <w:kern w:val="0"/>
           <w:sz w:val="20"/>
@@ -6587,7 +6587,7 @@
       </w:r>
       <w:r>
         <w:rPr>
-          <w:rFonts w:ascii="BC Sans" w:eastAsia="Times New Roman" w:hAnsi="BC Sans" w:cs="Segoe UI"/>
+          <w:rFonts w:ascii="BC Sans" w:hAnsi="BC Sans" w:eastAsia="Times New Roman" w:cs="Segoe UI"/>
           <w:color w:val="000000"/>
           <w:kern w:val="0"/>
           <w:sz w:val="20"/>
@@ -6599,7 +6599,7 @@
       </w:r>
       <w:r>
         <w:rPr>
-          <w:rFonts w:ascii="BC Sans" w:eastAsia="Times New Roman" w:hAnsi="BC Sans" w:cs="Segoe UI"/>
+          <w:rFonts w:ascii="BC Sans" w:hAnsi="BC Sans" w:eastAsia="Times New Roman" w:cs="Segoe UI"/>
           <w:color w:val="000000"/>
           <w:kern w:val="0"/>
           <w:sz w:val="20"/>
@@ -6636,7 +6636,7 @@
           <w:p>
             <w:pPr>
               <w:rPr>
-                <w:rFonts w:ascii="BC Sans" w:eastAsia="Times New Roman" w:hAnsi="BC Sans" w:cs="Times New Roman"/>
+                <w:rFonts w:ascii="BC Sans" w:hAnsi="BC Sans" w:eastAsia="Times New Roman" w:cs="Times New Roman"/>
                 <w:color w:val="000000"/>
                 <w:kern w:val="0"/>
                 <w:sz w:val="20"/>
@@ -6646,7 +6646,7 @@
             </w:pPr>
             <w:r>
               <w:rPr>
-                <w:rFonts w:ascii="BC Sans" w:eastAsia="Times New Roman" w:hAnsi="BC Sans" w:cs="Times New Roman"/>
+                <w:rFonts w:ascii="BC Sans" w:hAnsi="BC Sans" w:eastAsia="Times New Roman" w:cs="Times New Roman"/>
                 <w:caps w:val="0"/>
                 <w:color w:val="000000"/>
                 <w:kern w:val="0"/>
@@ -6658,7 +6658,7 @@
             </w:r>
             <w:r>
               <w:rPr>
-                <w:rFonts w:ascii="BC Sans" w:eastAsia="Times New Roman" w:hAnsi="BC Sans" w:cs="Times New Roman"/>
+                <w:rFonts w:ascii="BC Sans" w:hAnsi="BC Sans" w:eastAsia="Times New Roman" w:cs="Times New Roman"/>
                 <w:caps w:val="0"/>
                 <w:color w:val="000000"/>
                 <w:kern w:val="0"/>
@@ -6674,7 +6674,7 @@
       <w:tr>
         <w:trPr>
           <w:cnfStyle w:val="000000100000" w:firstRow="0" w:lastRow="0" w:firstColumn="0" w:lastColumn="0" w:oddVBand="0" w:evenVBand="0" w:oddHBand="1" w:evenHBand="0" w:firstRowFirstColumn="0" w:firstRowLastColumn="0" w:lastRowFirstColumn="0" w:lastRowLastColumn="0"/>
-          <w:trHeight w:hRule="exact" w:val="20"/>
+          <w:trHeight w:val="20" w:hRule="exact"/>
         </w:trPr>
         <w:tc>
           <w:tcPr>
@@ -6682,7 +6682,7 @@
             <w:tcW w:w="10916" w:type="dxa"/>
             <w:gridSpan w:val="2"/>
             <w:tcBorders>
-              <w:right w:val="none" w:sz="0" w:space="0" w:color="auto"/>
+              <w:right w:val="none" w:color="auto" w:sz="0" w:space="0"/>
             </w:tcBorders>
             <w:noWrap/>
             <w:vAlign w:val="center"/>
@@ -6691,7 +6691,7 @@
             <w:pPr>
               <w:spacing w:line="259" w:lineRule="auto"/>
               <w:rPr>
-                <w:rFonts w:ascii="BC Sans" w:eastAsia="Times New Roman" w:hAnsi="BC Sans" w:cs="Times New Roman"/>
+                <w:rFonts w:ascii="BC Sans" w:hAnsi="BC Sans" w:eastAsia="Times New Roman" w:cs="Times New Roman"/>
                 <w:color w:val="000000" w:themeColor="text1"/>
                 <w:sz w:val="18"/>
                 <w:szCs w:val="18"/>
@@ -6702,7 +6702,7 @@
       </w:tr>
       <w:tr>
         <w:trPr>
-          <w:trHeight w:hRule="exact" w:val="20"/>
+          <w:trHeight w:val="20" w:hRule="exact"/>
         </w:trPr>
         <w:tc>
           <w:tcPr>
@@ -6710,7 +6710,7 @@
             <w:tcW w:w="10916" w:type="dxa"/>
             <w:gridSpan w:val="2"/>
             <w:tcBorders>
-              <w:right w:val="none" w:sz="0" w:space="0" w:color="auto"/>
+              <w:right w:val="none" w:color="auto" w:sz="0" w:space="0"/>
             </w:tcBorders>
             <w:noWrap/>
             <w:vAlign w:val="center"/>
@@ -6718,7 +6718,7 @@
           <w:p>
             <w:pPr>
               <w:rPr>
-                <w:rFonts w:ascii="BC Sans" w:eastAsia="Times New Roman" w:hAnsi="BC Sans" w:cs="Times New Roman"/>
+                <w:rFonts w:ascii="BC Sans" w:hAnsi="BC Sans" w:eastAsia="Times New Roman" w:cs="Times New Roman"/>
                 <w:color w:val="000000" w:themeColor="text1"/>
                 <w:sz w:val="20"/>
                 <w:szCs w:val="20"/>
@@ -6743,7 +6743,7 @@
           <w:p>
             <w:pPr>
               <w:rPr>
-                <w:rFonts w:ascii="BC Sans" w:eastAsia="Times New Roman" w:hAnsi="BC Sans" w:cs="Times New Roman"/>
+                <w:rFonts w:ascii="BC Sans" w:hAnsi="BC Sans" w:eastAsia="Times New Roman" w:cs="Times New Roman"/>
                 <w:caps w:val="0"/>
                 <w:color w:val="000000" w:themeColor="text1"/>
                 <w:sz w:val="18"/>
@@ -6752,7 +6752,7 @@
             </w:pPr>
             <w:r>
               <w:rPr>
-                <w:rFonts w:ascii="BC Sans" w:eastAsia="Times New Roman" w:hAnsi="BC Sans" w:cs="Times New Roman"/>
+                <w:rFonts w:ascii="BC Sans" w:hAnsi="BC Sans" w:eastAsia="Times New Roman" w:cs="Times New Roman"/>
                 <w:b w:val="0"/>
                 <w:bCs w:val="0"/>
                 <w:caps w:val="0"/>
@@ -6764,7 +6764,7 @@
             </w:r>
             <w:r>
               <w:rPr>
-                <w:rFonts w:ascii="BC Sans" w:eastAsia="Times New Roman" w:hAnsi="BC Sans" w:cs="Times New Roman"/>
+                <w:rFonts w:ascii="BC Sans" w:hAnsi="BC Sans" w:eastAsia="Times New Roman" w:cs="Times New Roman"/>
                 <w:b w:val="0"/>
                 <w:bCs w:val="0"/>
                 <w:caps w:val="0"/>
@@ -6776,7 +6776,7 @@
             </w:r>
             <w:r>
               <w:rPr>
-                <w:rFonts w:ascii="BC Sans" w:eastAsia="Times New Roman" w:hAnsi="BC Sans" w:cs="Times New Roman"/>
+                <w:rFonts w:ascii="BC Sans" w:hAnsi="BC Sans" w:eastAsia="Times New Roman" w:cs="Times New Roman"/>
                 <w:b w:val="0"/>
                 <w:bCs w:val="0"/>
                 <w:caps w:val="0"/>
@@ -6788,7 +6788,7 @@
             </w:r>
             <w:r>
               <w:rPr>
-                <w:rFonts w:ascii="BC Sans" w:eastAsia="Times New Roman" w:hAnsi="BC Sans" w:cs="Times New Roman"/>
+                <w:rFonts w:ascii="BC Sans" w:hAnsi="BC Sans" w:eastAsia="Times New Roman" w:cs="Times New Roman"/>
                 <w:b w:val="0"/>
                 <w:bCs w:val="0"/>
                 <w:caps w:val="0"/>
@@ -6800,7 +6800,7 @@
             </w:r>
             <w:r>
               <w:rPr>
-                <w:rFonts w:ascii="BC Sans" w:eastAsia="Times New Roman" w:hAnsi="BC Sans" w:cs="Times New Roman"/>
+                <w:rFonts w:ascii="BC Sans" w:hAnsi="BC Sans" w:eastAsia="Times New Roman" w:cs="Times New Roman"/>
                 <w:b w:val="0"/>
                 <w:bCs w:val="0"/>
                 <w:caps w:val="0"/>
@@ -6812,7 +6812,7 @@
             </w:r>
             <w:r>
               <w:rPr>
-                <w:rFonts w:ascii="BC Sans" w:eastAsia="Times New Roman" w:hAnsi="BC Sans" w:cs="Times New Roman"/>
+                <w:rFonts w:ascii="BC Sans" w:hAnsi="BC Sans" w:eastAsia="Times New Roman" w:cs="Times New Roman"/>
                 <w:b w:val="0"/>
                 <w:bCs w:val="0"/>
                 <w:caps w:val="0"/>
@@ -6834,7 +6834,7 @@
               <w:spacing w:line="259" w:lineRule="auto"/>
               <w:cnfStyle w:val="000000100000" w:firstRow="0" w:lastRow="0" w:firstColumn="0" w:lastColumn="0" w:oddVBand="0" w:evenVBand="0" w:oddHBand="1" w:evenHBand="0" w:firstRowFirstColumn="0" w:firstRowLastColumn="0" w:lastRowFirstColumn="0" w:lastRowLastColumn="0"/>
               <w:rPr>
-                <w:rFonts w:ascii="BC Sans" w:eastAsia="Times New Roman" w:hAnsi="BC Sans" w:cs="Times New Roman"/>
+                <w:rFonts w:ascii="BC Sans" w:hAnsi="BC Sans" w:eastAsia="Times New Roman" w:cs="Times New Roman"/>
                 <w:b/>
                 <w:bCs/>
                 <w:color w:val="000000" w:themeColor="text1"/>
@@ -6844,7 +6844,7 @@
             </w:pPr>
             <w:r>
               <w:rPr>
-                <w:rFonts w:ascii="BC Sans" w:eastAsia="Times New Roman" w:hAnsi="BC Sans" w:cs="Times New Roman"/>
+                <w:rFonts w:ascii="BC Sans" w:hAnsi="BC Sans" w:eastAsia="Times New Roman" w:cs="Times New Roman"/>
                 <w:color w:val="000000" w:themeColor="text1"/>
                 <w:sz w:val="20"/>
                 <w:szCs w:val="20"/>
@@ -6853,7 +6853,7 @@
             </w:r>
             <w:r>
               <w:rPr>
-                <w:rFonts w:ascii="BC Sans" w:eastAsia="Times New Roman" w:hAnsi="BC Sans" w:cs="Times New Roman"/>
+                <w:rFonts w:ascii="BC Sans" w:hAnsi="BC Sans" w:eastAsia="Times New Roman" w:cs="Times New Roman"/>
                 <w:color w:val="000000" w:themeColor="text1"/>
                 <w:sz w:val="20"/>
                 <w:szCs w:val="20"/>
@@ -6862,7 +6862,7 @@
             </w:r>
             <w:r>
               <w:rPr>
-                <w:rFonts w:ascii="BC Sans" w:eastAsia="Times New Roman" w:hAnsi="BC Sans" w:cs="Times New Roman"/>
+                <w:rFonts w:ascii="BC Sans" w:hAnsi="BC Sans" w:eastAsia="Times New Roman" w:cs="Times New Roman"/>
                 <w:color w:val="000000" w:themeColor="text1"/>
                 <w:sz w:val="20"/>
                 <w:szCs w:val="20"/>
@@ -6871,7 +6871,7 @@
             </w:r>
             <w:r>
               <w:rPr>
-                <w:rFonts w:ascii="BC Sans" w:eastAsia="Times New Roman" w:hAnsi="BC Sans" w:cs="Times New Roman"/>
+                <w:rFonts w:ascii="BC Sans" w:hAnsi="BC Sans" w:eastAsia="Times New Roman" w:cs="Times New Roman"/>
                 <w:color w:val="000000" w:themeColor="text1"/>
                 <w:sz w:val="20"/>
                 <w:szCs w:val="20"/>
@@ -6880,7 +6880,7 @@
             </w:r>
             <w:r>
               <w:rPr>
-                <w:rFonts w:ascii="BC Sans" w:eastAsia="Times New Roman" w:hAnsi="BC Sans" w:cs="Times New Roman"/>
+                <w:rFonts w:ascii="BC Sans" w:hAnsi="BC Sans" w:eastAsia="Times New Roman" w:cs="Times New Roman"/>
                 <w:color w:val="000000" w:themeColor="text1"/>
                 <w:sz w:val="20"/>
                 <w:szCs w:val="20"/>
@@ -6905,18 +6905,18 @@
           <w:p>
             <w:pPr>
               <w:rPr>
-                <w:rFonts w:ascii="BC Sans" w:eastAsia="Times New Roman" w:hAnsi="BC Sans" w:cs="Times New Roman"/>
-                <w:b w:val="0"/>
-                <w:bCs w:val="0"/>
-                <w:caps w:val="0"/>
-                <w:color w:val="000000" w:themeColor="text1"/>
-                <w:sz w:val="20"/>
-                <w:szCs w:val="20"/>
-              </w:rPr>
-            </w:pPr>
-            <w:r>
-              <w:rPr>
-                <w:rFonts w:ascii="BC Sans" w:eastAsia="Times New Roman" w:hAnsi="BC Sans" w:cs="Times New Roman"/>
+                <w:rFonts w:ascii="BC Sans" w:hAnsi="BC Sans" w:eastAsia="Times New Roman" w:cs="Times New Roman"/>
+                <w:b w:val="0"/>
+                <w:bCs w:val="0"/>
+                <w:caps w:val="0"/>
+                <w:color w:val="000000" w:themeColor="text1"/>
+                <w:sz w:val="20"/>
+                <w:szCs w:val="20"/>
+              </w:rPr>
+            </w:pPr>
+            <w:r>
+              <w:rPr>
+                <w:rFonts w:ascii="BC Sans" w:hAnsi="BC Sans" w:eastAsia="Times New Roman" w:cs="Times New Roman"/>
                 <w:b w:val="0"/>
                 <w:bCs w:val="0"/>
                 <w:caps w:val="0"/>
@@ -6928,7 +6928,7 @@
             </w:r>
             <w:r>
               <w:rPr>
-                <w:rFonts w:ascii="BC Sans" w:eastAsia="Times New Roman" w:hAnsi="BC Sans" w:cs="Times New Roman"/>
+                <w:rFonts w:ascii="BC Sans" w:hAnsi="BC Sans" w:eastAsia="Times New Roman" w:cs="Times New Roman"/>
                 <w:b w:val="0"/>
                 <w:bCs w:val="0"/>
                 <w:caps w:val="0"/>
@@ -6940,7 +6940,7 @@
             </w:r>
             <w:r>
               <w:rPr>
-                <w:rFonts w:ascii="BC Sans" w:eastAsia="Times New Roman" w:hAnsi="BC Sans" w:cs="Times New Roman"/>
+                <w:rFonts w:ascii="BC Sans" w:hAnsi="BC Sans" w:eastAsia="Times New Roman" w:cs="Times New Roman"/>
                 <w:b w:val="0"/>
                 <w:bCs w:val="0"/>
                 <w:caps w:val="0"/>
@@ -6952,7 +6952,7 @@
             </w:r>
             <w:r>
               <w:rPr>
-                <w:rFonts w:ascii="BC Sans" w:eastAsia="Times New Roman" w:hAnsi="BC Sans" w:cs="Times New Roman"/>
+                <w:rFonts w:ascii="BC Sans" w:hAnsi="BC Sans" w:eastAsia="Times New Roman" w:cs="Times New Roman"/>
                 <w:b w:val="0"/>
                 <w:bCs w:val="0"/>
                 <w:caps w:val="0"/>
@@ -6964,7 +6964,7 @@
             </w:r>
             <w:r>
               <w:rPr>
-                <w:rFonts w:ascii="BC Sans" w:eastAsia="Times New Roman" w:hAnsi="BC Sans" w:cs="Times New Roman"/>
+                <w:rFonts w:ascii="BC Sans" w:hAnsi="BC Sans" w:eastAsia="Times New Roman" w:cs="Times New Roman"/>
                 <w:b w:val="0"/>
                 <w:bCs w:val="0"/>
                 <w:caps w:val="0"/>
@@ -6976,7 +6976,7 @@
             </w:r>
             <w:r>
               <w:rPr>
-                <w:rFonts w:ascii="BC Sans" w:eastAsia="Times New Roman" w:hAnsi="BC Sans" w:cs="Times New Roman"/>
+                <w:rFonts w:ascii="BC Sans" w:hAnsi="BC Sans" w:eastAsia="Times New Roman" w:cs="Times New Roman"/>
                 <w:b w:val="0"/>
                 <w:bCs w:val="0"/>
                 <w:caps w:val="0"/>
@@ -6988,7 +6988,7 @@
             </w:r>
             <w:r>
               <w:rPr>
-                <w:rFonts w:ascii="BC Sans" w:eastAsia="Times New Roman" w:hAnsi="BC Sans" w:cs="Times New Roman"/>
+                <w:rFonts w:ascii="BC Sans" w:hAnsi="BC Sans" w:eastAsia="Times New Roman" w:cs="Times New Roman"/>
                 <w:b w:val="0"/>
                 <w:bCs w:val="0"/>
                 <w:caps w:val="0"/>
@@ -7000,7 +7000,7 @@
             </w:r>
             <w:r>
               <w:rPr>
-                <w:rFonts w:ascii="BC Sans" w:eastAsia="Times New Roman" w:hAnsi="BC Sans" w:cs="Times New Roman"/>
+                <w:rFonts w:ascii="BC Sans" w:hAnsi="BC Sans" w:eastAsia="Times New Roman" w:cs="Times New Roman"/>
                 <w:b w:val="0"/>
                 <w:bCs w:val="0"/>
                 <w:caps w:val="0"/>
@@ -7021,15 +7021,15 @@
             <w:pPr>
               <w:cnfStyle w:val="000000000000" w:firstRow="0" w:lastRow="0" w:firstColumn="0" w:lastColumn="0" w:oddVBand="0" w:evenVBand="0" w:oddHBand="0" w:evenHBand="0" w:firstRowFirstColumn="0" w:firstRowLastColumn="0" w:lastRowFirstColumn="0" w:lastRowLastColumn="0"/>
               <w:rPr>
-                <w:rFonts w:ascii="BC Sans" w:eastAsia="Times New Roman" w:hAnsi="BC Sans" w:cs="Times New Roman"/>
-                <w:color w:val="000000" w:themeColor="text1"/>
-                <w:sz w:val="20"/>
-                <w:szCs w:val="20"/>
-              </w:rPr>
-            </w:pPr>
-            <w:r>
-              <w:rPr>
-                <w:rFonts w:ascii="BC Sans" w:eastAsia="Times New Roman" w:hAnsi="BC Sans" w:cs="Times New Roman"/>
+                <w:rFonts w:ascii="BC Sans" w:hAnsi="BC Sans" w:eastAsia="Times New Roman" w:cs="Times New Roman"/>
+                <w:color w:val="000000" w:themeColor="text1"/>
+                <w:sz w:val="20"/>
+                <w:szCs w:val="20"/>
+              </w:rPr>
+            </w:pPr>
+            <w:r>
+              <w:rPr>
+                <w:rFonts w:ascii="BC Sans" w:hAnsi="BC Sans" w:eastAsia="Times New Roman" w:cs="Times New Roman"/>
                 <w:color w:val="000000" w:themeColor="text1"/>
                 <w:sz w:val="20"/>
                 <w:szCs w:val="20"/>
@@ -7038,7 +7038,7 @@
             </w:r>
             <w:r>
               <w:rPr>
-                <w:rFonts w:ascii="BC Sans" w:eastAsia="Times New Roman" w:hAnsi="BC Sans" w:cs="Times New Roman"/>
+                <w:rFonts w:ascii="BC Sans" w:hAnsi="BC Sans" w:eastAsia="Times New Roman" w:cs="Times New Roman"/>
                 <w:color w:val="000000" w:themeColor="text1"/>
                 <w:sz w:val="20"/>
                 <w:szCs w:val="20"/>
@@ -7047,7 +7047,7 @@
             </w:r>
             <w:r>
               <w:rPr>
-                <w:rFonts w:ascii="BC Sans" w:eastAsia="Times New Roman" w:hAnsi="BC Sans" w:cs="Times New Roman"/>
+                <w:rFonts w:ascii="BC Sans" w:hAnsi="BC Sans" w:eastAsia="Times New Roman" w:cs="Times New Roman"/>
                 <w:color w:val="000000" w:themeColor="text1"/>
                 <w:sz w:val="20"/>
                 <w:szCs w:val="20"/>
@@ -7056,7 +7056,7 @@
             </w:r>
             <w:r>
               <w:rPr>
-                <w:rFonts w:ascii="BC Sans" w:eastAsia="Times New Roman" w:hAnsi="BC Sans" w:cs="Times New Roman"/>
+                <w:rFonts w:ascii="BC Sans" w:hAnsi="BC Sans" w:eastAsia="Times New Roman" w:cs="Times New Roman"/>
                 <w:color w:val="000000" w:themeColor="text1"/>
                 <w:sz w:val="20"/>
                 <w:szCs w:val="20"/>
@@ -7065,7 +7065,7 @@
             </w:r>
             <w:r>
               <w:rPr>
-                <w:rFonts w:ascii="BC Sans" w:eastAsia="Times New Roman" w:hAnsi="BC Sans" w:cs="Times New Roman"/>
+                <w:rFonts w:ascii="BC Sans" w:hAnsi="BC Sans" w:eastAsia="Times New Roman" w:cs="Times New Roman"/>
                 <w:color w:val="000000" w:themeColor="text1"/>
                 <w:sz w:val="20"/>
                 <w:szCs w:val="20"/>
@@ -7074,7 +7074,7 @@
             </w:r>
             <w:r>
               <w:rPr>
-                <w:rFonts w:ascii="BC Sans" w:eastAsia="Times New Roman" w:hAnsi="BC Sans" w:cs="Times New Roman"/>
+                <w:rFonts w:ascii="BC Sans" w:hAnsi="BC Sans" w:eastAsia="Times New Roman" w:cs="Times New Roman"/>
                 <w:color w:val="000000" w:themeColor="text1"/>
                 <w:sz w:val="20"/>
                 <w:szCs w:val="20"/>
@@ -7083,7 +7083,7 @@
             </w:r>
             <w:r>
               <w:rPr>
-                <w:rFonts w:ascii="BC Sans" w:eastAsia="Times New Roman" w:hAnsi="BC Sans" w:cs="Times New Roman"/>
+                <w:rFonts w:ascii="BC Sans" w:hAnsi="BC Sans" w:eastAsia="Times New Roman" w:cs="Times New Roman"/>
                 <w:color w:val="000000" w:themeColor="text1"/>
                 <w:sz w:val="20"/>
                 <w:szCs w:val="20"/>
@@ -7099,7 +7099,7 @@
         <w:spacing w:after="0" w:line="240" w:lineRule="auto"/>
         <w:textAlignment w:val="baseline"/>
         <w:rPr>
-          <w:rFonts w:ascii="BC Sans" w:eastAsia="Times New Roman" w:hAnsi="BC Sans" w:cs="Segoe UI"/>
+          <w:rFonts w:ascii="BC Sans" w:hAnsi="BC Sans" w:eastAsia="Times New Roman" w:cs="Segoe UI"/>
           <w:color w:val="000000"/>
           <w:kern w:val="0"/>
           <w:sz w:val="20"/>
@@ -7110,7 +7110,7 @@
       </w:pPr>
       <w:r>
         <w:rPr>
-          <w:rFonts w:ascii="BC Sans" w:eastAsia="Times New Roman" w:hAnsi="BC Sans" w:cs="Segoe UI"/>
+          <w:rFonts w:ascii="BC Sans" w:hAnsi="BC Sans" w:eastAsia="Times New Roman" w:cs="Segoe UI"/>
           <w:color w:val="000000"/>
           <w:kern w:val="0"/>
           <w:sz w:val="20"/>
@@ -7122,7 +7122,7 @@
       </w:r>
       <w:r>
         <w:rPr>
-          <w:rFonts w:ascii="BC Sans" w:eastAsia="Times New Roman" w:hAnsi="BC Sans" w:cs="Segoe UI"/>
+          <w:rFonts w:ascii="BC Sans" w:hAnsi="BC Sans" w:eastAsia="Times New Roman" w:cs="Segoe UI"/>
           <w:color w:val="000000"/>
           <w:kern w:val="0"/>
           <w:sz w:val="20"/>
@@ -7134,7 +7134,7 @@
       </w:r>
       <w:r>
         <w:rPr>
-          <w:rFonts w:ascii="BC Sans" w:eastAsia="Times New Roman" w:hAnsi="BC Sans" w:cs="Segoe UI"/>
+          <w:rFonts w:ascii="BC Sans" w:hAnsi="BC Sans" w:eastAsia="Times New Roman" w:cs="Segoe UI"/>
           <w:color w:val="000000"/>
           <w:kern w:val="0"/>
           <w:sz w:val="20"/>
@@ -7170,8 +7170,8 @@
       <w:r>
         <w:rPr>
           <w:rFonts w:ascii="BC Sans" w:hAnsi="BC Sans"/>
-          <w:b/>
-          <w:bCs/>
+          <w:b w:val="1"/>
+          <w:bCs w:val="1"/>
           <w:sz w:val="24"/>
           <w:szCs w:val="24"/>
           <w:lang w:val="en-CA"/>
@@ -7181,6 +7181,1324 @@
     </w:p>
     <w:p>
       <w:pPr>
+        <w:spacing w:after="0" w:line="240" w:lineRule="auto"/>
+        <w:rPr>
+          <w:rFonts w:ascii="Segoe UI" w:hAnsi="Segoe UI" w:eastAsia="Segoe UI" w:cs="Segoe UI"/>
+          <w:b w:val="0"/>
+          <w:bCs w:val="0"/>
+          <w:i w:val="0"/>
+          <w:iCs w:val="0"/>
+          <w:caps w:val="0"/>
+          <w:smallCaps w:val="0"/>
+          <w:noProof w:val="0"/>
+          <w:color w:val="000000" w:themeColor="text1" w:themeTint="FF" w:themeShade="FF"/>
+          <w:sz w:val="20"/>
+          <w:szCs w:val="20"/>
+          <w:lang w:val="en-CA"/>
+        </w:rPr>
+      </w:pPr>
+      <w:r>
+        <w:rPr>
+          <w:rFonts w:ascii="Segoe UI" w:hAnsi="Segoe UI" w:eastAsia="Segoe UI" w:cs="Segoe UI"/>
+          <w:b w:val="0"/>
+          <w:bCs w:val="0"/>
+          <w:i w:val="0"/>
+          <w:iCs w:val="0"/>
+          <w:caps w:val="0"/>
+          <w:smallCaps w:val="0"/>
+          <w:noProof w:val="0"/>
+          <w:color w:val="000000" w:themeColor="text1" w:themeTint="FF" w:themeShade="FF"/>
+          <w:sz w:val="20"/>
+          <w:szCs w:val="20"/>
+          <w:lang w:val="en-CA"/>
+        </w:rPr>
+        <w:t>{d.outcome.assessment[i].actionNotRequired:ifEQ(Yes):showBegin}</w:t>
+      </w:r>
+    </w:p>
+    <w:tbl>
+      <w:tblPr>
+        <w:tblStyle w:val="TableNormal"/>
+        <w:bidiVisual w:val="0"/>
+        <w:tblW w:w="0" w:type="auto"/>
+        <w:tblBorders>
+          <w:top w:val="single" w:sz="6"/>
+          <w:left w:val="single" w:sz="6"/>
+          <w:bottom w:val="single" w:sz="6"/>
+          <w:right w:val="single" w:sz="6"/>
+        </w:tblBorders>
+        <w:tblLook w:val="04A0" w:firstRow="1" w:lastRow="0" w:firstColumn="1" w:lastColumn="0" w:noHBand="0" w:noVBand="1"/>
+      </w:tblPr>
+      <w:tblGrid>
+        <w:gridCol w:w="5392"/>
+        <w:gridCol w:w="5392"/>
+      </w:tblGrid>
+      <w:tr>
+        <w:trPr>
+          <w:trHeight w:val="300"/>
+        </w:trPr>
+        <w:tc>
+          <w:tcPr>
+            <w:tcW w:w="10784" w:type="dxa"/>
+            <w:gridSpan w:val="2"/>
+            <w:tcBorders>
+              <w:top w:val="nil"/>
+              <w:left w:val="nil"/>
+              <w:bottom w:val="single" w:color="7F7F7F" w:themeColor="text1" w:themeTint="80" w:sz="6"/>
+              <w:right w:val="nil"/>
+            </w:tcBorders>
+            <w:tcMar>
+              <w:left w:w="105" w:type="dxa"/>
+              <w:right w:w="105" w:type="dxa"/>
+            </w:tcMar>
+            <w:vAlign w:val="top"/>
+          </w:tcPr>
+          <w:p>
+            <w:pPr>
+              <w:spacing w:after="0"/>
+              <w:rPr>
+                <w:b w:val="0"/>
+                <w:bCs w:val="0"/>
+                <w:i w:val="0"/>
+                <w:iCs w:val="0"/>
+                <w:sz w:val="20"/>
+                <w:szCs w:val="20"/>
+              </w:rPr>
+            </w:pPr>
+            <w:r>
+              <w:rPr>
+                <w:b w:val="1"/>
+                <w:bCs w:val="1"/>
+                <w:i w:val="0"/>
+                <w:iCs w:val="0"/>
+                <w:sz w:val="20"/>
+                <w:szCs w:val="20"/>
+                <w:lang w:val="en-US"/>
+              </w:rPr>
+              <w:t>Complaint assessment #{</w:t>
+            </w:r>
+            <w:r>
+              <w:rPr>
+                <w:b w:val="0"/>
+                <w:bCs w:val="0"/>
+                <w:i w:val="0"/>
+                <w:iCs w:val="0"/>
+                <w:sz w:val="20"/>
+                <w:szCs w:val="20"/>
+                <w:lang w:val="en-CA"/>
+              </w:rPr>
+              <w:t>d.outcome.assessment[i]</w:t>
+            </w:r>
+            <w:r>
+              <w:rPr>
+                <w:b w:val="1"/>
+                <w:bCs w:val="1"/>
+                <w:i w:val="0"/>
+                <w:iCs w:val="0"/>
+                <w:sz w:val="20"/>
+                <w:szCs w:val="20"/>
+                <w:lang w:val="en-US"/>
+              </w:rPr>
+              <w:t>.order}</w:t>
+            </w:r>
+          </w:p>
+        </w:tc>
+      </w:tr>
+      <w:tr>
+        <w:trPr>
+          <w:trHeight w:val="300"/>
+        </w:trPr>
+        <w:tc>
+          <w:tcPr>
+            <w:tcW w:w="5392" w:type="dxa"/>
+            <w:tcBorders>
+              <w:top w:val="single" w:color="7F7F7F" w:themeColor="text1" w:themeTint="80" w:sz="6"/>
+              <w:left w:val="nil"/>
+              <w:bottom w:val="nil" w:color="7F7F7F" w:themeColor="text1" w:themeTint="80" w:sz="6"/>
+              <w:right w:val="single" w:color="7F7F7F" w:themeColor="text1" w:themeTint="80" w:sz="6"/>
+            </w:tcBorders>
+            <w:shd w:val="clear" w:color="auto" w:fill="F2F2F2" w:themeFill="background1" w:themeFillShade="F2"/>
+            <w:tcMar>
+              <w:left w:w="105" w:type="dxa"/>
+              <w:right w:w="105" w:type="dxa"/>
+            </w:tcMar>
+            <w:vAlign w:val="top"/>
+          </w:tcPr>
+          <w:p>
+            <w:pPr>
+              <w:spacing w:after="0"/>
+              <w:rPr>
+                <w:b w:val="0"/>
+                <w:bCs w:val="0"/>
+                <w:i w:val="0"/>
+                <w:iCs w:val="0"/>
+                <w:sz w:val="20"/>
+                <w:szCs w:val="20"/>
+              </w:rPr>
+            </w:pPr>
+            <w:r>
+              <w:rPr>
+                <w:b w:val="0"/>
+                <w:bCs w:val="0"/>
+                <w:i w:val="0"/>
+                <w:iCs w:val="0"/>
+                <w:sz w:val="20"/>
+                <w:szCs w:val="20"/>
+                <w:lang w:val="en-US"/>
+              </w:rPr>
+              <w:t>Action required?</w:t>
+            </w:r>
+            <w:r>
+              <w:rPr>
+                <w:b w:val="1"/>
+                <w:bCs w:val="1"/>
+                <w:i w:val="0"/>
+                <w:iCs w:val="0"/>
+                <w:sz w:val="20"/>
+                <w:szCs w:val="20"/>
+                <w:lang w:val="en-CA"/>
+              </w:rPr>
+              <w:t> </w:t>
+            </w:r>
+          </w:p>
+        </w:tc>
+        <w:tc>
+          <w:tcPr>
+            <w:tcW w:w="5392" w:type="dxa"/>
+            <w:tcBorders>
+              <w:top w:val="nil"/>
+              <w:left w:val="single" w:color="7F7F7F" w:themeColor="text1" w:themeTint="80" w:sz="6"/>
+              <w:bottom w:val="nil" w:color="7F7F7F" w:themeColor="text1" w:themeTint="80" w:sz="6"/>
+              <w:right w:val="nil"/>
+            </w:tcBorders>
+            <w:shd w:val="clear" w:color="auto" w:fill="F2F2F2" w:themeFill="background1" w:themeFillShade="F2"/>
+            <w:tcMar>
+              <w:left w:w="105" w:type="dxa"/>
+              <w:right w:w="105" w:type="dxa"/>
+            </w:tcMar>
+            <w:vAlign w:val="top"/>
+          </w:tcPr>
+          <w:p>
+            <w:pPr>
+              <w:spacing w:after="0"/>
+              <w:rPr>
+                <w:b w:val="0"/>
+                <w:bCs w:val="0"/>
+                <w:i w:val="0"/>
+                <w:iCs w:val="0"/>
+                <w:sz w:val="20"/>
+                <w:szCs w:val="20"/>
+              </w:rPr>
+            </w:pPr>
+            <w:r>
+              <w:rPr>
+                <w:b w:val="0"/>
+                <w:bCs w:val="0"/>
+                <w:i w:val="0"/>
+                <w:iCs w:val="0"/>
+                <w:sz w:val="20"/>
+                <w:szCs w:val="20"/>
+                <w:lang w:val="en-CA"/>
+              </w:rPr>
+              <w:t>{d.outcome.assessment[i].actionNotRequired}</w:t>
+            </w:r>
+          </w:p>
+        </w:tc>
+      </w:tr>
+      <w:tr>
+        <w:trPr>
+          <w:trHeight w:val="300"/>
+        </w:trPr>
+        <w:tc>
+          <w:tcPr>
+            <w:tcW w:w="5392" w:type="dxa"/>
+            <w:tcBorders>
+              <w:top w:val="nil"/>
+              <w:left w:val="nil"/>
+              <w:bottom w:val="nil"/>
+              <w:right w:val="single" w:color="7F7F7F" w:themeColor="text1" w:themeTint="80" w:sz="6"/>
+            </w:tcBorders>
+            <w:tcMar>
+              <w:left w:w="105" w:type="dxa"/>
+              <w:right w:w="105" w:type="dxa"/>
+            </w:tcMar>
+            <w:vAlign w:val="top"/>
+          </w:tcPr>
+          <w:p>
+            <w:pPr>
+              <w:spacing w:after="0"/>
+              <w:rPr>
+                <w:b w:val="0"/>
+                <w:bCs w:val="0"/>
+                <w:i w:val="0"/>
+                <w:iCs w:val="0"/>
+                <w:sz w:val="20"/>
+                <w:szCs w:val="20"/>
+              </w:rPr>
+            </w:pPr>
+            <w:r>
+              <w:rPr>
+                <w:b w:val="0"/>
+                <w:bCs w:val="0"/>
+                <w:i w:val="0"/>
+                <w:iCs w:val="0"/>
+                <w:sz w:val="20"/>
+                <w:szCs w:val="20"/>
+                <w:lang w:val="en-US"/>
+              </w:rPr>
+              <w:t>Contacted complainant</w:t>
+            </w:r>
+            <w:r>
+              <w:rPr>
+                <w:b w:val="1"/>
+                <w:bCs w:val="1"/>
+                <w:i w:val="0"/>
+                <w:iCs w:val="0"/>
+                <w:sz w:val="20"/>
+                <w:szCs w:val="20"/>
+                <w:lang w:val="en-CA"/>
+              </w:rPr>
+              <w:t> </w:t>
+            </w:r>
+          </w:p>
+        </w:tc>
+        <w:tc>
+          <w:tcPr>
+            <w:tcW w:w="5392" w:type="dxa"/>
+            <w:tcBorders>
+              <w:top w:val="nil"/>
+              <w:left w:val="single" w:color="7F7F7F" w:themeColor="text1" w:themeTint="80" w:sz="6"/>
+              <w:bottom w:val="nil"/>
+              <w:right w:val="nil"/>
+            </w:tcBorders>
+            <w:tcMar>
+              <w:left w:w="105" w:type="dxa"/>
+              <w:right w:w="105" w:type="dxa"/>
+            </w:tcMar>
+            <w:vAlign w:val="top"/>
+          </w:tcPr>
+          <w:p>
+            <w:pPr>
+              <w:spacing w:after="0"/>
+              <w:rPr>
+                <w:b w:val="0"/>
+                <w:bCs w:val="0"/>
+                <w:i w:val="0"/>
+                <w:iCs w:val="0"/>
+                <w:sz w:val="20"/>
+                <w:szCs w:val="20"/>
+              </w:rPr>
+            </w:pPr>
+            <w:r>
+              <w:rPr>
+                <w:b w:val="0"/>
+                <w:bCs w:val="0"/>
+                <w:i w:val="0"/>
+                <w:iCs w:val="0"/>
+                <w:sz w:val="20"/>
+                <w:szCs w:val="20"/>
+                <w:lang w:val="en-CA"/>
+              </w:rPr>
+              <w:t>{d.outcome.assessment[i].contactedComplainant}</w:t>
+            </w:r>
+          </w:p>
+        </w:tc>
+      </w:tr>
+      <w:tr>
+        <w:trPr>
+          <w:trHeight w:val="300"/>
+        </w:trPr>
+        <w:tc>
+          <w:tcPr>
+            <w:tcW w:w="5392" w:type="dxa"/>
+            <w:tcBorders>
+              <w:top w:val="nil"/>
+              <w:left w:val="nil"/>
+              <w:bottom w:val="nil"/>
+              <w:right w:val="single" w:color="7F7F7F" w:themeColor="text1" w:themeTint="80" w:sz="6"/>
+            </w:tcBorders>
+            <w:shd w:val="clear" w:color="auto" w:fill="F2F2F2" w:themeFill="background1" w:themeFillShade="F2"/>
+            <w:tcMar>
+              <w:left w:w="105" w:type="dxa"/>
+              <w:right w:w="105" w:type="dxa"/>
+            </w:tcMar>
+            <w:vAlign w:val="top"/>
+          </w:tcPr>
+          <w:p>
+            <w:pPr>
+              <w:spacing w:after="0"/>
+              <w:rPr>
+                <w:b w:val="0"/>
+                <w:bCs w:val="0"/>
+                <w:i w:val="0"/>
+                <w:iCs w:val="0"/>
+                <w:sz w:val="20"/>
+                <w:szCs w:val="20"/>
+              </w:rPr>
+            </w:pPr>
+            <w:r>
+              <w:rPr>
+                <w:b w:val="0"/>
+                <w:bCs w:val="0"/>
+                <w:i w:val="0"/>
+                <w:iCs w:val="0"/>
+                <w:sz w:val="20"/>
+                <w:szCs w:val="20"/>
+                <w:lang w:val="en-US"/>
+              </w:rPr>
+              <w:t>Attended</w:t>
+            </w:r>
+            <w:r>
+              <w:rPr>
+                <w:b w:val="1"/>
+                <w:bCs w:val="1"/>
+                <w:i w:val="0"/>
+                <w:iCs w:val="0"/>
+                <w:sz w:val="20"/>
+                <w:szCs w:val="20"/>
+                <w:lang w:val="en-CA"/>
+              </w:rPr>
+              <w:t> </w:t>
+            </w:r>
+          </w:p>
+        </w:tc>
+        <w:tc>
+          <w:tcPr>
+            <w:tcW w:w="5392" w:type="dxa"/>
+            <w:tcBorders>
+              <w:top w:val="nil"/>
+              <w:left w:val="single" w:color="7F7F7F" w:themeColor="text1" w:themeTint="80" w:sz="6"/>
+              <w:bottom w:val="nil"/>
+              <w:right w:val="nil"/>
+            </w:tcBorders>
+            <w:shd w:val="clear" w:color="auto" w:fill="F2F2F2" w:themeFill="background1" w:themeFillShade="F2"/>
+            <w:tcMar>
+              <w:left w:w="105" w:type="dxa"/>
+              <w:right w:w="105" w:type="dxa"/>
+            </w:tcMar>
+            <w:vAlign w:val="top"/>
+          </w:tcPr>
+          <w:p>
+            <w:pPr>
+              <w:spacing w:after="0"/>
+              <w:rPr>
+                <w:b w:val="0"/>
+                <w:bCs w:val="0"/>
+                <w:i w:val="0"/>
+                <w:iCs w:val="0"/>
+                <w:sz w:val="20"/>
+                <w:szCs w:val="20"/>
+              </w:rPr>
+            </w:pPr>
+            <w:r>
+              <w:rPr>
+                <w:b w:val="0"/>
+                <w:bCs w:val="0"/>
+                <w:i w:val="0"/>
+                <w:iCs w:val="0"/>
+                <w:sz w:val="20"/>
+                <w:szCs w:val="20"/>
+                <w:lang w:val="en-CA"/>
+              </w:rPr>
+              <w:t>{d.outcome.assessment[i].attended}</w:t>
+            </w:r>
+          </w:p>
+        </w:tc>
+      </w:tr>
+      <w:tr>
+        <w:trPr>
+          <w:trHeight w:val="300"/>
+        </w:trPr>
+        <w:tc>
+          <w:tcPr>
+            <w:tcW w:w="5392" w:type="dxa"/>
+            <w:tcBorders>
+              <w:top w:val="nil"/>
+              <w:left w:val="nil"/>
+              <w:bottom w:val="nil"/>
+              <w:right w:val="single" w:color="7F7F7F" w:themeColor="text1" w:themeTint="80" w:sz="6"/>
+            </w:tcBorders>
+            <w:tcMar>
+              <w:left w:w="105" w:type="dxa"/>
+              <w:right w:w="105" w:type="dxa"/>
+            </w:tcMar>
+            <w:vAlign w:val="top"/>
+          </w:tcPr>
+          <w:p>
+            <w:pPr>
+              <w:spacing w:after="0"/>
+              <w:rPr>
+                <w:b w:val="0"/>
+                <w:bCs w:val="0"/>
+                <w:i w:val="0"/>
+                <w:iCs w:val="0"/>
+                <w:sz w:val="20"/>
+                <w:szCs w:val="20"/>
+              </w:rPr>
+            </w:pPr>
+            <w:r>
+              <w:rPr>
+                <w:b w:val="0"/>
+                <w:bCs w:val="0"/>
+                <w:i w:val="0"/>
+                <w:iCs w:val="0"/>
+                <w:sz w:val="20"/>
+                <w:szCs w:val="20"/>
+                <w:lang w:val="en-US"/>
+              </w:rPr>
+              <w:t>Officer</w:t>
+            </w:r>
+            <w:r>
+              <w:rPr>
+                <w:b w:val="1"/>
+                <w:bCs w:val="1"/>
+                <w:i w:val="0"/>
+                <w:iCs w:val="0"/>
+                <w:sz w:val="20"/>
+                <w:szCs w:val="20"/>
+                <w:lang w:val="en-CA"/>
+              </w:rPr>
+              <w:t> </w:t>
+            </w:r>
+          </w:p>
+        </w:tc>
+        <w:tc>
+          <w:tcPr>
+            <w:tcW w:w="5392" w:type="dxa"/>
+            <w:tcBorders>
+              <w:top w:val="nil"/>
+              <w:left w:val="single" w:color="7F7F7F" w:themeColor="text1" w:themeTint="80" w:sz="6"/>
+              <w:bottom w:val="nil"/>
+              <w:right w:val="nil"/>
+            </w:tcBorders>
+            <w:tcMar>
+              <w:left w:w="105" w:type="dxa"/>
+              <w:right w:w="105" w:type="dxa"/>
+            </w:tcMar>
+            <w:vAlign w:val="top"/>
+          </w:tcPr>
+          <w:p>
+            <w:pPr>
+              <w:spacing w:after="0"/>
+              <w:rPr>
+                <w:b w:val="0"/>
+                <w:bCs w:val="0"/>
+                <w:i w:val="0"/>
+                <w:iCs w:val="0"/>
+                <w:sz w:val="20"/>
+                <w:szCs w:val="20"/>
+              </w:rPr>
+            </w:pPr>
+            <w:r>
+              <w:rPr>
+                <w:b w:val="0"/>
+                <w:bCs w:val="0"/>
+                <w:i w:val="0"/>
+                <w:iCs w:val="0"/>
+                <w:sz w:val="20"/>
+                <w:szCs w:val="20"/>
+                <w:lang w:val="en-CA"/>
+              </w:rPr>
+              <w:t>{d.outcome.assessment[i].assessmentActor}</w:t>
+            </w:r>
+          </w:p>
+        </w:tc>
+      </w:tr>
+      <w:tr>
+        <w:trPr>
+          <w:trHeight w:val="300"/>
+        </w:trPr>
+        <w:tc>
+          <w:tcPr>
+            <w:tcW w:w="5392" w:type="dxa"/>
+            <w:tcBorders>
+              <w:top w:val="nil"/>
+              <w:left w:val="nil"/>
+              <w:bottom w:val="nil"/>
+              <w:right w:val="single" w:color="7F7F7F" w:themeColor="text1" w:themeTint="80" w:sz="6"/>
+            </w:tcBorders>
+            <w:shd w:val="clear" w:color="auto" w:fill="F2F2F2" w:themeFill="background1" w:themeFillShade="F2"/>
+            <w:tcMar>
+              <w:left w:w="105" w:type="dxa"/>
+              <w:right w:w="105" w:type="dxa"/>
+            </w:tcMar>
+            <w:vAlign w:val="top"/>
+          </w:tcPr>
+          <w:p>
+            <w:pPr>
+              <w:spacing w:after="0"/>
+              <w:rPr>
+                <w:b w:val="0"/>
+                <w:bCs w:val="0"/>
+                <w:i w:val="0"/>
+                <w:iCs w:val="0"/>
+                <w:sz w:val="20"/>
+                <w:szCs w:val="20"/>
+              </w:rPr>
+            </w:pPr>
+            <w:r>
+              <w:rPr>
+                <w:b w:val="0"/>
+                <w:bCs w:val="0"/>
+                <w:i w:val="0"/>
+                <w:iCs w:val="0"/>
+                <w:sz w:val="20"/>
+                <w:szCs w:val="20"/>
+                <w:lang w:val="en-US"/>
+              </w:rPr>
+              <w:t>Assessment date</w:t>
+            </w:r>
+            <w:r>
+              <w:rPr>
+                <w:b w:val="1"/>
+                <w:bCs w:val="1"/>
+                <w:i w:val="0"/>
+                <w:iCs w:val="0"/>
+                <w:sz w:val="20"/>
+                <w:szCs w:val="20"/>
+                <w:lang w:val="en-CA"/>
+              </w:rPr>
+              <w:t> </w:t>
+            </w:r>
+          </w:p>
+        </w:tc>
+        <w:tc>
+          <w:tcPr>
+            <w:tcW w:w="5392" w:type="dxa"/>
+            <w:tcBorders>
+              <w:top w:val="nil"/>
+              <w:left w:val="single" w:color="7F7F7F" w:themeColor="text1" w:themeTint="80" w:sz="6"/>
+              <w:bottom w:val="nil"/>
+              <w:right w:val="nil"/>
+            </w:tcBorders>
+            <w:shd w:val="clear" w:color="auto" w:fill="F2F2F2" w:themeFill="background1" w:themeFillShade="F2"/>
+            <w:tcMar>
+              <w:left w:w="105" w:type="dxa"/>
+              <w:right w:w="105" w:type="dxa"/>
+            </w:tcMar>
+            <w:vAlign w:val="top"/>
+          </w:tcPr>
+          <w:p>
+            <w:pPr>
+              <w:spacing w:after="0"/>
+              <w:rPr>
+                <w:b w:val="0"/>
+                <w:bCs w:val="0"/>
+                <w:i w:val="0"/>
+                <w:iCs w:val="0"/>
+                <w:sz w:val="20"/>
+                <w:szCs w:val="20"/>
+              </w:rPr>
+            </w:pPr>
+            <w:r>
+              <w:rPr>
+                <w:b w:val="0"/>
+                <w:bCs w:val="0"/>
+                <w:i w:val="0"/>
+                <w:iCs w:val="0"/>
+                <w:sz w:val="20"/>
+                <w:szCs w:val="20"/>
+                <w:lang w:val="en-CA"/>
+              </w:rPr>
+              <w:t>{d.outcome.assessment[i].assessmentDate}</w:t>
+            </w:r>
+          </w:p>
+        </w:tc>
+      </w:tr>
+    </w:tbl>
+    <w:p>
+      <w:pPr>
+        <w:bidi w:val="0"/>
+        <w:spacing w:after="0" w:line="240" w:lineRule="auto"/>
+        <w:rPr>
+          <w:rFonts w:ascii="Segoe UI" w:hAnsi="Segoe UI" w:eastAsia="Segoe UI" w:cs="Segoe UI"/>
+          <w:b w:val="0"/>
+          <w:bCs w:val="0"/>
+          <w:i w:val="0"/>
+          <w:iCs w:val="0"/>
+          <w:caps w:val="0"/>
+          <w:smallCaps w:val="0"/>
+          <w:noProof w:val="0"/>
+          <w:color w:val="000000" w:themeColor="text1" w:themeTint="FF" w:themeShade="FF"/>
+          <w:sz w:val="20"/>
+          <w:szCs w:val="20"/>
+          <w:lang w:val="en-CA"/>
+        </w:rPr>
+      </w:pPr>
+      <w:r>
+        <w:rPr>
+          <w:rFonts w:ascii="Segoe UI" w:hAnsi="Segoe UI" w:eastAsia="Segoe UI" w:cs="Segoe UI"/>
+          <w:b w:val="0"/>
+          <w:bCs w:val="0"/>
+          <w:i w:val="0"/>
+          <w:iCs w:val="0"/>
+          <w:caps w:val="0"/>
+          <w:smallCaps w:val="0"/>
+          <w:noProof w:val="0"/>
+          <w:color w:val="000000" w:themeColor="text1" w:themeTint="FF" w:themeShade="FF"/>
+          <w:sz w:val="20"/>
+          <w:szCs w:val="20"/>
+          <w:lang w:val="en-US"/>
+        </w:rPr>
+        <w:t>{d.</w:t>
+      </w:r>
+      <w:r>
+        <w:rPr>
+          <w:rFonts w:ascii="Segoe UI" w:hAnsi="Segoe UI" w:eastAsia="Segoe UI" w:cs="Segoe UI"/>
+          <w:b w:val="0"/>
+          <w:bCs w:val="0"/>
+          <w:i w:val="0"/>
+          <w:iCs w:val="0"/>
+          <w:caps w:val="0"/>
+          <w:smallCaps w:val="0"/>
+          <w:noProof w:val="0"/>
+          <w:color w:val="000000" w:themeColor="text1" w:themeTint="FF" w:themeShade="FF"/>
+          <w:sz w:val="20"/>
+          <w:szCs w:val="20"/>
+          <w:lang w:val="en-CA"/>
+        </w:rPr>
+        <w:t>outcome.assessment[i]</w:t>
+      </w:r>
+      <w:r>
+        <w:rPr>
+          <w:rFonts w:ascii="Segoe UI" w:hAnsi="Segoe UI" w:eastAsia="Segoe UI" w:cs="Segoe UI"/>
+          <w:b w:val="0"/>
+          <w:bCs w:val="0"/>
+          <w:i w:val="0"/>
+          <w:iCs w:val="0"/>
+          <w:caps w:val="0"/>
+          <w:smallCaps w:val="0"/>
+          <w:noProof w:val="0"/>
+          <w:color w:val="000000" w:themeColor="text1" w:themeTint="FF" w:themeShade="FF"/>
+          <w:sz w:val="20"/>
+          <w:szCs w:val="20"/>
+          <w:lang w:val="en-US"/>
+        </w:rPr>
+        <w:t>.actionNotRequired:showEnd}{d.</w:t>
+      </w:r>
+      <w:r>
+        <w:rPr>
+          <w:rFonts w:ascii="Segoe UI" w:hAnsi="Segoe UI" w:eastAsia="Segoe UI" w:cs="Segoe UI"/>
+          <w:b w:val="0"/>
+          <w:bCs w:val="0"/>
+          <w:i w:val="0"/>
+          <w:iCs w:val="0"/>
+          <w:caps w:val="0"/>
+          <w:smallCaps w:val="0"/>
+          <w:noProof w:val="0"/>
+          <w:color w:val="000000" w:themeColor="text1" w:themeTint="FF" w:themeShade="FF"/>
+          <w:sz w:val="20"/>
+          <w:szCs w:val="20"/>
+          <w:lang w:val="en-CA"/>
+        </w:rPr>
+        <w:t>outcome.assessment[i].actionNotRequired</w:t>
+      </w:r>
+      <w:r>
+        <w:rPr>
+          <w:rFonts w:ascii="Segoe UI" w:hAnsi="Segoe UI" w:eastAsia="Segoe UI" w:cs="Segoe UI"/>
+          <w:b w:val="0"/>
+          <w:bCs w:val="0"/>
+          <w:i w:val="0"/>
+          <w:iCs w:val="0"/>
+          <w:caps w:val="0"/>
+          <w:smallCaps w:val="0"/>
+          <w:noProof w:val="0"/>
+          <w:color w:val="000000" w:themeColor="text1" w:themeTint="FF" w:themeShade="FF"/>
+          <w:sz w:val="20"/>
+          <w:szCs w:val="20"/>
+          <w:lang w:val="en-US"/>
+        </w:rPr>
+        <w:t>:ifEQ(No):showBegin}</w:t>
+      </w:r>
+    </w:p>
+    <w:tbl>
+      <w:tblPr>
+        <w:tblStyle w:val="TableNormal"/>
+        <w:bidiVisual w:val="0"/>
+        <w:tblW w:w="0" w:type="auto"/>
+        <w:tblBorders>
+          <w:top w:val="single" w:sz="6"/>
+          <w:left w:val="single" w:sz="6"/>
+          <w:bottom w:val="single" w:sz="6"/>
+          <w:right w:val="single" w:sz="6"/>
+        </w:tblBorders>
+        <w:tblLook w:val="04A0" w:firstRow="1" w:lastRow="0" w:firstColumn="1" w:lastColumn="0" w:noHBand="0" w:noVBand="1"/>
+      </w:tblPr>
+      <w:tblGrid>
+        <w:gridCol w:w="5392"/>
+        <w:gridCol w:w="5392"/>
+      </w:tblGrid>
+      <w:tr>
+        <w:trPr>
+          <w:trHeight w:val="300"/>
+        </w:trPr>
+        <w:tc>
+          <w:tcPr>
+            <w:tcW w:w="10784" w:type="dxa"/>
+            <w:gridSpan w:val="2"/>
+            <w:tcBorders>
+              <w:top w:val="nil"/>
+              <w:left w:val="nil"/>
+              <w:bottom w:val="single" w:color="7F7F7F" w:themeColor="text1" w:themeTint="80" w:sz="6"/>
+              <w:right w:val="nil"/>
+            </w:tcBorders>
+            <w:tcMar>
+              <w:left w:w="105" w:type="dxa"/>
+              <w:right w:w="105" w:type="dxa"/>
+            </w:tcMar>
+            <w:vAlign w:val="top"/>
+          </w:tcPr>
+          <w:p>
+            <w:pPr>
+              <w:bidi w:val="0"/>
+              <w:spacing w:after="0"/>
+              <w:rPr>
+                <w:b w:val="0"/>
+                <w:bCs w:val="0"/>
+                <w:i w:val="0"/>
+                <w:iCs w:val="0"/>
+                <w:sz w:val="20"/>
+                <w:szCs w:val="20"/>
+              </w:rPr>
+            </w:pPr>
+            <w:r>
+              <w:rPr>
+                <w:b w:val="1"/>
+                <w:bCs w:val="1"/>
+                <w:i w:val="0"/>
+                <w:iCs w:val="0"/>
+                <w:sz w:val="20"/>
+                <w:szCs w:val="20"/>
+                <w:lang w:val="en-US"/>
+              </w:rPr>
+              <w:t>Complaint assessment #{</w:t>
+            </w:r>
+            <w:r>
+              <w:rPr>
+                <w:b w:val="0"/>
+                <w:bCs w:val="0"/>
+                <w:i w:val="0"/>
+                <w:iCs w:val="0"/>
+                <w:sz w:val="20"/>
+                <w:szCs w:val="20"/>
+                <w:lang w:val="en-CA"/>
+              </w:rPr>
+              <w:t>d.outcome.assessment[i].order</w:t>
+            </w:r>
+            <w:r>
+              <w:rPr>
+                <w:b w:val="1"/>
+                <w:bCs w:val="1"/>
+                <w:i w:val="0"/>
+                <w:iCs w:val="0"/>
+                <w:sz w:val="20"/>
+                <w:szCs w:val="20"/>
+                <w:lang w:val="en-US"/>
+              </w:rPr>
+              <w:t>}</w:t>
+            </w:r>
+          </w:p>
+        </w:tc>
+      </w:tr>
+      <w:tr>
+        <w:trPr>
+          <w:trHeight w:val="300"/>
+        </w:trPr>
+        <w:tc>
+          <w:tcPr>
+            <w:tcW w:w="5392" w:type="dxa"/>
+            <w:tcBorders>
+              <w:top w:val="single" w:color="7F7F7F" w:themeColor="text1" w:themeTint="80" w:sz="6"/>
+              <w:left w:val="nil"/>
+              <w:bottom w:val="nil" w:color="7F7F7F" w:themeColor="text1" w:themeTint="80" w:sz="6"/>
+              <w:right w:val="single" w:color="7F7F7F" w:themeColor="text1" w:themeTint="80" w:sz="6"/>
+            </w:tcBorders>
+            <w:shd w:val="clear" w:color="auto" w:fill="F2F2F2" w:themeFill="background1" w:themeFillShade="F2"/>
+            <w:tcMar>
+              <w:left w:w="105" w:type="dxa"/>
+              <w:right w:w="105" w:type="dxa"/>
+            </w:tcMar>
+            <w:vAlign w:val="top"/>
+          </w:tcPr>
+          <w:p>
+            <w:pPr>
+              <w:bidi w:val="0"/>
+              <w:spacing w:after="0"/>
+              <w:rPr>
+                <w:b w:val="0"/>
+                <w:bCs w:val="0"/>
+                <w:i w:val="0"/>
+                <w:iCs w:val="0"/>
+                <w:sz w:val="20"/>
+                <w:szCs w:val="20"/>
+              </w:rPr>
+            </w:pPr>
+            <w:r>
+              <w:rPr>
+                <w:b w:val="0"/>
+                <w:bCs w:val="0"/>
+                <w:i w:val="0"/>
+                <w:iCs w:val="0"/>
+                <w:sz w:val="20"/>
+                <w:szCs w:val="20"/>
+                <w:lang w:val="en-US"/>
+              </w:rPr>
+              <w:t>Action required?</w:t>
+            </w:r>
+            <w:r>
+              <w:rPr>
+                <w:b w:val="1"/>
+                <w:bCs w:val="1"/>
+                <w:i w:val="0"/>
+                <w:iCs w:val="0"/>
+                <w:sz w:val="20"/>
+                <w:szCs w:val="20"/>
+                <w:lang w:val="en-CA"/>
+              </w:rPr>
+              <w:t> </w:t>
+            </w:r>
+          </w:p>
+        </w:tc>
+        <w:tc>
+          <w:tcPr>
+            <w:tcW w:w="5392" w:type="dxa"/>
+            <w:tcBorders>
+              <w:top w:val="nil"/>
+              <w:left w:val="single" w:color="7F7F7F" w:themeColor="text1" w:themeTint="80" w:sz="6"/>
+              <w:bottom w:val="nil" w:color="7F7F7F" w:themeColor="text1" w:themeTint="80" w:sz="6"/>
+              <w:right w:val="nil"/>
+            </w:tcBorders>
+            <w:shd w:val="clear" w:color="auto" w:fill="F2F2F2" w:themeFill="background1" w:themeFillShade="F2"/>
+            <w:tcMar>
+              <w:left w:w="105" w:type="dxa"/>
+              <w:right w:w="105" w:type="dxa"/>
+            </w:tcMar>
+            <w:vAlign w:val="top"/>
+          </w:tcPr>
+          <w:p>
+            <w:pPr>
+              <w:bidi w:val="0"/>
+              <w:spacing w:after="0"/>
+              <w:rPr>
+                <w:b w:val="0"/>
+                <w:bCs w:val="0"/>
+                <w:i w:val="0"/>
+                <w:iCs w:val="0"/>
+                <w:sz w:val="20"/>
+                <w:szCs w:val="20"/>
+              </w:rPr>
+            </w:pPr>
+            <w:r>
+              <w:rPr>
+                <w:b w:val="0"/>
+                <w:bCs w:val="0"/>
+                <w:i w:val="0"/>
+                <w:iCs w:val="0"/>
+                <w:sz w:val="20"/>
+                <w:szCs w:val="20"/>
+                <w:lang w:val="en-CA"/>
+              </w:rPr>
+              <w:t>{d.outcome.assessment[i].actionNotRequired}</w:t>
+            </w:r>
+          </w:p>
+        </w:tc>
+      </w:tr>
+      <w:tr>
+        <w:trPr>
+          <w:trHeight w:val="300"/>
+        </w:trPr>
+        <w:tc>
+          <w:tcPr>
+            <w:tcW w:w="5392" w:type="dxa"/>
+            <w:tcBorders>
+              <w:top w:val="nil"/>
+              <w:left w:val="nil"/>
+              <w:bottom w:val="nil"/>
+              <w:right w:val="single" w:color="7F7F7F" w:themeColor="text1" w:themeTint="80" w:sz="6"/>
+            </w:tcBorders>
+            <w:tcMar>
+              <w:left w:w="105" w:type="dxa"/>
+              <w:right w:w="105" w:type="dxa"/>
+            </w:tcMar>
+            <w:vAlign w:val="top"/>
+          </w:tcPr>
+          <w:p>
+            <w:pPr>
+              <w:bidi w:val="0"/>
+              <w:spacing w:after="0"/>
+              <w:rPr>
+                <w:b w:val="0"/>
+                <w:bCs w:val="0"/>
+                <w:i w:val="0"/>
+                <w:iCs w:val="0"/>
+                <w:sz w:val="20"/>
+                <w:szCs w:val="20"/>
+              </w:rPr>
+            </w:pPr>
+            <w:r>
+              <w:rPr>
+                <w:b w:val="0"/>
+                <w:bCs w:val="0"/>
+                <w:i w:val="0"/>
+                <w:iCs w:val="0"/>
+                <w:sz w:val="20"/>
+                <w:szCs w:val="20"/>
+                <w:lang w:val="en-US"/>
+              </w:rPr>
+              <w:t>Justification</w:t>
+            </w:r>
+            <w:r>
+              <w:rPr>
+                <w:b w:val="1"/>
+                <w:bCs w:val="1"/>
+                <w:i w:val="0"/>
+                <w:iCs w:val="0"/>
+                <w:sz w:val="20"/>
+                <w:szCs w:val="20"/>
+                <w:lang w:val="en-CA"/>
+              </w:rPr>
+              <w:t> </w:t>
+            </w:r>
+          </w:p>
+        </w:tc>
+        <w:tc>
+          <w:tcPr>
+            <w:tcW w:w="5392" w:type="dxa"/>
+            <w:tcBorders>
+              <w:top w:val="nil"/>
+              <w:left w:val="single" w:color="7F7F7F" w:themeColor="text1" w:themeTint="80" w:sz="6"/>
+              <w:bottom w:val="nil"/>
+              <w:right w:val="nil"/>
+            </w:tcBorders>
+            <w:tcMar>
+              <w:left w:w="105" w:type="dxa"/>
+              <w:right w:w="105" w:type="dxa"/>
+            </w:tcMar>
+            <w:vAlign w:val="top"/>
+          </w:tcPr>
+          <w:p>
+            <w:pPr>
+              <w:bidi w:val="0"/>
+              <w:spacing w:after="0"/>
+              <w:rPr>
+                <w:b w:val="0"/>
+                <w:bCs w:val="0"/>
+                <w:i w:val="0"/>
+                <w:iCs w:val="0"/>
+                <w:sz w:val="20"/>
+                <w:szCs w:val="20"/>
+              </w:rPr>
+            </w:pPr>
+            <w:r>
+              <w:rPr>
+                <w:b w:val="0"/>
+                <w:bCs w:val="0"/>
+                <w:i w:val="0"/>
+                <w:iCs w:val="0"/>
+                <w:sz w:val="20"/>
+                <w:szCs w:val="20"/>
+                <w:lang w:val="en-CA"/>
+              </w:rPr>
+              <w:t>{d.outcome.assessment[i].actionJustificationShortDescription}</w:t>
+            </w:r>
+          </w:p>
+        </w:tc>
+      </w:tr>
+      <w:tr>
+        <w:trPr>
+          <w:trHeight w:val="300"/>
+        </w:trPr>
+        <w:tc>
+          <w:tcPr>
+            <w:tcW w:w="5392" w:type="dxa"/>
+            <w:tcBorders>
+              <w:top w:val="nil"/>
+              <w:left w:val="nil"/>
+              <w:bottom w:val="nil"/>
+              <w:right w:val="single" w:color="7F7F7F" w:themeColor="text1" w:themeTint="80" w:sz="6"/>
+            </w:tcBorders>
+            <w:tcMar>
+              <w:left w:w="105" w:type="dxa"/>
+              <w:right w:w="105" w:type="dxa"/>
+            </w:tcMar>
+            <w:vAlign w:val="top"/>
+          </w:tcPr>
+          <w:p>
+            <w:pPr>
+              <w:bidi w:val="0"/>
+              <w:spacing w:after="0"/>
+              <w:rPr>
+                <w:b w:val="0"/>
+                <w:bCs w:val="0"/>
+                <w:i w:val="0"/>
+                <w:iCs w:val="0"/>
+                <w:sz w:val="20"/>
+                <w:szCs w:val="20"/>
+              </w:rPr>
+            </w:pPr>
+            <w:r>
+              <w:rPr>
+                <w:b w:val="0"/>
+                <w:bCs w:val="0"/>
+                <w:i w:val="0"/>
+                <w:iCs w:val="0"/>
+                <w:sz w:val="20"/>
+                <w:szCs w:val="20"/>
+                <w:lang w:val="en-US"/>
+              </w:rPr>
+              <w:t>Officer</w:t>
+            </w:r>
+            <w:r>
+              <w:rPr>
+                <w:b w:val="1"/>
+                <w:bCs w:val="1"/>
+                <w:i w:val="0"/>
+                <w:iCs w:val="0"/>
+                <w:sz w:val="20"/>
+                <w:szCs w:val="20"/>
+                <w:lang w:val="en-CA"/>
+              </w:rPr>
+              <w:t> </w:t>
+            </w:r>
+          </w:p>
+        </w:tc>
+        <w:tc>
+          <w:tcPr>
+            <w:tcW w:w="5392" w:type="dxa"/>
+            <w:tcBorders>
+              <w:top w:val="nil"/>
+              <w:left w:val="single" w:color="7F7F7F" w:themeColor="text1" w:themeTint="80" w:sz="6"/>
+              <w:bottom w:val="nil"/>
+              <w:right w:val="nil"/>
+            </w:tcBorders>
+            <w:tcMar>
+              <w:left w:w="105" w:type="dxa"/>
+              <w:right w:w="105" w:type="dxa"/>
+            </w:tcMar>
+            <w:vAlign w:val="top"/>
+          </w:tcPr>
+          <w:p>
+            <w:pPr>
+              <w:bidi w:val="0"/>
+              <w:spacing w:after="0"/>
+              <w:rPr>
+                <w:b w:val="0"/>
+                <w:bCs w:val="0"/>
+                <w:i w:val="0"/>
+                <w:iCs w:val="0"/>
+                <w:sz w:val="20"/>
+                <w:szCs w:val="20"/>
+              </w:rPr>
+            </w:pPr>
+            <w:r>
+              <w:rPr>
+                <w:b w:val="0"/>
+                <w:bCs w:val="0"/>
+                <w:i w:val="0"/>
+                <w:iCs w:val="0"/>
+                <w:sz w:val="20"/>
+                <w:szCs w:val="20"/>
+                <w:lang w:val="en-CA"/>
+              </w:rPr>
+              <w:t>{d.outcome.assessment[i].assessmentActor}</w:t>
+            </w:r>
+          </w:p>
+        </w:tc>
+      </w:tr>
+      <w:tr>
+        <w:trPr>
+          <w:trHeight w:val="300"/>
+        </w:trPr>
+        <w:tc>
+          <w:tcPr>
+            <w:tcW w:w="5392" w:type="dxa"/>
+            <w:tcBorders>
+              <w:top w:val="nil"/>
+              <w:left w:val="nil"/>
+              <w:bottom w:val="nil"/>
+              <w:right w:val="single" w:color="7F7F7F" w:themeColor="text1" w:themeTint="80" w:sz="6"/>
+            </w:tcBorders>
+            <w:shd w:val="clear" w:color="auto" w:fill="F2F2F2" w:themeFill="background1" w:themeFillShade="F2"/>
+            <w:tcMar>
+              <w:left w:w="105" w:type="dxa"/>
+              <w:right w:w="105" w:type="dxa"/>
+            </w:tcMar>
+            <w:vAlign w:val="top"/>
+          </w:tcPr>
+          <w:p>
+            <w:pPr>
+              <w:bidi w:val="0"/>
+              <w:spacing w:after="0"/>
+              <w:rPr>
+                <w:b w:val="0"/>
+                <w:bCs w:val="0"/>
+                <w:i w:val="0"/>
+                <w:iCs w:val="0"/>
+                <w:sz w:val="20"/>
+                <w:szCs w:val="20"/>
+              </w:rPr>
+            </w:pPr>
+            <w:r>
+              <w:rPr>
+                <w:b w:val="0"/>
+                <w:bCs w:val="0"/>
+                <w:i w:val="0"/>
+                <w:iCs w:val="0"/>
+                <w:sz w:val="20"/>
+                <w:szCs w:val="20"/>
+                <w:lang w:val="en-US"/>
+              </w:rPr>
+              <w:t>Assessment date</w:t>
+            </w:r>
+            <w:r>
+              <w:rPr>
+                <w:b w:val="1"/>
+                <w:bCs w:val="1"/>
+                <w:i w:val="0"/>
+                <w:iCs w:val="0"/>
+                <w:sz w:val="20"/>
+                <w:szCs w:val="20"/>
+                <w:lang w:val="en-CA"/>
+              </w:rPr>
+              <w:t> </w:t>
+            </w:r>
+          </w:p>
+        </w:tc>
+        <w:tc>
+          <w:tcPr>
+            <w:tcW w:w="5392" w:type="dxa"/>
+            <w:tcBorders>
+              <w:top w:val="nil"/>
+              <w:left w:val="single" w:color="7F7F7F" w:themeColor="text1" w:themeTint="80" w:sz="6"/>
+              <w:bottom w:val="nil"/>
+              <w:right w:val="nil"/>
+            </w:tcBorders>
+            <w:shd w:val="clear" w:color="auto" w:fill="F2F2F2" w:themeFill="background1" w:themeFillShade="F2"/>
+            <w:tcMar>
+              <w:left w:w="105" w:type="dxa"/>
+              <w:right w:w="105" w:type="dxa"/>
+            </w:tcMar>
+            <w:vAlign w:val="top"/>
+          </w:tcPr>
+          <w:p>
+            <w:pPr>
+              <w:bidi w:val="0"/>
+              <w:spacing w:after="0"/>
+              <w:rPr>
+                <w:b w:val="0"/>
+                <w:bCs w:val="0"/>
+                <w:i w:val="0"/>
+                <w:iCs w:val="0"/>
+                <w:sz w:val="20"/>
+                <w:szCs w:val="20"/>
+              </w:rPr>
+            </w:pPr>
+            <w:r>
+              <w:rPr>
+                <w:b w:val="0"/>
+                <w:bCs w:val="0"/>
+                <w:i w:val="0"/>
+                <w:iCs w:val="0"/>
+                <w:sz w:val="20"/>
+                <w:szCs w:val="20"/>
+                <w:lang w:val="en-CA"/>
+              </w:rPr>
+              <w:t>{d.outcome.assessment[i].assessmentDate}</w:t>
+            </w:r>
+          </w:p>
+        </w:tc>
+      </w:tr>
+    </w:tbl>
+    <w:p>
+      <w:pPr>
+        <w:bidi w:val="0"/>
+        <w:spacing w:after="0"/>
+        <w:rPr>
+          <w:rFonts w:ascii="Segoe UI" w:hAnsi="Segoe UI" w:eastAsia="Segoe UI" w:cs="Segoe UI"/>
+          <w:b w:val="0"/>
+          <w:bCs w:val="0"/>
+          <w:i w:val="0"/>
+          <w:iCs w:val="0"/>
+          <w:caps w:val="0"/>
+          <w:smallCaps w:val="0"/>
+          <w:noProof w:val="0"/>
+          <w:color w:val="000000" w:themeColor="text1" w:themeTint="FF" w:themeShade="FF"/>
+          <w:sz w:val="20"/>
+          <w:szCs w:val="20"/>
+          <w:lang w:val="en-CA"/>
+        </w:rPr>
+      </w:pPr>
+      <w:r>
+        <w:rPr>
+          <w:rFonts w:ascii="Segoe UI" w:hAnsi="Segoe UI" w:eastAsia="Segoe UI" w:cs="Segoe UI"/>
+          <w:b w:val="0"/>
+          <w:bCs w:val="0"/>
+          <w:i w:val="0"/>
+          <w:iCs w:val="0"/>
+          <w:caps w:val="0"/>
+          <w:smallCaps w:val="0"/>
+          <w:noProof w:val="0"/>
+          <w:color w:val="000000" w:themeColor="text1" w:themeTint="FF" w:themeShade="FF"/>
+          <w:sz w:val="20"/>
+          <w:szCs w:val="20"/>
+          <w:lang w:val="en-CA"/>
+        </w:rPr>
+        <w:t>{d.outcome.assessment[i].actionNotRequired:showEnd}</w:t>
+      </w:r>
+      <w:r>
+        <w:rPr>
+          <w:rFonts w:ascii="Segoe UI" w:hAnsi="Segoe UI" w:eastAsia="Segoe UI" w:cs="Segoe UI"/>
+          <w:b w:val="1"/>
+          <w:bCs w:val="1"/>
+          <w:i w:val="0"/>
+          <w:iCs w:val="0"/>
+          <w:caps w:val="0"/>
+          <w:smallCaps w:val="0"/>
+          <w:noProof w:val="0"/>
+          <w:color w:val="000000" w:themeColor="text1" w:themeTint="FF" w:themeShade="FF"/>
+          <w:sz w:val="20"/>
+          <w:szCs w:val="20"/>
+          <w:lang w:val="en-US"/>
+        </w:rPr>
+        <w:t>}{</w:t>
+      </w:r>
+      <w:r>
+        <w:rPr>
+          <w:rFonts w:ascii="Segoe UI" w:hAnsi="Segoe UI" w:eastAsia="Segoe UI" w:cs="Segoe UI"/>
+          <w:b w:val="0"/>
+          <w:bCs w:val="0"/>
+          <w:i w:val="0"/>
+          <w:iCs w:val="0"/>
+          <w:caps w:val="0"/>
+          <w:smallCaps w:val="0"/>
+          <w:noProof w:val="0"/>
+          <w:color w:val="000000" w:themeColor="text1" w:themeTint="FF" w:themeShade="FF"/>
+          <w:sz w:val="20"/>
+          <w:szCs w:val="20"/>
+          <w:lang w:val="en-CA"/>
+        </w:rPr>
+        <w:t>d.outcome.assessment[i+1]</w:t>
+      </w:r>
+      <w:r>
+        <w:rPr>
+          <w:rFonts w:ascii="Segoe UI" w:hAnsi="Segoe UI" w:eastAsia="Segoe UI" w:cs="Segoe UI"/>
+          <w:b w:val="1"/>
+          <w:bCs w:val="1"/>
+          <w:i w:val="0"/>
+          <w:iCs w:val="0"/>
+          <w:caps w:val="0"/>
+          <w:smallCaps w:val="0"/>
+          <w:noProof w:val="0"/>
+          <w:color w:val="000000" w:themeColor="text1" w:themeTint="FF" w:themeShade="FF"/>
+          <w:sz w:val="20"/>
+          <w:szCs w:val="20"/>
+          <w:lang w:val="en-US"/>
+        </w:rPr>
+        <w:t>.order}</w:t>
+      </w:r>
+    </w:p>
+    <w:p>
+      <w:pPr>
+        <w:pStyle w:val="Normal"/>
         <w:spacing w:after="0"/>
         <w:rPr>
           <w:rFonts w:ascii="BC Sans" w:hAnsi="BC Sans"/>
@@ -7189,24 +8507,15 @@
           <w:lang w:val="en-CA"/>
         </w:rPr>
       </w:pPr>
-      <w:r>
-        <w:rPr>
-          <w:rFonts w:ascii="BC Sans" w:hAnsi="BC Sans"/>
-          <w:sz w:val="20"/>
-          <w:szCs w:val="20"/>
-          <w:lang w:val="en-CA"/>
-        </w:rPr>
-        <w:t> </w:t>
-      </w:r>
     </w:p>
     <w:tbl>
       <w:tblPr>
         <w:tblW w:w="10800" w:type="dxa"/>
         <w:tblBorders>
-          <w:top w:val="outset" w:sz="6" w:space="0" w:color="auto"/>
-          <w:left w:val="outset" w:sz="6" w:space="0" w:color="auto"/>
-          <w:bottom w:val="outset" w:sz="6" w:space="0" w:color="auto"/>
-          <w:right w:val="outset" w:sz="6" w:space="0" w:color="auto"/>
+          <w:top w:val="outset" w:color="auto" w:sz="6" w:space="0"/>
+          <w:left w:val="outset" w:color="auto" w:sz="6" w:space="0"/>
+          <w:bottom w:val="outset" w:color="auto" w:sz="6" w:space="0"/>
+          <w:right w:val="outset" w:color="auto" w:sz="6" w:space="0"/>
         </w:tblBorders>
         <w:tblCellMar>
           <w:left w:w="0" w:type="dxa"/>
@@ -7229,7 +8538,7 @@
             <w:tcBorders>
               <w:top w:val="nil"/>
               <w:left w:val="nil"/>
-              <w:bottom w:val="single" w:sz="6" w:space="0" w:color="7F7F7F"/>
+              <w:bottom w:val="single" w:color="7F7F7F" w:sz="6" w:space="0"/>
               <w:right w:val="nil"/>
             </w:tcBorders>
             <w:vAlign w:val="center"/>
@@ -7283,7 +8592,7 @@
               <w:top w:val="nil"/>
               <w:left w:val="nil"/>
               <w:bottom w:val="nil"/>
-              <w:right w:val="single" w:sz="6" w:space="0" w:color="7F7F7F"/>
+              <w:right w:val="single" w:color="7F7F7F" w:sz="6" w:space="0"/>
             </w:tcBorders>
             <w:shd w:val="clear" w:color="auto" w:fill="F2F2F2"/>
             <w:vAlign w:val="center"/>
@@ -7366,7 +8675,7 @@
             </w:r>
             <w:r>
               <w:rPr>
-                <w:rFonts w:ascii="BC Sans" w:eastAsia="Times New Roman" w:hAnsi="BC Sans" w:cs="Times New Roman"/>
+                <w:rFonts w:ascii="BC Sans" w:hAnsi="BC Sans" w:eastAsia="Times New Roman" w:cs="Times New Roman"/>
                 <w:color w:val="000000" w:themeColor="text1"/>
                 <w:sz w:val="20"/>
                 <w:szCs w:val="20"/>
@@ -7375,7 +8684,7 @@
             </w:r>
             <w:r>
               <w:rPr>
-                <w:rFonts w:ascii="BC Sans" w:eastAsia="BC Sans" w:hAnsi="BC Sans" w:cs="BC Sans"/>
+                <w:rFonts w:ascii="BC Sans" w:hAnsi="BC Sans" w:eastAsia="BC Sans" w:cs="BC Sans"/>
                 <w:sz w:val="18"/>
                 <w:szCs w:val="18"/>
               </w:rPr>
@@ -7383,7 +8692,7 @@
             </w:r>
             <w:r>
               <w:rPr>
-                <w:rFonts w:ascii="BC Sans" w:eastAsia="BC Sans" w:hAnsi="BC Sans" w:cs="BC Sans"/>
+                <w:rFonts w:ascii="BC Sans" w:hAnsi="BC Sans" w:eastAsia="BC Sans" w:cs="BC Sans"/>
                 <w:sz w:val="18"/>
                 <w:szCs w:val="18"/>
               </w:rPr>
@@ -7391,7 +8700,7 @@
             </w:r>
             <w:r>
               <w:rPr>
-                <w:rFonts w:ascii="BC Sans" w:eastAsia="BC Sans" w:hAnsi="BC Sans" w:cs="BC Sans"/>
+                <w:rFonts w:ascii="BC Sans" w:hAnsi="BC Sans" w:eastAsia="BC Sans" w:cs="BC Sans"/>
                 <w:sz w:val="18"/>
                 <w:szCs w:val="18"/>
               </w:rPr>
@@ -7399,7 +8708,7 @@
             </w:r>
             <w:r>
               <w:rPr>
-                <w:rFonts w:ascii="BC Sans" w:eastAsia="BC Sans" w:hAnsi="BC Sans" w:cs="BC Sans"/>
+                <w:rFonts w:ascii="BC Sans" w:hAnsi="BC Sans" w:eastAsia="BC Sans" w:cs="BC Sans"/>
                 <w:sz w:val="18"/>
                 <w:szCs w:val="18"/>
               </w:rPr>
@@ -7407,7 +8716,7 @@
             </w:r>
             <w:r>
               <w:rPr>
-                <w:rFonts w:ascii="BC Sans" w:eastAsia="BC Sans" w:hAnsi="BC Sans" w:cs="BC Sans"/>
+                <w:rFonts w:ascii="BC Sans" w:hAnsi="BC Sans" w:eastAsia="BC Sans" w:cs="BC Sans"/>
                 <w:sz w:val="18"/>
                 <w:szCs w:val="18"/>
               </w:rPr>
@@ -7427,7 +8736,7 @@
               <w:top w:val="nil"/>
               <w:left w:val="nil"/>
               <w:bottom w:val="nil"/>
-              <w:right w:val="single" w:sz="6" w:space="0" w:color="7F7F7F"/>
+              <w:right w:val="single" w:color="7F7F7F" w:sz="6" w:space="0"/>
             </w:tcBorders>
             <w:shd w:val="clear" w:color="auto" w:fill="F2F2F2"/>
             <w:vAlign w:val="center"/>
@@ -7505,7 +8814,7 @@
               <w:top w:val="nil"/>
               <w:left w:val="nil"/>
               <w:bottom w:val="nil"/>
-              <w:right w:val="single" w:sz="6" w:space="0" w:color="7F7F7F"/>
+              <w:right w:val="single" w:color="7F7F7F" w:sz="6" w:space="0"/>
             </w:tcBorders>
             <w:shd w:val="clear" w:color="auto" w:fill="F2F2F2"/>
             <w:vAlign w:val="center"/>
@@ -7583,7 +8892,7 @@
               <w:top w:val="nil"/>
               <w:left w:val="nil"/>
               <w:bottom w:val="nil"/>
-              <w:right w:val="single" w:sz="6" w:space="0" w:color="7F7F7F"/>
+              <w:right w:val="single" w:color="7F7F7F" w:sz="6" w:space="0"/>
             </w:tcBorders>
             <w:vAlign w:val="center"/>
             <w:hideMark/>
@@ -7652,7 +8961,7 @@
             </w:r>
             <w:r>
               <w:rPr>
-                <w:rFonts w:ascii="BC Sans" w:eastAsia="Times New Roman" w:hAnsi="BC Sans" w:cs="Times New Roman"/>
+                <w:rFonts w:ascii="BC Sans" w:hAnsi="BC Sans" w:eastAsia="Times New Roman" w:cs="Times New Roman"/>
                 <w:color w:val="000000" w:themeColor="text1"/>
                 <w:sz w:val="20"/>
                 <w:szCs w:val="20"/>
@@ -7661,7 +8970,7 @@
             </w:r>
             <w:r>
               <w:rPr>
-                <w:rFonts w:ascii="BC Sans" w:eastAsia="BC Sans" w:hAnsi="BC Sans" w:cs="BC Sans"/>
+                <w:rFonts w:ascii="BC Sans" w:hAnsi="BC Sans" w:eastAsia="BC Sans" w:cs="BC Sans"/>
                 <w:sz w:val="18"/>
                 <w:szCs w:val="18"/>
               </w:rPr>
@@ -7669,7 +8978,7 @@
             </w:r>
             <w:r>
               <w:rPr>
-                <w:rFonts w:ascii="BC Sans" w:eastAsia="BC Sans" w:hAnsi="BC Sans" w:cs="BC Sans"/>
+                <w:rFonts w:ascii="BC Sans" w:hAnsi="BC Sans" w:eastAsia="BC Sans" w:cs="BC Sans"/>
                 <w:sz w:val="18"/>
                 <w:szCs w:val="18"/>
               </w:rPr>
@@ -7677,7 +8986,7 @@
             </w:r>
             <w:r>
               <w:rPr>
-                <w:rFonts w:ascii="BC Sans" w:eastAsia="BC Sans" w:hAnsi="BC Sans" w:cs="BC Sans"/>
+                <w:rFonts w:ascii="BC Sans" w:hAnsi="BC Sans" w:eastAsia="BC Sans" w:cs="BC Sans"/>
                 <w:sz w:val="18"/>
                 <w:szCs w:val="18"/>
               </w:rPr>
@@ -7685,7 +8994,7 @@
             </w:r>
             <w:r>
               <w:rPr>
-                <w:rFonts w:ascii="BC Sans" w:eastAsia="BC Sans" w:hAnsi="BC Sans" w:cs="BC Sans"/>
+                <w:rFonts w:ascii="BC Sans" w:hAnsi="BC Sans" w:eastAsia="BC Sans" w:cs="BC Sans"/>
                 <w:sz w:val="18"/>
                 <w:szCs w:val="18"/>
               </w:rPr>
@@ -7693,7 +9002,7 @@
             </w:r>
             <w:r>
               <w:rPr>
-                <w:rFonts w:ascii="BC Sans" w:eastAsia="BC Sans" w:hAnsi="BC Sans" w:cs="BC Sans"/>
+                <w:rFonts w:ascii="BC Sans" w:hAnsi="BC Sans" w:eastAsia="BC Sans" w:cs="BC Sans"/>
                 <w:sz w:val="18"/>
                 <w:szCs w:val="18"/>
               </w:rPr>
@@ -7713,7 +9022,7 @@
               <w:top w:val="nil"/>
               <w:left w:val="nil"/>
               <w:bottom w:val="nil"/>
-              <w:right w:val="single" w:sz="6" w:space="0" w:color="7F7F7F"/>
+              <w:right w:val="single" w:color="7F7F7F" w:sz="6" w:space="0"/>
             </w:tcBorders>
             <w:shd w:val="clear" w:color="auto" w:fill="F2F2F2"/>
             <w:vAlign w:val="center"/>
@@ -7795,7 +9104,7 @@
             </w:r>
             <w:r>
               <w:rPr>
-                <w:rFonts w:ascii="BC Sans" w:eastAsia="Times New Roman" w:hAnsi="BC Sans" w:cs="Times New Roman"/>
+                <w:rFonts w:ascii="BC Sans" w:hAnsi="BC Sans" w:eastAsia="Times New Roman" w:cs="Times New Roman"/>
                 <w:color w:val="000000" w:themeColor="text1"/>
                 <w:sz w:val="20"/>
                 <w:szCs w:val="20"/>
@@ -7804,7 +9113,7 @@
             </w:r>
             <w:r>
               <w:rPr>
-                <w:rFonts w:ascii="BC Sans" w:eastAsia="BC Sans" w:hAnsi="BC Sans" w:cs="BC Sans"/>
+                <w:rFonts w:ascii="BC Sans" w:hAnsi="BC Sans" w:eastAsia="BC Sans" w:cs="BC Sans"/>
                 <w:sz w:val="18"/>
                 <w:szCs w:val="18"/>
               </w:rPr>
@@ -7812,7 +9121,7 @@
             </w:r>
             <w:r>
               <w:rPr>
-                <w:rFonts w:ascii="BC Sans" w:eastAsia="BC Sans" w:hAnsi="BC Sans" w:cs="BC Sans"/>
+                <w:rFonts w:ascii="BC Sans" w:hAnsi="BC Sans" w:eastAsia="BC Sans" w:cs="BC Sans"/>
                 <w:sz w:val="18"/>
                 <w:szCs w:val="18"/>
               </w:rPr>
@@ -7820,7 +9129,7 @@
             </w:r>
             <w:r>
               <w:rPr>
-                <w:rFonts w:ascii="BC Sans" w:eastAsia="BC Sans" w:hAnsi="BC Sans" w:cs="BC Sans"/>
+                <w:rFonts w:ascii="BC Sans" w:hAnsi="BC Sans" w:eastAsia="BC Sans" w:cs="BC Sans"/>
                 <w:sz w:val="18"/>
                 <w:szCs w:val="18"/>
               </w:rPr>
@@ -7828,7 +9137,7 @@
             </w:r>
             <w:r>
               <w:rPr>
-                <w:rFonts w:ascii="BC Sans" w:eastAsia="BC Sans" w:hAnsi="BC Sans" w:cs="BC Sans"/>
+                <w:rFonts w:ascii="BC Sans" w:hAnsi="BC Sans" w:eastAsia="BC Sans" w:cs="BC Sans"/>
                 <w:sz w:val="18"/>
                 <w:szCs w:val="18"/>
               </w:rPr>
@@ -7836,7 +9145,7 @@
             </w:r>
             <w:r>
               <w:rPr>
-                <w:rFonts w:ascii="BC Sans" w:eastAsia="BC Sans" w:hAnsi="BC Sans" w:cs="BC Sans"/>
+                <w:rFonts w:ascii="BC Sans" w:hAnsi="BC Sans" w:eastAsia="BC Sans" w:cs="BC Sans"/>
                 <w:sz w:val="18"/>
                 <w:szCs w:val="18"/>
               </w:rPr>
@@ -7856,7 +9165,7 @@
               <w:top w:val="nil"/>
               <w:left w:val="nil"/>
               <w:bottom w:val="nil"/>
-              <w:right w:val="single" w:sz="6" w:space="0" w:color="7F7F7F"/>
+              <w:right w:val="single" w:color="7F7F7F" w:sz="6" w:space="0"/>
             </w:tcBorders>
             <w:vAlign w:val="center"/>
             <w:hideMark/>
@@ -7936,7 +9245,7 @@
             </w:r>
             <w:r>
               <w:rPr>
-                <w:rFonts w:ascii="BC Sans" w:eastAsia="Times New Roman" w:hAnsi="BC Sans" w:cs="Times New Roman"/>
+                <w:rFonts w:ascii="BC Sans" w:hAnsi="BC Sans" w:eastAsia="Times New Roman" w:cs="Times New Roman"/>
                 <w:color w:val="000000" w:themeColor="text1"/>
                 <w:sz w:val="20"/>
                 <w:szCs w:val="20"/>
@@ -7945,7 +9254,7 @@
             </w:r>
             <w:r>
               <w:rPr>
-                <w:rFonts w:ascii="BC Sans" w:eastAsia="BC Sans" w:hAnsi="BC Sans" w:cs="BC Sans"/>
+                <w:rFonts w:ascii="BC Sans" w:hAnsi="BC Sans" w:eastAsia="BC Sans" w:cs="BC Sans"/>
                 <w:sz w:val="18"/>
                 <w:szCs w:val="18"/>
               </w:rPr>
@@ -7953,7 +9262,7 @@
             </w:r>
             <w:r>
               <w:rPr>
-                <w:rFonts w:ascii="BC Sans" w:eastAsia="BC Sans" w:hAnsi="BC Sans" w:cs="BC Sans"/>
+                <w:rFonts w:ascii="BC Sans" w:hAnsi="BC Sans" w:eastAsia="BC Sans" w:cs="BC Sans"/>
                 <w:sz w:val="18"/>
                 <w:szCs w:val="18"/>
               </w:rPr>
@@ -7961,7 +9270,7 @@
             </w:r>
             <w:r>
               <w:rPr>
-                <w:rFonts w:ascii="BC Sans" w:eastAsia="BC Sans" w:hAnsi="BC Sans" w:cs="BC Sans"/>
+                <w:rFonts w:ascii="BC Sans" w:hAnsi="BC Sans" w:eastAsia="BC Sans" w:cs="BC Sans"/>
                 <w:sz w:val="18"/>
                 <w:szCs w:val="18"/>
               </w:rPr>
@@ -7969,7 +9278,7 @@
             </w:r>
             <w:r>
               <w:rPr>
-                <w:rFonts w:ascii="BC Sans" w:eastAsia="BC Sans" w:hAnsi="BC Sans" w:cs="BC Sans"/>
+                <w:rFonts w:ascii="BC Sans" w:hAnsi="BC Sans" w:eastAsia="BC Sans" w:cs="BC Sans"/>
                 <w:sz w:val="18"/>
                 <w:szCs w:val="18"/>
               </w:rPr>
@@ -7977,7 +9286,7 @@
             </w:r>
             <w:r>
               <w:rPr>
-                <w:rFonts w:ascii="BC Sans" w:eastAsia="BC Sans" w:hAnsi="BC Sans" w:cs="BC Sans"/>
+                <w:rFonts w:ascii="BC Sans" w:hAnsi="BC Sans" w:eastAsia="BC Sans" w:cs="BC Sans"/>
                 <w:sz w:val="18"/>
                 <w:szCs w:val="18"/>
               </w:rPr>
@@ -7997,7 +9306,7 @@
               <w:top w:val="nil"/>
               <w:left w:val="nil"/>
               <w:bottom w:val="nil"/>
-              <w:right w:val="single" w:sz="6" w:space="0" w:color="7F7F7F"/>
+              <w:right w:val="single" w:color="7F7F7F" w:sz="6" w:space="0"/>
             </w:tcBorders>
             <w:vAlign w:val="center"/>
             <w:hideMark/>
@@ -8037,7 +9346,7 @@
             </w:r>
             <w:r>
               <w:rPr>
-                <w:rFonts w:ascii="BC Sans" w:eastAsia="Times New Roman" w:hAnsi="BC Sans" w:cs="Times New Roman"/>
+                <w:rFonts w:ascii="BC Sans" w:hAnsi="BC Sans" w:eastAsia="Times New Roman" w:cs="Times New Roman"/>
                 <w:color w:val="000000" w:themeColor="text1"/>
                 <w:sz w:val="20"/>
                 <w:szCs w:val="20"/>
@@ -8046,7 +9355,7 @@
             </w:r>
             <w:r>
               <w:rPr>
-                <w:rFonts w:ascii="BC Sans" w:eastAsia="BC Sans" w:hAnsi="BC Sans" w:cs="BC Sans"/>
+                <w:rFonts w:ascii="BC Sans" w:hAnsi="BC Sans" w:eastAsia="BC Sans" w:cs="BC Sans"/>
                 <w:sz w:val="18"/>
                 <w:szCs w:val="18"/>
               </w:rPr>
@@ -8109,7 +9418,7 @@
             </w:r>
             <w:r>
               <w:rPr>
-                <w:rFonts w:ascii="BC Sans" w:eastAsia="Times New Roman" w:hAnsi="BC Sans" w:cs="Times New Roman"/>
+                <w:rFonts w:ascii="BC Sans" w:hAnsi="BC Sans" w:eastAsia="Times New Roman" w:cs="Times New Roman"/>
                 <w:color w:val="000000" w:themeColor="text1"/>
                 <w:sz w:val="20"/>
                 <w:szCs w:val="20"/>
@@ -8118,7 +9427,7 @@
             </w:r>
             <w:r>
               <w:rPr>
-                <w:rFonts w:ascii="BC Sans" w:eastAsia="BC Sans" w:hAnsi="BC Sans" w:cs="BC Sans"/>
+                <w:rFonts w:ascii="BC Sans" w:hAnsi="BC Sans" w:eastAsia="BC Sans" w:cs="BC Sans"/>
                 <w:sz w:val="18"/>
                 <w:szCs w:val="18"/>
               </w:rPr>
@@ -8154,7 +9463,7 @@
               <w:top w:val="nil"/>
               <w:left w:val="nil"/>
               <w:bottom w:val="nil"/>
-              <w:right w:val="single" w:sz="6" w:space="0" w:color="7F7F7F"/>
+              <w:right w:val="single" w:color="7F7F7F" w:sz="6" w:space="0"/>
             </w:tcBorders>
             <w:vAlign w:val="center"/>
           </w:tcPr>
@@ -8193,7 +9502,7 @@
             </w:r>
             <w:r>
               <w:rPr>
-                <w:rFonts w:ascii="BC Sans" w:eastAsia="Times New Roman" w:hAnsi="BC Sans" w:cs="Times New Roman"/>
+                <w:rFonts w:ascii="BC Sans" w:hAnsi="BC Sans" w:eastAsia="Times New Roman" w:cs="Times New Roman"/>
                 <w:color w:val="000000" w:themeColor="text1"/>
                 <w:sz w:val="20"/>
                 <w:szCs w:val="20"/>
@@ -8202,7 +9511,7 @@
             </w:r>
             <w:r>
               <w:rPr>
-                <w:rFonts w:ascii="BC Sans" w:eastAsia="BC Sans" w:hAnsi="BC Sans" w:cs="BC Sans"/>
+                <w:rFonts w:ascii="BC Sans" w:hAnsi="BC Sans" w:eastAsia="BC Sans" w:cs="BC Sans"/>
                 <w:sz w:val="18"/>
                 <w:szCs w:val="18"/>
               </w:rPr>
@@ -8263,7 +9572,7 @@
             </w:r>
             <w:r>
               <w:rPr>
-                <w:rFonts w:ascii="BC Sans" w:eastAsia="Times New Roman" w:hAnsi="BC Sans" w:cs="Times New Roman"/>
+                <w:rFonts w:ascii="BC Sans" w:hAnsi="BC Sans" w:eastAsia="Times New Roman" w:cs="Times New Roman"/>
                 <w:color w:val="000000" w:themeColor="text1"/>
                 <w:sz w:val="20"/>
                 <w:szCs w:val="20"/>
@@ -8272,7 +9581,7 @@
             </w:r>
             <w:r>
               <w:rPr>
-                <w:rFonts w:ascii="BC Sans" w:eastAsia="BC Sans" w:hAnsi="BC Sans" w:cs="BC Sans"/>
+                <w:rFonts w:ascii="BC Sans" w:hAnsi="BC Sans" w:eastAsia="BC Sans" w:cs="BC Sans"/>
                 <w:sz w:val="18"/>
                 <w:szCs w:val="18"/>
               </w:rPr>
@@ -8308,7 +9617,7 @@
               <w:top w:val="nil"/>
               <w:left w:val="nil"/>
               <w:bottom w:val="nil"/>
-              <w:right w:val="single" w:sz="6" w:space="0" w:color="7F7F7F"/>
+              <w:right w:val="single" w:color="7F7F7F" w:sz="6" w:space="0"/>
             </w:tcBorders>
             <w:vAlign w:val="center"/>
             <w:hideMark/>
@@ -8355,7 +9664,7 @@
             </w:r>
             <w:r>
               <w:rPr>
-                <w:rFonts w:ascii="BC Sans" w:eastAsia="Times New Roman" w:hAnsi="BC Sans" w:cs="Times New Roman"/>
+                <w:rFonts w:ascii="BC Sans" w:hAnsi="BC Sans" w:eastAsia="Times New Roman" w:cs="Times New Roman"/>
                 <w:color w:val="000000" w:themeColor="text1"/>
                 <w:sz w:val="20"/>
                 <w:szCs w:val="20"/>
@@ -8364,7 +9673,7 @@
             </w:r>
             <w:r>
               <w:rPr>
-                <w:rFonts w:ascii="BC Sans" w:eastAsia="BC Sans" w:hAnsi="BC Sans" w:cs="BC Sans"/>
+                <w:rFonts w:ascii="BC Sans" w:hAnsi="BC Sans" w:eastAsia="BC Sans" w:cs="BC Sans"/>
                 <w:sz w:val="18"/>
                 <w:szCs w:val="18"/>
               </w:rPr>
@@ -8372,7 +9681,7 @@
             </w:r>
             <w:r>
               <w:rPr>
-                <w:rFonts w:ascii="BC Sans" w:eastAsia="BC Sans" w:hAnsi="BC Sans" w:cs="BC Sans"/>
+                <w:rFonts w:ascii="BC Sans" w:hAnsi="BC Sans" w:eastAsia="BC Sans" w:cs="BC Sans"/>
                 <w:sz w:val="18"/>
                 <w:szCs w:val="18"/>
               </w:rPr>
@@ -8380,7 +9689,7 @@
             </w:r>
             <w:r>
               <w:rPr>
-                <w:rFonts w:ascii="BC Sans" w:eastAsia="BC Sans" w:hAnsi="BC Sans" w:cs="BC Sans"/>
+                <w:rFonts w:ascii="BC Sans" w:hAnsi="BC Sans" w:eastAsia="BC Sans" w:cs="BC Sans"/>
                 <w:sz w:val="18"/>
                 <w:szCs w:val="18"/>
               </w:rPr>
@@ -8429,7 +9738,7 @@
             </w:r>
             <w:r>
               <w:rPr>
-                <w:rFonts w:ascii="BC Sans" w:eastAsia="Times New Roman" w:hAnsi="BC Sans" w:cs="Times New Roman"/>
+                <w:rFonts w:ascii="BC Sans" w:hAnsi="BC Sans" w:eastAsia="Times New Roman" w:cs="Times New Roman"/>
                 <w:color w:val="000000" w:themeColor="text1"/>
                 <w:sz w:val="20"/>
                 <w:szCs w:val="20"/>
@@ -8438,7 +9747,7 @@
             </w:r>
             <w:r>
               <w:rPr>
-                <w:rFonts w:ascii="BC Sans" w:eastAsia="BC Sans" w:hAnsi="BC Sans" w:cs="BC Sans"/>
+                <w:rFonts w:ascii="BC Sans" w:hAnsi="BC Sans" w:eastAsia="BC Sans" w:cs="BC Sans"/>
                 <w:sz w:val="18"/>
                 <w:szCs w:val="18"/>
               </w:rPr>
@@ -8446,7 +9755,7 @@
             </w:r>
             <w:r>
               <w:rPr>
-                <w:rFonts w:ascii="BC Sans" w:eastAsia="BC Sans" w:hAnsi="BC Sans" w:cs="BC Sans"/>
+                <w:rFonts w:ascii="BC Sans" w:hAnsi="BC Sans" w:eastAsia="BC Sans" w:cs="BC Sans"/>
                 <w:sz w:val="18"/>
                 <w:szCs w:val="18"/>
               </w:rPr>
@@ -8454,7 +9763,7 @@
             </w:r>
             <w:r>
               <w:rPr>
-                <w:rFonts w:ascii="BC Sans" w:eastAsia="BC Sans" w:hAnsi="BC Sans" w:cs="BC Sans"/>
+                <w:rFonts w:ascii="BC Sans" w:hAnsi="BC Sans" w:eastAsia="BC Sans" w:cs="BC Sans"/>
                 <w:sz w:val="18"/>
                 <w:szCs w:val="18"/>
               </w:rPr>
@@ -8474,7 +9783,7 @@
               <w:top w:val="nil"/>
               <w:left w:val="nil"/>
               <w:bottom w:val="nil"/>
-              <w:right w:val="single" w:sz="6" w:space="0" w:color="7F7F7F"/>
+              <w:right w:val="single" w:color="7F7F7F" w:sz="6" w:space="0"/>
             </w:tcBorders>
             <w:vAlign w:val="center"/>
           </w:tcPr>
@@ -8520,7 +9829,7 @@
             </w:r>
             <w:r>
               <w:rPr>
-                <w:rFonts w:ascii="BC Sans" w:eastAsia="Times New Roman" w:hAnsi="BC Sans" w:cs="Times New Roman"/>
+                <w:rFonts w:ascii="BC Sans" w:hAnsi="BC Sans" w:eastAsia="Times New Roman" w:cs="Times New Roman"/>
                 <w:color w:val="000000" w:themeColor="text1"/>
                 <w:sz w:val="20"/>
                 <w:szCs w:val="20"/>
@@ -8529,7 +9838,7 @@
             </w:r>
             <w:r>
               <w:rPr>
-                <w:rFonts w:ascii="BC Sans" w:eastAsia="BC Sans" w:hAnsi="BC Sans" w:cs="BC Sans"/>
+                <w:rFonts w:ascii="BC Sans" w:hAnsi="BC Sans" w:eastAsia="BC Sans" w:cs="BC Sans"/>
                 <w:sz w:val="18"/>
                 <w:szCs w:val="18"/>
               </w:rPr>
@@ -8537,7 +9846,7 @@
             </w:r>
             <w:r>
               <w:rPr>
-                <w:rFonts w:ascii="BC Sans" w:eastAsia="BC Sans" w:hAnsi="BC Sans" w:cs="BC Sans"/>
+                <w:rFonts w:ascii="BC Sans" w:hAnsi="BC Sans" w:eastAsia="BC Sans" w:cs="BC Sans"/>
                 <w:sz w:val="18"/>
                 <w:szCs w:val="18"/>
               </w:rPr>
@@ -8545,7 +9854,7 @@
             </w:r>
             <w:r>
               <w:rPr>
-                <w:rFonts w:ascii="BC Sans" w:eastAsia="BC Sans" w:hAnsi="BC Sans" w:cs="BC Sans"/>
+                <w:rFonts w:ascii="BC Sans" w:hAnsi="BC Sans" w:eastAsia="BC Sans" w:cs="BC Sans"/>
                 <w:sz w:val="18"/>
                 <w:szCs w:val="18"/>
               </w:rPr>
@@ -8593,7 +9902,7 @@
             </w:r>
             <w:r>
               <w:rPr>
-                <w:rFonts w:ascii="BC Sans" w:eastAsia="Times New Roman" w:hAnsi="BC Sans" w:cs="Times New Roman"/>
+                <w:rFonts w:ascii="BC Sans" w:hAnsi="BC Sans" w:eastAsia="Times New Roman" w:cs="Times New Roman"/>
                 <w:color w:val="000000" w:themeColor="text1"/>
                 <w:sz w:val="20"/>
                 <w:szCs w:val="20"/>
@@ -8602,7 +9911,7 @@
             </w:r>
             <w:r>
               <w:rPr>
-                <w:rFonts w:ascii="BC Sans" w:eastAsia="BC Sans" w:hAnsi="BC Sans" w:cs="BC Sans"/>
+                <w:rFonts w:ascii="BC Sans" w:hAnsi="BC Sans" w:eastAsia="BC Sans" w:cs="BC Sans"/>
                 <w:sz w:val="18"/>
                 <w:szCs w:val="18"/>
               </w:rPr>
@@ -8610,7 +9919,7 @@
             </w:r>
             <w:r>
               <w:rPr>
-                <w:rFonts w:ascii="BC Sans" w:eastAsia="BC Sans" w:hAnsi="BC Sans" w:cs="BC Sans"/>
+                <w:rFonts w:ascii="BC Sans" w:hAnsi="BC Sans" w:eastAsia="BC Sans" w:cs="BC Sans"/>
                 <w:sz w:val="18"/>
                 <w:szCs w:val="18"/>
               </w:rPr>
@@ -8618,7 +9927,7 @@
             </w:r>
             <w:r>
               <w:rPr>
-                <w:rFonts w:ascii="BC Sans" w:eastAsia="BC Sans" w:hAnsi="BC Sans" w:cs="BC Sans"/>
+                <w:rFonts w:ascii="BC Sans" w:hAnsi="BC Sans" w:eastAsia="BC Sans" w:cs="BC Sans"/>
                 <w:sz w:val="18"/>
                 <w:szCs w:val="18"/>
               </w:rPr>
@@ -8638,7 +9947,7 @@
               <w:top w:val="nil"/>
               <w:left w:val="nil"/>
               <w:bottom w:val="nil"/>
-              <w:right w:val="single" w:sz="6" w:space="0" w:color="7F7F7F"/>
+              <w:right w:val="single" w:color="7F7F7F" w:sz="6" w:space="0"/>
             </w:tcBorders>
             <w:shd w:val="clear" w:color="auto" w:fill="F2F2F2"/>
             <w:vAlign w:val="center"/>
@@ -8720,7 +10029,7 @@
             </w:r>
             <w:r>
               <w:rPr>
-                <w:rFonts w:ascii="BC Sans" w:eastAsia="Times New Roman" w:hAnsi="BC Sans" w:cs="Times New Roman"/>
+                <w:rFonts w:ascii="BC Sans" w:hAnsi="BC Sans" w:eastAsia="Times New Roman" w:cs="Times New Roman"/>
                 <w:color w:val="000000" w:themeColor="text1"/>
                 <w:sz w:val="20"/>
                 <w:szCs w:val="20"/>
@@ -8729,7 +10038,7 @@
             </w:r>
             <w:r>
               <w:rPr>
-                <w:rFonts w:ascii="BC Sans" w:eastAsia="BC Sans" w:hAnsi="BC Sans" w:cs="BC Sans"/>
+                <w:rFonts w:ascii="BC Sans" w:hAnsi="BC Sans" w:eastAsia="BC Sans" w:cs="BC Sans"/>
                 <w:sz w:val="18"/>
                 <w:szCs w:val="18"/>
               </w:rPr>
@@ -8737,7 +10046,7 @@
             </w:r>
             <w:r>
               <w:rPr>
-                <w:rFonts w:ascii="BC Sans" w:eastAsia="BC Sans" w:hAnsi="BC Sans" w:cs="BC Sans"/>
+                <w:rFonts w:ascii="BC Sans" w:hAnsi="BC Sans" w:eastAsia="BC Sans" w:cs="BC Sans"/>
                 <w:sz w:val="18"/>
                 <w:szCs w:val="18"/>
               </w:rPr>
@@ -8745,7 +10054,7 @@
             </w:r>
             <w:r>
               <w:rPr>
-                <w:rFonts w:ascii="BC Sans" w:eastAsia="BC Sans" w:hAnsi="BC Sans" w:cs="BC Sans"/>
+                <w:rFonts w:ascii="BC Sans" w:hAnsi="BC Sans" w:eastAsia="BC Sans" w:cs="BC Sans"/>
                 <w:sz w:val="18"/>
                 <w:szCs w:val="18"/>
               </w:rPr>
@@ -8753,7 +10062,7 @@
             </w:r>
             <w:r>
               <w:rPr>
-                <w:rFonts w:ascii="BC Sans" w:eastAsia="BC Sans" w:hAnsi="BC Sans" w:cs="BC Sans"/>
+                <w:rFonts w:ascii="BC Sans" w:hAnsi="BC Sans" w:eastAsia="BC Sans" w:cs="BC Sans"/>
                 <w:sz w:val="18"/>
                 <w:szCs w:val="18"/>
               </w:rPr>
@@ -8761,7 +10070,7 @@
             </w:r>
             <w:r>
               <w:rPr>
-                <w:rFonts w:ascii="BC Sans" w:eastAsia="BC Sans" w:hAnsi="BC Sans" w:cs="BC Sans"/>
+                <w:rFonts w:ascii="BC Sans" w:hAnsi="BC Sans" w:eastAsia="BC Sans" w:cs="BC Sans"/>
                 <w:sz w:val="18"/>
                 <w:szCs w:val="18"/>
               </w:rPr>
@@ -8781,7 +10090,7 @@
               <w:top w:val="nil"/>
               <w:left w:val="nil"/>
               <w:bottom w:val="nil"/>
-              <w:right w:val="single" w:sz="6" w:space="0" w:color="7F7F7F"/>
+              <w:right w:val="single" w:color="7F7F7F" w:sz="6" w:space="0"/>
             </w:tcBorders>
             <w:vAlign w:val="center"/>
             <w:hideMark/>
@@ -8861,7 +10170,7 @@
             </w:r>
             <w:r>
               <w:rPr>
-                <w:rFonts w:ascii="BC Sans" w:eastAsia="Times New Roman" w:hAnsi="BC Sans" w:cs="Times New Roman"/>
+                <w:rFonts w:ascii="BC Sans" w:hAnsi="BC Sans" w:eastAsia="Times New Roman" w:cs="Times New Roman"/>
                 <w:color w:val="000000" w:themeColor="text1"/>
                 <w:sz w:val="20"/>
                 <w:szCs w:val="20"/>
@@ -8870,7 +10179,7 @@
             </w:r>
             <w:r>
               <w:rPr>
-                <w:rFonts w:ascii="BC Sans" w:eastAsia="BC Sans" w:hAnsi="BC Sans" w:cs="BC Sans"/>
+                <w:rFonts w:ascii="BC Sans" w:hAnsi="BC Sans" w:eastAsia="BC Sans" w:cs="BC Sans"/>
                 <w:sz w:val="18"/>
                 <w:szCs w:val="18"/>
               </w:rPr>
@@ -8878,7 +10187,7 @@
             </w:r>
             <w:r>
               <w:rPr>
-                <w:rFonts w:ascii="BC Sans" w:eastAsia="BC Sans" w:hAnsi="BC Sans" w:cs="BC Sans"/>
+                <w:rFonts w:ascii="BC Sans" w:hAnsi="BC Sans" w:eastAsia="BC Sans" w:cs="BC Sans"/>
                 <w:sz w:val="18"/>
                 <w:szCs w:val="18"/>
               </w:rPr>
@@ -8886,7 +10195,7 @@
             </w:r>
             <w:r>
               <w:rPr>
-                <w:rFonts w:ascii="BC Sans" w:eastAsia="BC Sans" w:hAnsi="BC Sans" w:cs="BC Sans"/>
+                <w:rFonts w:ascii="BC Sans" w:hAnsi="BC Sans" w:eastAsia="BC Sans" w:cs="BC Sans"/>
                 <w:sz w:val="18"/>
                 <w:szCs w:val="18"/>
               </w:rPr>
@@ -8894,7 +10203,7 @@
             </w:r>
             <w:r>
               <w:rPr>
-                <w:rFonts w:ascii="BC Sans" w:eastAsia="BC Sans" w:hAnsi="BC Sans" w:cs="BC Sans"/>
+                <w:rFonts w:ascii="BC Sans" w:hAnsi="BC Sans" w:eastAsia="BC Sans" w:cs="BC Sans"/>
                 <w:sz w:val="18"/>
                 <w:szCs w:val="18"/>
               </w:rPr>
@@ -8902,7 +10211,7 @@
             </w:r>
             <w:r>
               <w:rPr>
-                <w:rFonts w:ascii="BC Sans" w:eastAsia="BC Sans" w:hAnsi="BC Sans" w:cs="BC Sans"/>
+                <w:rFonts w:ascii="BC Sans" w:hAnsi="BC Sans" w:eastAsia="BC Sans" w:cs="BC Sans"/>
                 <w:sz w:val="18"/>
                 <w:szCs w:val="18"/>
               </w:rPr>
@@ -8922,7 +10231,7 @@
               <w:top w:val="nil"/>
               <w:left w:val="nil"/>
               <w:bottom w:val="nil"/>
-              <w:right w:val="single" w:sz="6" w:space="0" w:color="7F7F7F"/>
+              <w:right w:val="single" w:color="7F7F7F" w:sz="6" w:space="0"/>
             </w:tcBorders>
             <w:shd w:val="clear" w:color="auto" w:fill="F2F2F2"/>
             <w:vAlign w:val="center"/>
@@ -9021,10 +10330,10 @@
       <w:tblPr>
         <w:tblW w:w="10800" w:type="dxa"/>
         <w:tblBorders>
-          <w:top w:val="outset" w:sz="6" w:space="0" w:color="auto"/>
-          <w:left w:val="outset" w:sz="6" w:space="0" w:color="auto"/>
-          <w:bottom w:val="outset" w:sz="6" w:space="0" w:color="auto"/>
-          <w:right w:val="outset" w:sz="6" w:space="0" w:color="auto"/>
+          <w:top w:val="outset" w:color="auto" w:sz="6" w:space="0"/>
+          <w:left w:val="outset" w:color="auto" w:sz="6" w:space="0"/>
+          <w:bottom w:val="outset" w:color="auto" w:sz="6" w:space="0"/>
+          <w:right w:val="outset" w:color="auto" w:sz="6" w:space="0"/>
         </w:tblBorders>
         <w:tblLook w:val="04A0" w:firstRow="1" w:lastRow="0" w:firstColumn="1" w:lastColumn="0" w:noHBand="0" w:noVBand="1"/>
       </w:tblPr>
@@ -9043,7 +10352,7 @@
             <w:tcBorders>
               <w:top w:val="nil"/>
               <w:left w:val="nil"/>
-              <w:bottom w:val="single" w:sz="6" w:space="0" w:color="7F7F7F"/>
+              <w:bottom w:val="single" w:color="7F7F7F" w:sz="6" w:space="0"/>
               <w:right w:val="nil"/>
             </w:tcBorders>
             <w:hideMark/>
@@ -9104,7 +10413,7 @@
               <w:top w:val="nil"/>
               <w:left w:val="nil"/>
               <w:bottom w:val="nil"/>
-              <w:right w:val="single" w:sz="6" w:space="0" w:color="7F7F7F"/>
+              <w:right w:val="single" w:color="7F7F7F" w:sz="6" w:space="0"/>
             </w:tcBorders>
             <w:shd w:val="clear" w:color="auto" w:fill="F2F2F2"/>
             <w:hideMark/>
@@ -9184,7 +10493,7 @@
               <w:top w:val="nil"/>
               <w:left w:val="nil"/>
               <w:bottom w:val="nil"/>
-              <w:right w:val="single" w:sz="6" w:space="0" w:color="7F7F7F"/>
+              <w:right w:val="single" w:color="7F7F7F" w:sz="6" w:space="0"/>
             </w:tcBorders>
             <w:hideMark/>
           </w:tcPr>
@@ -9253,7 +10562,7 @@
               <w:top w:val="nil"/>
               <w:left w:val="nil"/>
               <w:bottom w:val="nil"/>
-              <w:right w:val="single" w:sz="6" w:space="0" w:color="7F7F7F"/>
+              <w:right w:val="single" w:color="7F7F7F" w:sz="6" w:space="0"/>
             </w:tcBorders>
             <w:shd w:val="clear" w:color="auto" w:fill="F2F2F2"/>
             <w:hideMark/>
@@ -9328,7 +10637,7 @@
       <w:pPr>
         <w:spacing w:after="0"/>
         <w:rPr>
-          <w:rFonts w:ascii="BC Sans" w:eastAsia="Times New Roman" w:hAnsi="BC Sans" w:cs="Segoe UI"/>
+          <w:rFonts w:ascii="BC Sans" w:hAnsi="BC Sans" w:eastAsia="Times New Roman" w:cs="Segoe UI"/>
           <w:color w:val="000000"/>
           <w:kern w:val="0"/>
           <w:sz w:val="20"/>
@@ -9347,7 +10656,7 @@
       </w:r>
       <w:r>
         <w:rPr>
-          <w:rFonts w:ascii="BC Sans" w:eastAsia="Times New Roman" w:hAnsi="BC Sans" w:cs="Segoe UI"/>
+          <w:rFonts w:ascii="BC Sans" w:hAnsi="BC Sans" w:eastAsia="Times New Roman" w:cs="Segoe UI"/>
           <w:color w:val="000000"/>
           <w:kern w:val="0"/>
           <w:sz w:val="20"/>
@@ -9359,7 +10668,7 @@
       </w:r>
       <w:r>
         <w:rPr>
-          <w:rFonts w:ascii="BC Sans" w:eastAsia="Times New Roman" w:hAnsi="BC Sans" w:cs="Segoe UI"/>
+          <w:rFonts w:ascii="BC Sans" w:hAnsi="BC Sans" w:eastAsia="Times New Roman" w:cs="Segoe UI"/>
           <w:color w:val="000000"/>
           <w:kern w:val="0"/>
           <w:sz w:val="20"/>
@@ -9371,7 +10680,7 @@
       </w:r>
       <w:r>
         <w:rPr>
-          <w:rFonts w:ascii="BC Sans" w:eastAsia="Times New Roman" w:hAnsi="BC Sans" w:cs="Segoe UI"/>
+          <w:rFonts w:ascii="BC Sans" w:hAnsi="BC Sans" w:eastAsia="Times New Roman" w:cs="Segoe UI"/>
           <w:color w:val="000000"/>
           <w:kern w:val="0"/>
           <w:sz w:val="20"/>
@@ -9408,7 +10717,7 @@
           <w:p>
             <w:pPr>
               <w:rPr>
-                <w:rFonts w:ascii="BC Sans" w:eastAsia="Times New Roman" w:hAnsi="BC Sans" w:cs="Times New Roman"/>
+                <w:rFonts w:ascii="BC Sans" w:hAnsi="BC Sans" w:eastAsia="Times New Roman" w:cs="Times New Roman"/>
                 <w:color w:val="000000"/>
                 <w:kern w:val="0"/>
                 <w:sz w:val="20"/>
@@ -9418,7 +10727,7 @@
             </w:pPr>
             <w:r>
               <w:rPr>
-                <w:rFonts w:ascii="BC Sans" w:eastAsia="Times New Roman" w:hAnsi="BC Sans" w:cs="Times New Roman"/>
+                <w:rFonts w:ascii="BC Sans" w:hAnsi="BC Sans" w:eastAsia="Times New Roman" w:cs="Times New Roman"/>
                 <w:caps w:val="0"/>
                 <w:color w:val="000000"/>
                 <w:kern w:val="0"/>
@@ -9430,7 +10739,7 @@
             </w:r>
             <w:r>
               <w:rPr>
-                <w:rFonts w:ascii="BC Sans" w:eastAsia="Times New Roman" w:hAnsi="BC Sans" w:cs="Times New Roman"/>
+                <w:rFonts w:ascii="BC Sans" w:hAnsi="BC Sans" w:eastAsia="Times New Roman" w:cs="Times New Roman"/>
                 <w:caps w:val="0"/>
                 <w:color w:val="000000"/>
                 <w:kern w:val="0"/>
@@ -9446,7 +10755,7 @@
       <w:tr>
         <w:trPr>
           <w:cnfStyle w:val="000000100000" w:firstRow="0" w:lastRow="0" w:firstColumn="0" w:lastColumn="0" w:oddVBand="0" w:evenVBand="0" w:oddHBand="1" w:evenHBand="0" w:firstRowFirstColumn="0" w:firstRowLastColumn="0" w:lastRowFirstColumn="0" w:lastRowLastColumn="0"/>
-          <w:trHeight w:hRule="exact" w:val="20"/>
+          <w:trHeight w:val="20" w:hRule="exact"/>
         </w:trPr>
         <w:tc>
           <w:tcPr>
@@ -9454,7 +10763,7 @@
             <w:tcW w:w="10916" w:type="dxa"/>
             <w:gridSpan w:val="2"/>
             <w:tcBorders>
-              <w:right w:val="none" w:sz="0" w:space="0" w:color="auto"/>
+              <w:right w:val="none" w:color="auto" w:sz="0" w:space="0"/>
             </w:tcBorders>
             <w:noWrap/>
             <w:vAlign w:val="center"/>
@@ -9463,7 +10772,7 @@
             <w:pPr>
               <w:spacing w:line="259" w:lineRule="auto"/>
               <w:rPr>
-                <w:rFonts w:ascii="BC Sans" w:eastAsia="Times New Roman" w:hAnsi="BC Sans" w:cs="Times New Roman"/>
+                <w:rFonts w:ascii="BC Sans" w:hAnsi="BC Sans" w:eastAsia="Times New Roman" w:cs="Times New Roman"/>
                 <w:color w:val="000000" w:themeColor="text1"/>
                 <w:sz w:val="18"/>
                 <w:szCs w:val="18"/>
@@ -9474,7 +10783,7 @@
       </w:tr>
       <w:tr>
         <w:trPr>
-          <w:trHeight w:hRule="exact" w:val="20"/>
+          <w:trHeight w:val="20" w:hRule="exact"/>
         </w:trPr>
         <w:tc>
           <w:tcPr>
@@ -9482,7 +10791,7 @@
             <w:tcW w:w="10916" w:type="dxa"/>
             <w:gridSpan w:val="2"/>
             <w:tcBorders>
-              <w:right w:val="none" w:sz="0" w:space="0" w:color="auto"/>
+              <w:right w:val="none" w:color="auto" w:sz="0" w:space="0"/>
             </w:tcBorders>
             <w:noWrap/>
             <w:vAlign w:val="center"/>
@@ -9490,7 +10799,7 @@
           <w:p>
             <w:pPr>
               <w:rPr>
-                <w:rFonts w:ascii="BC Sans" w:eastAsia="Times New Roman" w:hAnsi="BC Sans" w:cs="Times New Roman"/>
+                <w:rFonts w:ascii="BC Sans" w:hAnsi="BC Sans" w:eastAsia="Times New Roman" w:cs="Times New Roman"/>
                 <w:color w:val="000000" w:themeColor="text1"/>
                 <w:sz w:val="20"/>
                 <w:szCs w:val="20"/>
@@ -9515,7 +10824,7 @@
           <w:p>
             <w:pPr>
               <w:rPr>
-                <w:rFonts w:ascii="BC Sans" w:eastAsia="Times New Roman" w:hAnsi="BC Sans" w:cs="Times New Roman"/>
+                <w:rFonts w:ascii="BC Sans" w:hAnsi="BC Sans" w:eastAsia="Times New Roman" w:cs="Times New Roman"/>
                 <w:caps w:val="0"/>
                 <w:color w:val="000000" w:themeColor="text1"/>
                 <w:sz w:val="18"/>
@@ -9524,7 +10833,7 @@
             </w:pPr>
             <w:r>
               <w:rPr>
-                <w:rFonts w:ascii="BC Sans" w:eastAsia="Times New Roman" w:hAnsi="BC Sans" w:cs="Times New Roman"/>
+                <w:rFonts w:ascii="BC Sans" w:hAnsi="BC Sans" w:eastAsia="Times New Roman" w:cs="Times New Roman"/>
                 <w:b w:val="0"/>
                 <w:bCs w:val="0"/>
                 <w:caps w:val="0"/>
@@ -9536,7 +10845,7 @@
             </w:r>
             <w:r>
               <w:rPr>
-                <w:rFonts w:ascii="BC Sans" w:eastAsia="Times New Roman" w:hAnsi="BC Sans" w:cs="Times New Roman"/>
+                <w:rFonts w:ascii="BC Sans" w:hAnsi="BC Sans" w:eastAsia="Times New Roman" w:cs="Times New Roman"/>
                 <w:b w:val="0"/>
                 <w:bCs w:val="0"/>
                 <w:caps w:val="0"/>
@@ -9548,7 +10857,7 @@
             </w:r>
             <w:r>
               <w:rPr>
-                <w:rFonts w:ascii="BC Sans" w:eastAsia="Times New Roman" w:hAnsi="BC Sans" w:cs="Times New Roman"/>
+                <w:rFonts w:ascii="BC Sans" w:hAnsi="BC Sans" w:eastAsia="Times New Roman" w:cs="Times New Roman"/>
                 <w:b w:val="0"/>
                 <w:bCs w:val="0"/>
                 <w:caps w:val="0"/>
@@ -9560,7 +10869,7 @@
             </w:r>
             <w:r>
               <w:rPr>
-                <w:rFonts w:ascii="BC Sans" w:eastAsia="Times New Roman" w:hAnsi="BC Sans" w:cs="Times New Roman"/>
+                <w:rFonts w:ascii="BC Sans" w:hAnsi="BC Sans" w:eastAsia="Times New Roman" w:cs="Times New Roman"/>
                 <w:b w:val="0"/>
                 <w:bCs w:val="0"/>
                 <w:caps w:val="0"/>
@@ -9572,7 +10881,7 @@
             </w:r>
             <w:r>
               <w:rPr>
-                <w:rFonts w:ascii="BC Sans" w:eastAsia="Times New Roman" w:hAnsi="BC Sans" w:cs="Times New Roman"/>
+                <w:rFonts w:ascii="BC Sans" w:hAnsi="BC Sans" w:eastAsia="Times New Roman" w:cs="Times New Roman"/>
                 <w:b w:val="0"/>
                 <w:bCs w:val="0"/>
                 <w:caps w:val="0"/>
@@ -9584,7 +10893,7 @@
             </w:r>
             <w:r>
               <w:rPr>
-                <w:rFonts w:ascii="BC Sans" w:eastAsia="Times New Roman" w:hAnsi="BC Sans" w:cs="Times New Roman"/>
+                <w:rFonts w:ascii="BC Sans" w:hAnsi="BC Sans" w:eastAsia="Times New Roman" w:cs="Times New Roman"/>
                 <w:b w:val="0"/>
                 <w:bCs w:val="0"/>
                 <w:caps w:val="0"/>
@@ -9606,7 +10915,7 @@
               <w:spacing w:line="259" w:lineRule="auto"/>
               <w:cnfStyle w:val="000000100000" w:firstRow="0" w:lastRow="0" w:firstColumn="0" w:lastColumn="0" w:oddVBand="0" w:evenVBand="0" w:oddHBand="1" w:evenHBand="0" w:firstRowFirstColumn="0" w:firstRowLastColumn="0" w:lastRowFirstColumn="0" w:lastRowLastColumn="0"/>
               <w:rPr>
-                <w:rFonts w:ascii="BC Sans" w:eastAsia="Times New Roman" w:hAnsi="BC Sans" w:cs="Times New Roman"/>
+                <w:rFonts w:ascii="BC Sans" w:hAnsi="BC Sans" w:eastAsia="Times New Roman" w:cs="Times New Roman"/>
                 <w:b/>
                 <w:bCs/>
                 <w:color w:val="000000" w:themeColor="text1"/>
@@ -9616,7 +10925,7 @@
             </w:pPr>
             <w:r>
               <w:rPr>
-                <w:rFonts w:ascii="BC Sans" w:eastAsia="Times New Roman" w:hAnsi="BC Sans" w:cs="Times New Roman"/>
+                <w:rFonts w:ascii="BC Sans" w:hAnsi="BC Sans" w:eastAsia="Times New Roman" w:cs="Times New Roman"/>
                 <w:color w:val="000000" w:themeColor="text1"/>
                 <w:sz w:val="20"/>
                 <w:szCs w:val="20"/>
@@ -9625,7 +10934,7 @@
             </w:r>
             <w:r>
               <w:rPr>
-                <w:rFonts w:ascii="BC Sans" w:eastAsia="Times New Roman" w:hAnsi="BC Sans" w:cs="Times New Roman"/>
+                <w:rFonts w:ascii="BC Sans" w:hAnsi="BC Sans" w:eastAsia="Times New Roman" w:cs="Times New Roman"/>
                 <w:color w:val="000000" w:themeColor="text1"/>
                 <w:sz w:val="20"/>
                 <w:szCs w:val="20"/>
@@ -9634,7 +10943,7 @@
             </w:r>
             <w:r>
               <w:rPr>
-                <w:rFonts w:ascii="BC Sans" w:eastAsia="Times New Roman" w:hAnsi="BC Sans" w:cs="Times New Roman"/>
+                <w:rFonts w:ascii="BC Sans" w:hAnsi="BC Sans" w:eastAsia="Times New Roman" w:cs="Times New Roman"/>
                 <w:color w:val="000000" w:themeColor="text1"/>
                 <w:sz w:val="20"/>
                 <w:szCs w:val="20"/>
@@ -9643,7 +10952,7 @@
             </w:r>
             <w:r>
               <w:rPr>
-                <w:rFonts w:ascii="BC Sans" w:eastAsia="Times New Roman" w:hAnsi="BC Sans" w:cs="Times New Roman"/>
+                <w:rFonts w:ascii="BC Sans" w:hAnsi="BC Sans" w:eastAsia="Times New Roman" w:cs="Times New Roman"/>
                 <w:color w:val="000000" w:themeColor="text1"/>
                 <w:sz w:val="20"/>
                 <w:szCs w:val="20"/>
@@ -9652,7 +10961,7 @@
             </w:r>
             <w:r>
               <w:rPr>
-                <w:rFonts w:ascii="BC Sans" w:eastAsia="Times New Roman" w:hAnsi="BC Sans" w:cs="Times New Roman"/>
+                <w:rFonts w:ascii="BC Sans" w:hAnsi="BC Sans" w:eastAsia="Times New Roman" w:cs="Times New Roman"/>
                 <w:color w:val="000000" w:themeColor="text1"/>
                 <w:sz w:val="20"/>
                 <w:szCs w:val="20"/>
@@ -9677,18 +10986,18 @@
           <w:p>
             <w:pPr>
               <w:rPr>
-                <w:rFonts w:ascii="BC Sans" w:eastAsia="Times New Roman" w:hAnsi="BC Sans" w:cs="Times New Roman"/>
-                <w:b w:val="0"/>
-                <w:bCs w:val="0"/>
-                <w:caps w:val="0"/>
-                <w:color w:val="000000" w:themeColor="text1"/>
-                <w:sz w:val="20"/>
-                <w:szCs w:val="20"/>
-              </w:rPr>
-            </w:pPr>
-            <w:r>
-              <w:rPr>
-                <w:rFonts w:ascii="BC Sans" w:eastAsia="Times New Roman" w:hAnsi="BC Sans" w:cs="Times New Roman"/>
+                <w:rFonts w:ascii="BC Sans" w:hAnsi="BC Sans" w:eastAsia="Times New Roman" w:cs="Times New Roman"/>
+                <w:b w:val="0"/>
+                <w:bCs w:val="0"/>
+                <w:caps w:val="0"/>
+                <w:color w:val="000000" w:themeColor="text1"/>
+                <w:sz w:val="20"/>
+                <w:szCs w:val="20"/>
+              </w:rPr>
+            </w:pPr>
+            <w:r>
+              <w:rPr>
+                <w:rFonts w:ascii="BC Sans" w:hAnsi="BC Sans" w:eastAsia="Times New Roman" w:cs="Times New Roman"/>
                 <w:b w:val="0"/>
                 <w:bCs w:val="0"/>
                 <w:caps w:val="0"/>
@@ -9700,7 +11009,7 @@
             </w:r>
             <w:r>
               <w:rPr>
-                <w:rFonts w:ascii="BC Sans" w:eastAsia="Times New Roman" w:hAnsi="BC Sans" w:cs="Times New Roman"/>
+                <w:rFonts w:ascii="BC Sans" w:hAnsi="BC Sans" w:eastAsia="Times New Roman" w:cs="Times New Roman"/>
                 <w:b w:val="0"/>
                 <w:bCs w:val="0"/>
                 <w:caps w:val="0"/>
@@ -9712,7 +11021,7 @@
             </w:r>
             <w:r>
               <w:rPr>
-                <w:rFonts w:ascii="BC Sans" w:eastAsia="Times New Roman" w:hAnsi="BC Sans" w:cs="Times New Roman"/>
+                <w:rFonts w:ascii="BC Sans" w:hAnsi="BC Sans" w:eastAsia="Times New Roman" w:cs="Times New Roman"/>
                 <w:b w:val="0"/>
                 <w:bCs w:val="0"/>
                 <w:caps w:val="0"/>
@@ -9724,7 +11033,7 @@
             </w:r>
             <w:r>
               <w:rPr>
-                <w:rFonts w:ascii="BC Sans" w:eastAsia="Times New Roman" w:hAnsi="BC Sans" w:cs="Times New Roman"/>
+                <w:rFonts w:ascii="BC Sans" w:hAnsi="BC Sans" w:eastAsia="Times New Roman" w:cs="Times New Roman"/>
                 <w:b w:val="0"/>
                 <w:bCs w:val="0"/>
                 <w:caps w:val="0"/>
@@ -9736,7 +11045,7 @@
             </w:r>
             <w:r>
               <w:rPr>
-                <w:rFonts w:ascii="BC Sans" w:eastAsia="Times New Roman" w:hAnsi="BC Sans" w:cs="Times New Roman"/>
+                <w:rFonts w:ascii="BC Sans" w:hAnsi="BC Sans" w:eastAsia="Times New Roman" w:cs="Times New Roman"/>
                 <w:b w:val="0"/>
                 <w:bCs w:val="0"/>
                 <w:caps w:val="0"/>
@@ -9748,7 +11057,7 @@
             </w:r>
             <w:r>
               <w:rPr>
-                <w:rFonts w:ascii="BC Sans" w:eastAsia="Times New Roman" w:hAnsi="BC Sans" w:cs="Times New Roman"/>
+                <w:rFonts w:ascii="BC Sans" w:hAnsi="BC Sans" w:eastAsia="Times New Roman" w:cs="Times New Roman"/>
                 <w:b w:val="0"/>
                 <w:bCs w:val="0"/>
                 <w:caps w:val="0"/>
@@ -9760,7 +11069,7 @@
             </w:r>
             <w:r>
               <w:rPr>
-                <w:rFonts w:ascii="BC Sans" w:eastAsia="Times New Roman" w:hAnsi="BC Sans" w:cs="Times New Roman"/>
+                <w:rFonts w:ascii="BC Sans" w:hAnsi="BC Sans" w:eastAsia="Times New Roman" w:cs="Times New Roman"/>
                 <w:b w:val="0"/>
                 <w:bCs w:val="0"/>
                 <w:caps w:val="0"/>
@@ -9772,7 +11081,7 @@
             </w:r>
             <w:r>
               <w:rPr>
-                <w:rFonts w:ascii="BC Sans" w:eastAsia="Times New Roman" w:hAnsi="BC Sans" w:cs="Times New Roman"/>
+                <w:rFonts w:ascii="BC Sans" w:hAnsi="BC Sans" w:eastAsia="Times New Roman" w:cs="Times New Roman"/>
                 <w:b w:val="0"/>
                 <w:bCs w:val="0"/>
                 <w:caps w:val="0"/>
@@ -9793,15 +11102,15 @@
             <w:pPr>
               <w:cnfStyle w:val="000000000000" w:firstRow="0" w:lastRow="0" w:firstColumn="0" w:lastColumn="0" w:oddVBand="0" w:evenVBand="0" w:oddHBand="0" w:evenHBand="0" w:firstRowFirstColumn="0" w:firstRowLastColumn="0" w:lastRowFirstColumn="0" w:lastRowLastColumn="0"/>
               <w:rPr>
-                <w:rFonts w:ascii="BC Sans" w:eastAsia="Times New Roman" w:hAnsi="BC Sans" w:cs="Times New Roman"/>
-                <w:color w:val="000000" w:themeColor="text1"/>
-                <w:sz w:val="20"/>
-                <w:szCs w:val="20"/>
-              </w:rPr>
-            </w:pPr>
-            <w:r>
-              <w:rPr>
-                <w:rFonts w:ascii="BC Sans" w:eastAsia="Times New Roman" w:hAnsi="BC Sans" w:cs="Times New Roman"/>
+                <w:rFonts w:ascii="BC Sans" w:hAnsi="BC Sans" w:eastAsia="Times New Roman" w:cs="Times New Roman"/>
+                <w:color w:val="000000" w:themeColor="text1"/>
+                <w:sz w:val="20"/>
+                <w:szCs w:val="20"/>
+              </w:rPr>
+            </w:pPr>
+            <w:r>
+              <w:rPr>
+                <w:rFonts w:ascii="BC Sans" w:hAnsi="BC Sans" w:eastAsia="Times New Roman" w:cs="Times New Roman"/>
                 <w:color w:val="000000" w:themeColor="text1"/>
                 <w:sz w:val="20"/>
                 <w:szCs w:val="20"/>
@@ -9810,7 +11119,7 @@
             </w:r>
             <w:r>
               <w:rPr>
-                <w:rFonts w:ascii="BC Sans" w:eastAsia="Times New Roman" w:hAnsi="BC Sans" w:cs="Times New Roman"/>
+                <w:rFonts w:ascii="BC Sans" w:hAnsi="BC Sans" w:eastAsia="Times New Roman" w:cs="Times New Roman"/>
                 <w:color w:val="000000" w:themeColor="text1"/>
                 <w:sz w:val="20"/>
                 <w:szCs w:val="20"/>
@@ -9819,7 +11128,7 @@
             </w:r>
             <w:r>
               <w:rPr>
-                <w:rFonts w:ascii="BC Sans" w:eastAsia="Times New Roman" w:hAnsi="BC Sans" w:cs="Times New Roman"/>
+                <w:rFonts w:ascii="BC Sans" w:hAnsi="BC Sans" w:eastAsia="Times New Roman" w:cs="Times New Roman"/>
                 <w:color w:val="000000" w:themeColor="text1"/>
                 <w:sz w:val="20"/>
                 <w:szCs w:val="20"/>
@@ -9828,7 +11137,7 @@
             </w:r>
             <w:r>
               <w:rPr>
-                <w:rFonts w:ascii="BC Sans" w:eastAsia="Times New Roman" w:hAnsi="BC Sans" w:cs="Times New Roman"/>
+                <w:rFonts w:ascii="BC Sans" w:hAnsi="BC Sans" w:eastAsia="Times New Roman" w:cs="Times New Roman"/>
                 <w:color w:val="000000" w:themeColor="text1"/>
                 <w:sz w:val="20"/>
                 <w:szCs w:val="20"/>
@@ -9837,7 +11146,7 @@
             </w:r>
             <w:r>
               <w:rPr>
-                <w:rFonts w:ascii="BC Sans" w:eastAsia="Times New Roman" w:hAnsi="BC Sans" w:cs="Times New Roman"/>
+                <w:rFonts w:ascii="BC Sans" w:hAnsi="BC Sans" w:eastAsia="Times New Roman" w:cs="Times New Roman"/>
                 <w:color w:val="000000" w:themeColor="text1"/>
                 <w:sz w:val="20"/>
                 <w:szCs w:val="20"/>
@@ -9846,7 +11155,7 @@
             </w:r>
             <w:r>
               <w:rPr>
-                <w:rFonts w:ascii="BC Sans" w:eastAsia="Times New Roman" w:hAnsi="BC Sans" w:cs="Times New Roman"/>
+                <w:rFonts w:ascii="BC Sans" w:hAnsi="BC Sans" w:eastAsia="Times New Roman" w:cs="Times New Roman"/>
                 <w:color w:val="000000" w:themeColor="text1"/>
                 <w:sz w:val="20"/>
                 <w:szCs w:val="20"/>
@@ -9855,7 +11164,7 @@
             </w:r>
             <w:r>
               <w:rPr>
-                <w:rFonts w:ascii="BC Sans" w:eastAsia="Times New Roman" w:hAnsi="BC Sans" w:cs="Times New Roman"/>
+                <w:rFonts w:ascii="BC Sans" w:hAnsi="BC Sans" w:eastAsia="Times New Roman" w:cs="Times New Roman"/>
                 <w:color w:val="000000" w:themeColor="text1"/>
                 <w:sz w:val="20"/>
                 <w:szCs w:val="20"/>
@@ -9871,7 +11180,7 @@
         <w:spacing w:after="0" w:line="240" w:lineRule="auto"/>
         <w:textAlignment w:val="baseline"/>
         <w:rPr>
-          <w:rFonts w:ascii="BC Sans" w:eastAsia="Times New Roman" w:hAnsi="BC Sans" w:cs="Segoe UI"/>
+          <w:rFonts w:ascii="BC Sans" w:hAnsi="BC Sans" w:eastAsia="Times New Roman" w:cs="Segoe UI"/>
           <w:color w:val="000000"/>
           <w:kern w:val="0"/>
           <w:sz w:val="20"/>
@@ -9882,7 +11191,7 @@
       </w:pPr>
       <w:r>
         <w:rPr>
-          <w:rFonts w:ascii="BC Sans" w:eastAsia="Times New Roman" w:hAnsi="BC Sans" w:cs="Segoe UI"/>
+          <w:rFonts w:ascii="BC Sans" w:hAnsi="BC Sans" w:eastAsia="Times New Roman" w:cs="Segoe UI"/>
           <w:color w:val="000000"/>
           <w:kern w:val="0"/>
           <w:sz w:val="20"/>
@@ -9894,7 +11203,7 @@
       </w:r>
       <w:r>
         <w:rPr>
-          <w:rFonts w:ascii="BC Sans" w:eastAsia="Times New Roman" w:hAnsi="BC Sans" w:cs="Segoe UI"/>
+          <w:rFonts w:ascii="BC Sans" w:hAnsi="BC Sans" w:eastAsia="Times New Roman" w:cs="Segoe UI"/>
           <w:color w:val="000000"/>
           <w:kern w:val="0"/>
           <w:sz w:val="20"/>
@@ -9906,7 +11215,7 @@
       </w:r>
       <w:r>
         <w:rPr>
-          <w:rFonts w:ascii="BC Sans" w:eastAsia="Times New Roman" w:hAnsi="BC Sans" w:cs="Segoe UI"/>
+          <w:rFonts w:ascii="BC Sans" w:hAnsi="BC Sans" w:eastAsia="Times New Roman" w:cs="Segoe UI"/>
           <w:color w:val="000000"/>
           <w:kern w:val="0"/>
           <w:sz w:val="20"/>
@@ -9942,7 +11251,7 @@
     <w:sectPr>
       <w:headerReference w:type="default" r:id="rId13"/>
       <w:footerReference w:type="default" r:id="rId14"/>
-      <w:pgSz w:w="12240" w:h="15840"/>
+      <w:pgSz w:w="12240" w:h="15840" w:orient="portrait"/>
       <w:pgMar w:top="720" w:right="720" w:bottom="720" w:left="720" w:header="708" w:footer="708" w:gutter="0"/>
       <w:cols w:space="708"/>
       <w:docGrid w:linePitch="360"/>
@@ -9953,7 +11262,7 @@
 
 <file path=word/comments.xml><?xml version="1.0" encoding="utf-8"?>
 <w:comments xmlns:wpc="http://schemas.microsoft.com/office/word/2010/wordprocessingCanvas" xmlns:cx="http://schemas.microsoft.com/office/drawing/2014/chartex" xmlns:cx1="http://schemas.microsoft.com/office/drawing/2015/9/8/chartex" xmlns:cx2="http://schemas.microsoft.com/office/drawing/2015/10/21/chartex" xmlns:cx3="http://schemas.microsoft.com/office/drawing/2016/5/9/chartex" xmlns:cx4="http://schemas.microsoft.com/office/drawing/2016/5/10/chartex" xmlns:cx5="http://schemas.microsoft.com/office/drawing/2016/5/11/chartex" xmlns:cx6="http://schemas.microsoft.com/office/drawing/2016/5/12/chartex" xmlns:cx7="http://schemas.microsoft.com/office/drawing/2016/5/13/chartex" xmlns:cx8="http://schemas.microsoft.com/office/drawing/2016/5/14/chartex" xmlns:mc="http://schemas.openxmlformats.org/markup-compatibility/2006" xmlns:aink="http://schemas.microsoft.com/office/drawing/2016/ink" xmlns:am3d="http://schemas.microsoft.com/office/drawing/2017/model3d" xmlns:o="urn:schemas-microsoft-com:office:office" xmlns:oel="http://schemas.microsoft.com/office/2019/extlst" xmlns:r="http://schemas.openxmlformats.org/officeDocument/2006/relationships" xmlns:m="http://schemas.openxmlformats.org/officeDocument/2006/math" xmlns:v="urn:schemas-microsoft-com:vml" xmlns:wp14="http://schemas.microsoft.com/office/word/2010/wordprocessingDrawing" xmlns:wp="http://schemas.openxmlformats.org/drawingml/2006/wordprocessingDrawing" xmlns:w10="urn:schemas-microsoft-com:office:word" xmlns:w="http://schemas.openxmlformats.org/wordprocessingml/2006/main" xmlns:w14="http://schemas.microsoft.com/office/word/2010/wordml" xmlns:w15="http://schemas.microsoft.com/office/word/2012/wordml" xmlns:w16cex="http://schemas.microsoft.com/office/word/2018/wordml/cex" xmlns:w16cid="http://schemas.microsoft.com/office/word/2016/wordml/cid" xmlns:w16="http://schemas.microsoft.com/office/word/2018/wordml" xmlns:w16du="http://schemas.microsoft.com/office/word/2023/wordml/word16du" xmlns:w16sdtdh="http://schemas.microsoft.com/office/word/2020/wordml/sdtdatahash" xmlns:w16sdtfl="http://schemas.microsoft.com/office/word/2024/wordml/sdtformatlock" xmlns:w16se="http://schemas.microsoft.com/office/word/2015/wordml/symex" xmlns:wpg="http://schemas.microsoft.com/office/word/2010/wordprocessingGroup" xmlns:wpi="http://schemas.microsoft.com/office/word/2010/wordprocessingInk" xmlns:wne="http://schemas.microsoft.com/office/word/2006/wordml" xmlns:wps="http://schemas.microsoft.com/office/word/2010/wordprocessingShape" mc:Ignorable="w14 w15 w16se w16cid w16 w16cex w16sdtdh w16sdtfl w16du wp14">
-  <w:comment w:id="0" w:author="Alec Wilcox" w:date="2024-12-03T13:06:00Z" w:initials="AW">
+  <w:comment w:initials="AW" w:author="Alec Wilcox" w:date="2024-12-03T13:06:00Z" w:id="0">
     <w:p>
       <w:pPr>
         <w:pStyle w:val="CommentText"/>
@@ -10004,7 +11313,7 @@
       </w:r>
     </w:p>
   </w:comment>
-  <w:comment w:id="1" w:author="Mike Sears" w:date="2024-09-23T10:33:00Z" w:initials="M">
+  <w:comment w:initials="M" w:author="Mike Sears" w:date="2024-09-23T10:33:00Z" w:id="1">
     <w:p>
       <w:r>
         <w:rPr>
@@ -10158,7 +11467,7 @@
 </file>
 
 <file path=word/header1.xml><?xml version="1.0" encoding="utf-8"?>
-<w:hdr xmlns:wpc="http://schemas.microsoft.com/office/word/2010/wordprocessingCanvas" xmlns:cx="http://schemas.microsoft.com/office/drawing/2014/chartex" xmlns:cx1="http://schemas.microsoft.com/office/drawing/2015/9/8/chartex" xmlns:cx2="http://schemas.microsoft.com/office/drawing/2015/10/21/chartex" xmlns:cx3="http://schemas.microsoft.com/office/drawing/2016/5/9/chartex" xmlns:cx4="http://schemas.microsoft.com/office/drawing/2016/5/10/chartex" xmlns:cx5="http://schemas.microsoft.com/office/drawing/2016/5/11/chartex" xmlns:cx6="http://schemas.microsoft.com/office/drawing/2016/5/12/chartex" xmlns:cx7="http://schemas.microsoft.com/office/drawing/2016/5/13/chartex" xmlns:cx8="http://schemas.microsoft.com/office/drawing/2016/5/14/chartex" xmlns:mc="http://schemas.openxmlformats.org/markup-compatibility/2006" xmlns:aink="http://schemas.microsoft.com/office/drawing/2016/ink" xmlns:am3d="http://schemas.microsoft.com/office/drawing/2017/model3d" xmlns:o="urn:schemas-microsoft-com:office:office" xmlns:oel="http://schemas.microsoft.com/office/2019/extlst" xmlns:r="http://schemas.openxmlformats.org/officeDocument/2006/relationships" xmlns:m="http://schemas.openxmlformats.org/officeDocument/2006/math" xmlns:v="urn:schemas-microsoft-com:vml" xmlns:wp14="http://schemas.microsoft.com/office/word/2010/wordprocessingDrawing" xmlns:wp="http://schemas.openxmlformats.org/drawingml/2006/wordprocessingDrawing" xmlns:w10="urn:schemas-microsoft-com:office:word" xmlns:w="http://schemas.openxmlformats.org/wordprocessingml/2006/main" xmlns:w14="http://schemas.microsoft.com/office/word/2010/wordml" xmlns:w15="http://schemas.microsoft.com/office/word/2012/wordml" xmlns:w16cex="http://schemas.microsoft.com/office/word/2018/wordml/cex" xmlns:w16cid="http://schemas.microsoft.com/office/word/2016/wordml/cid" xmlns:w16="http://schemas.microsoft.com/office/word/2018/wordml" xmlns:w16du="http://schemas.microsoft.com/office/word/2023/wordml/word16du" xmlns:w16sdtdh="http://schemas.microsoft.com/office/word/2020/wordml/sdtdatahash" xmlns:w16sdtfl="http://schemas.microsoft.com/office/word/2024/wordml/sdtformatlock" xmlns:w16se="http://schemas.microsoft.com/office/word/2015/wordml/symex" xmlns:wpg="http://schemas.microsoft.com/office/word/2010/wordprocessingGroup" xmlns:wpi="http://schemas.microsoft.com/office/word/2010/wordprocessingInk" xmlns:wne="http://schemas.microsoft.com/office/word/2006/wordml" xmlns:wps="http://schemas.microsoft.com/office/word/2010/wordprocessingShape" mc:Ignorable="w14 w15 w16se w16cid w16 w16cex w16sdtdh w16sdtfl w16du wp14">
+<w:hdr xmlns:wpc="http://schemas.microsoft.com/office/word/2010/wordprocessingCanvas" xmlns:cx="http://schemas.microsoft.com/office/drawing/2014/chartex" xmlns:cx1="http://schemas.microsoft.com/office/drawing/2015/9/8/chartex" xmlns:cx2="http://schemas.microsoft.com/office/drawing/2015/10/21/chartex" xmlns:cx3="http://schemas.microsoft.com/office/drawing/2016/5/9/chartex" xmlns:cx4="http://schemas.microsoft.com/office/drawing/2016/5/10/chartex" xmlns:cx5="http://schemas.microsoft.com/office/drawing/2016/5/11/chartex" xmlns:cx6="http://schemas.microsoft.com/office/drawing/2016/5/12/chartex" xmlns:cx7="http://schemas.microsoft.com/office/drawing/2016/5/13/chartex" xmlns:cx8="http://schemas.microsoft.com/office/drawing/2016/5/14/chartex" xmlns:mc="http://schemas.openxmlformats.org/markup-compatibility/2006" xmlns:aink="http://schemas.microsoft.com/office/drawing/2016/ink" xmlns:am3d="http://schemas.microsoft.com/office/drawing/2017/model3d" xmlns:o="urn:schemas-microsoft-com:office:office" xmlns:oel="http://schemas.microsoft.com/office/2019/extlst" xmlns:r="http://schemas.openxmlformats.org/officeDocument/2006/relationships" xmlns:m="http://schemas.openxmlformats.org/officeDocument/2006/math" xmlns:v="urn:schemas-microsoft-com:vml" xmlns:wp14="http://schemas.microsoft.com/office/word/2010/wordprocessingDrawing" xmlns:wp="http://schemas.openxmlformats.org/drawingml/2006/wordprocessingDrawing" xmlns:w10="urn:schemas-microsoft-com:office:word" xmlns:w="http://schemas.openxmlformats.org/wordprocessingml/2006/main" xmlns:w14="http://schemas.microsoft.com/office/word/2010/wordml" xmlns:w15="http://schemas.microsoft.com/office/word/2012/wordml" xmlns:w16cex="http://schemas.microsoft.com/office/word/2018/wordml/cex" xmlns:w16cid="http://schemas.microsoft.com/office/word/2016/wordml/cid" xmlns:w16="http://schemas.microsoft.com/office/word/2018/wordml" xmlns:w16du="http://schemas.microsoft.com/office/word/2023/wordml/word16du" xmlns:w16sdtdh="http://schemas.microsoft.com/office/word/2020/wordml/sdtdatahash" xmlns:w16sdtfl="http://schemas.microsoft.com/office/word/2024/wordml/sdtformatlock" xmlns:w16se="http://schemas.microsoft.com/office/word/2015/wordml/symex" xmlns:wpg="http://schemas.microsoft.com/office/word/2010/wordprocessingGroup" xmlns:wpi="http://schemas.microsoft.com/office/word/2010/wordprocessingInk" xmlns:wne="http://schemas.microsoft.com/office/word/2006/wordml" xmlns:wps="http://schemas.microsoft.com/office/word/2010/wordprocessingShape" xmlns:a="http://schemas.openxmlformats.org/drawingml/2006/main" xmlns:pic="http://schemas.openxmlformats.org/drawingml/2006/picture" xmlns:asvg="http://schemas.microsoft.com/office/drawing/2016/SVG/main" mc:Ignorable="w14 w15 w16se w16cid w16 w16cex w16sdtdh w16sdtfl w16du wp14">
   <w:tbl>
     <w:tblPr>
       <w:tblW w:w="10802" w:type="dxa"/>
@@ -10253,14 +11562,14 @@
             <w:ind w:right="-115"/>
             <w:jc w:val="right"/>
             <w:rPr>
-              <w:rFonts w:ascii="BC Sans" w:eastAsia="BC Sans" w:hAnsi="BC Sans" w:cs="BC Sans"/>
+              <w:rFonts w:ascii="BC Sans" w:hAnsi="BC Sans" w:eastAsia="BC Sans" w:cs="BC Sans"/>
               <w:sz w:val="18"/>
               <w:szCs w:val="18"/>
             </w:rPr>
           </w:pPr>
           <w:r>
             <w:rPr>
-              <w:rFonts w:ascii="BC Sans" w:eastAsia="BC Sans" w:hAnsi="BC Sans" w:cs="BC Sans"/>
+              <w:rFonts w:ascii="BC Sans" w:hAnsi="BC Sans" w:eastAsia="BC Sans" w:cs="BC Sans"/>
               <w:sz w:val="18"/>
               <w:szCs w:val="18"/>
             </w:rPr>
@@ -10268,7 +11577,7 @@
           </w:r>
           <w:r>
             <w:rPr>
-              <w:rFonts w:ascii="BC Sans" w:eastAsia="BC Sans" w:hAnsi="BC Sans" w:cs="BC Sans"/>
+              <w:rFonts w:ascii="BC Sans" w:hAnsi="BC Sans" w:eastAsia="BC Sans" w:cs="BC Sans"/>
               <w:sz w:val="18"/>
               <w:szCs w:val="18"/>
             </w:rPr>
@@ -10276,7 +11585,7 @@
           </w:r>
           <w:r>
             <w:rPr>
-              <w:rFonts w:ascii="BC Sans" w:eastAsia="BC Sans" w:hAnsi="BC Sans" w:cs="BC Sans"/>
+              <w:rFonts w:ascii="BC Sans" w:hAnsi="BC Sans" w:eastAsia="BC Sans" w:cs="BC Sans"/>
               <w:sz w:val="18"/>
               <w:szCs w:val="18"/>
             </w:rPr>
@@ -10284,7 +11593,7 @@
           </w:r>
           <w:r>
             <w:rPr>
-              <w:rFonts w:ascii="BC Sans" w:eastAsia="BC Sans" w:hAnsi="BC Sans" w:cs="BC Sans"/>
+              <w:rFonts w:ascii="BC Sans" w:hAnsi="BC Sans" w:eastAsia="BC Sans" w:cs="BC Sans"/>
               <w:sz w:val="18"/>
               <w:szCs w:val="18"/>
             </w:rPr>
@@ -10292,7 +11601,7 @@
           </w:r>
           <w:r>
             <w:rPr>
-              <w:rFonts w:ascii="BC Sans" w:eastAsia="BC Sans" w:hAnsi="BC Sans" w:cs="BC Sans"/>
+              <w:rFonts w:ascii="BC Sans" w:hAnsi="BC Sans" w:eastAsia="BC Sans" w:cs="BC Sans"/>
               <w:sz w:val="18"/>
               <w:szCs w:val="18"/>
             </w:rPr>
@@ -10308,6 +11617,241 @@
     </w:pPr>
   </w:p>
 </w:hdr>
+</file>
+
+<file path=word/numbering.xml><?xml version="1.0" encoding="utf-8"?>
+<w:numbering xmlns:w="http://schemas.openxmlformats.org/wordprocessingml/2006/main">
+  <w:abstractNum xmlns:w="http://schemas.openxmlformats.org/wordprocessingml/2006/main" w:abstractNumId="2">
+    <w:nsid w:val="3e94691"/>
+    <w:multiLevelType xmlns:w="http://schemas.openxmlformats.org/wordprocessingml/2006/main" w:val="multilevel"/>
+    <w:lvl xmlns:w="http://schemas.openxmlformats.org/wordprocessingml/2006/main" w:ilvl="0">
+      <w:start w:val="1"/>
+      <w:numFmt w:val="bullet"/>
+      <w:lvlText w:val=""/>
+      <w:lvlJc w:val="left"/>
+      <w:pPr>
+        <w:ind w:left="720" w:hanging="360"/>
+      </w:pPr>
+      <w:rPr>
+        <w:rFonts w:hint="default" w:ascii="Symbol" w:hAnsi="Symbol"/>
+      </w:rPr>
+    </w:lvl>
+    <w:lvl xmlns:w="http://schemas.openxmlformats.org/wordprocessingml/2006/main" w:ilvl="1">
+      <w:start w:val="1"/>
+      <w:numFmt w:val="bullet"/>
+      <w:lvlText w:val="o"/>
+      <w:lvlJc w:val="left"/>
+      <w:pPr>
+        <w:ind w:left="1440" w:hanging="360"/>
+      </w:pPr>
+      <w:rPr>
+        <w:rFonts w:hint="default" w:ascii="Courier New" w:hAnsi="Courier New"/>
+      </w:rPr>
+    </w:lvl>
+    <w:lvl xmlns:w="http://schemas.openxmlformats.org/wordprocessingml/2006/main" w:ilvl="2">
+      <w:start w:val="1"/>
+      <w:numFmt w:val="bullet"/>
+      <w:lvlText w:val=""/>
+      <w:lvlJc w:val="left"/>
+      <w:pPr>
+        <w:ind w:left="2160" w:hanging="360"/>
+      </w:pPr>
+      <w:rPr>
+        <w:rFonts w:hint="default" w:ascii="Wingdings" w:hAnsi="Wingdings"/>
+      </w:rPr>
+    </w:lvl>
+    <w:lvl xmlns:w="http://schemas.openxmlformats.org/wordprocessingml/2006/main" w:ilvl="3">
+      <w:start w:val="1"/>
+      <w:numFmt w:val="bullet"/>
+      <w:lvlText w:val=""/>
+      <w:lvlJc w:val="left"/>
+      <w:pPr>
+        <w:ind w:left="2880" w:hanging="360"/>
+      </w:pPr>
+      <w:rPr>
+        <w:rFonts w:hint="default" w:ascii="Symbol" w:hAnsi="Symbol"/>
+      </w:rPr>
+    </w:lvl>
+    <w:lvl xmlns:w="http://schemas.openxmlformats.org/wordprocessingml/2006/main" w:ilvl="4">
+      <w:start w:val="1"/>
+      <w:numFmt w:val="bullet"/>
+      <w:lvlText w:val="o"/>
+      <w:lvlJc w:val="left"/>
+      <w:pPr>
+        <w:ind w:left="3600" w:hanging="360"/>
+      </w:pPr>
+      <w:rPr>
+        <w:rFonts w:hint="default" w:ascii="Courier New" w:hAnsi="Courier New"/>
+      </w:rPr>
+    </w:lvl>
+    <w:lvl xmlns:w="http://schemas.openxmlformats.org/wordprocessingml/2006/main" w:ilvl="5">
+      <w:start w:val="1"/>
+      <w:numFmt w:val="bullet"/>
+      <w:lvlText w:val=""/>
+      <w:lvlJc w:val="left"/>
+      <w:pPr>
+        <w:ind w:left="4320" w:hanging="360"/>
+      </w:pPr>
+      <w:rPr>
+        <w:rFonts w:hint="default" w:ascii="Wingdings" w:hAnsi="Wingdings"/>
+      </w:rPr>
+    </w:lvl>
+    <w:lvl xmlns:w="http://schemas.openxmlformats.org/wordprocessingml/2006/main" w:ilvl="6">
+      <w:start w:val="1"/>
+      <w:numFmt w:val="bullet"/>
+      <w:lvlText w:val=""/>
+      <w:lvlJc w:val="left"/>
+      <w:pPr>
+        <w:ind w:left="5040" w:hanging="360"/>
+      </w:pPr>
+      <w:rPr>
+        <w:rFonts w:hint="default" w:ascii="Symbol" w:hAnsi="Symbol"/>
+      </w:rPr>
+    </w:lvl>
+    <w:lvl xmlns:w="http://schemas.openxmlformats.org/wordprocessingml/2006/main" w:ilvl="7">
+      <w:start w:val="1"/>
+      <w:numFmt w:val="bullet"/>
+      <w:lvlText w:val="o"/>
+      <w:lvlJc w:val="left"/>
+      <w:pPr>
+        <w:ind w:left="5760" w:hanging="360"/>
+      </w:pPr>
+      <w:rPr>
+        <w:rFonts w:hint="default" w:ascii="Courier New" w:hAnsi="Courier New"/>
+      </w:rPr>
+    </w:lvl>
+    <w:lvl xmlns:w="http://schemas.openxmlformats.org/wordprocessingml/2006/main" w:ilvl="8">
+      <w:start w:val="1"/>
+      <w:numFmt w:val="bullet"/>
+      <w:lvlText w:val=""/>
+      <w:lvlJc w:val="left"/>
+      <w:pPr>
+        <w:ind w:left="6480" w:hanging="360"/>
+      </w:pPr>
+      <w:rPr>
+        <w:rFonts w:hint="default" w:ascii="Wingdings" w:hAnsi="Wingdings"/>
+      </w:rPr>
+    </w:lvl>
+  </w:abstractNum>
+  <w:abstractNum xmlns:w="http://schemas.openxmlformats.org/wordprocessingml/2006/main" w:abstractNumId="1">
+    <w:nsid w:val="601efc2"/>
+    <w:multiLevelType xmlns:w="http://schemas.openxmlformats.org/wordprocessingml/2006/main" w:val="hybridMultilevel"/>
+    <w:lvl xmlns:w="http://schemas.openxmlformats.org/wordprocessingml/2006/main" w:ilvl="0">
+      <w:start w:val="1"/>
+      <w:numFmt w:val="bullet"/>
+      <w:lvlText w:val=""/>
+      <w:lvlJc w:val="left"/>
+      <w:pPr>
+        <w:ind w:left="720" w:hanging="360"/>
+      </w:pPr>
+      <w:rPr>
+        <w:rFonts w:hint="default" w:ascii="Symbol" w:hAnsi="Symbol"/>
+      </w:rPr>
+    </w:lvl>
+    <w:lvl xmlns:w="http://schemas.openxmlformats.org/wordprocessingml/2006/main" w:ilvl="1">
+      <w:start w:val="1"/>
+      <w:numFmt w:val="bullet"/>
+      <w:lvlText w:val="o"/>
+      <w:lvlJc w:val="left"/>
+      <w:pPr>
+        <w:ind w:left="1440" w:hanging="360"/>
+      </w:pPr>
+      <w:rPr>
+        <w:rFonts w:hint="default" w:ascii="Courier New" w:hAnsi="Courier New"/>
+      </w:rPr>
+    </w:lvl>
+    <w:lvl xmlns:w="http://schemas.openxmlformats.org/wordprocessingml/2006/main" w:ilvl="2">
+      <w:start w:val="1"/>
+      <w:numFmt w:val="bullet"/>
+      <w:lvlText w:val=""/>
+      <w:lvlJc w:val="left"/>
+      <w:pPr>
+        <w:ind w:left="2160" w:hanging="360"/>
+      </w:pPr>
+      <w:rPr>
+        <w:rFonts w:hint="default" w:ascii="Wingdings" w:hAnsi="Wingdings"/>
+      </w:rPr>
+    </w:lvl>
+    <w:lvl xmlns:w="http://schemas.openxmlformats.org/wordprocessingml/2006/main" w:ilvl="3">
+      <w:start w:val="1"/>
+      <w:numFmt w:val="bullet"/>
+      <w:lvlText w:val=""/>
+      <w:lvlJc w:val="left"/>
+      <w:pPr>
+        <w:ind w:left="2880" w:hanging="360"/>
+      </w:pPr>
+      <w:rPr>
+        <w:rFonts w:hint="default" w:ascii="Symbol" w:hAnsi="Symbol"/>
+      </w:rPr>
+    </w:lvl>
+    <w:lvl xmlns:w="http://schemas.openxmlformats.org/wordprocessingml/2006/main" w:ilvl="4">
+      <w:start w:val="1"/>
+      <w:numFmt w:val="bullet"/>
+      <w:lvlText w:val="o"/>
+      <w:lvlJc w:val="left"/>
+      <w:pPr>
+        <w:ind w:left="3600" w:hanging="360"/>
+      </w:pPr>
+      <w:rPr>
+        <w:rFonts w:hint="default" w:ascii="Courier New" w:hAnsi="Courier New"/>
+      </w:rPr>
+    </w:lvl>
+    <w:lvl xmlns:w="http://schemas.openxmlformats.org/wordprocessingml/2006/main" w:ilvl="5">
+      <w:start w:val="1"/>
+      <w:numFmt w:val="bullet"/>
+      <w:lvlText w:val=""/>
+      <w:lvlJc w:val="left"/>
+      <w:pPr>
+        <w:ind w:left="4320" w:hanging="360"/>
+      </w:pPr>
+      <w:rPr>
+        <w:rFonts w:hint="default" w:ascii="Wingdings" w:hAnsi="Wingdings"/>
+      </w:rPr>
+    </w:lvl>
+    <w:lvl xmlns:w="http://schemas.openxmlformats.org/wordprocessingml/2006/main" w:ilvl="6">
+      <w:start w:val="1"/>
+      <w:numFmt w:val="bullet"/>
+      <w:lvlText w:val=""/>
+      <w:lvlJc w:val="left"/>
+      <w:pPr>
+        <w:ind w:left="5040" w:hanging="360"/>
+      </w:pPr>
+      <w:rPr>
+        <w:rFonts w:hint="default" w:ascii="Symbol" w:hAnsi="Symbol"/>
+      </w:rPr>
+    </w:lvl>
+    <w:lvl xmlns:w="http://schemas.openxmlformats.org/wordprocessingml/2006/main" w:ilvl="7">
+      <w:start w:val="1"/>
+      <w:numFmt w:val="bullet"/>
+      <w:lvlText w:val="o"/>
+      <w:lvlJc w:val="left"/>
+      <w:pPr>
+        <w:ind w:left="5760" w:hanging="360"/>
+      </w:pPr>
+      <w:rPr>
+        <w:rFonts w:hint="default" w:ascii="Courier New" w:hAnsi="Courier New"/>
+      </w:rPr>
+    </w:lvl>
+    <w:lvl xmlns:w="http://schemas.openxmlformats.org/wordprocessingml/2006/main" w:ilvl="8">
+      <w:start w:val="1"/>
+      <w:numFmt w:val="bullet"/>
+      <w:lvlText w:val=""/>
+      <w:lvlJc w:val="left"/>
+      <w:pPr>
+        <w:ind w:left="6480" w:hanging="360"/>
+      </w:pPr>
+      <w:rPr>
+        <w:rFonts w:hint="default" w:ascii="Wingdings" w:hAnsi="Wingdings"/>
+      </w:rPr>
+    </w:lvl>
+  </w:abstractNum>
+  <w:num w:numId="2">
+    <w:abstractNumId w:val="2"/>
+  </w:num>
+  <w:num w:numId="1">
+    <w:abstractNumId w:val="1"/>
+  </w:num>
+</w:numbering>
 </file>
 
 <file path=word/people.xml><?xml version="1.0" encoding="utf-8"?>
@@ -10326,7 +11870,7 @@
   <w:docDefaults>
     <w:rPrDefault>
       <w:rPr>
-        <w:rFonts w:asciiTheme="minorHAnsi" w:eastAsiaTheme="minorHAnsi" w:hAnsiTheme="minorHAnsi" w:cstheme="minorBidi"/>
+        <w:rFonts w:asciiTheme="minorHAnsi" w:hAnsiTheme="minorHAnsi" w:eastAsiaTheme="minorHAnsi" w:cstheme="minorBidi"/>
         <w:kern w:val="2"/>
         <w:sz w:val="22"/>
         <w:szCs w:val="22"/>
@@ -10343,14 +11887,14 @@
   <w:latentStyles w:defLockedState="0" w:defUIPriority="99" w:defSemiHidden="0" w:defUnhideWhenUsed="0" w:defQFormat="0" w:count="376">
     <w:lsdException w:name="Normal" w:uiPriority="0" w:qFormat="1"/>
     <w:lsdException w:name="heading 1" w:uiPriority="9" w:qFormat="1"/>
-    <w:lsdException w:name="heading 2" w:semiHidden="1" w:uiPriority="9" w:unhideWhenUsed="1" w:qFormat="1"/>
-    <w:lsdException w:name="heading 3" w:semiHidden="1" w:uiPriority="9" w:unhideWhenUsed="1" w:qFormat="1"/>
-    <w:lsdException w:name="heading 4" w:semiHidden="1" w:uiPriority="9" w:unhideWhenUsed="1" w:qFormat="1"/>
-    <w:lsdException w:name="heading 5" w:semiHidden="1" w:uiPriority="9" w:unhideWhenUsed="1" w:qFormat="1"/>
-    <w:lsdException w:name="heading 6" w:semiHidden="1" w:uiPriority="9" w:unhideWhenUsed="1" w:qFormat="1"/>
-    <w:lsdException w:name="heading 7" w:semiHidden="1" w:uiPriority="9" w:unhideWhenUsed="1" w:qFormat="1"/>
-    <w:lsdException w:name="heading 8" w:semiHidden="1" w:uiPriority="9" w:unhideWhenUsed="1" w:qFormat="1"/>
-    <w:lsdException w:name="heading 9" w:semiHidden="1" w:uiPriority="9" w:unhideWhenUsed="1" w:qFormat="1"/>
+    <w:lsdException w:name="heading 2" w:uiPriority="9" w:semiHidden="1" w:unhideWhenUsed="1" w:qFormat="1"/>
+    <w:lsdException w:name="heading 3" w:uiPriority="9" w:semiHidden="1" w:unhideWhenUsed="1" w:qFormat="1"/>
+    <w:lsdException w:name="heading 4" w:uiPriority="9" w:semiHidden="1" w:unhideWhenUsed="1" w:qFormat="1"/>
+    <w:lsdException w:name="heading 5" w:uiPriority="9" w:semiHidden="1" w:unhideWhenUsed="1" w:qFormat="1"/>
+    <w:lsdException w:name="heading 6" w:uiPriority="9" w:semiHidden="1" w:unhideWhenUsed="1" w:qFormat="1"/>
+    <w:lsdException w:name="heading 7" w:uiPriority="9" w:semiHidden="1" w:unhideWhenUsed="1" w:qFormat="1"/>
+    <w:lsdException w:name="heading 8" w:uiPriority="9" w:semiHidden="1" w:unhideWhenUsed="1" w:qFormat="1"/>
+    <w:lsdException w:name="heading 9" w:uiPriority="9" w:semiHidden="1" w:unhideWhenUsed="1" w:qFormat="1"/>
     <w:lsdException w:name="index 1" w:semiHidden="1" w:unhideWhenUsed="1"/>
     <w:lsdException w:name="index 2" w:semiHidden="1" w:unhideWhenUsed="1"/>
     <w:lsdException w:name="index 3" w:semiHidden="1" w:unhideWhenUsed="1"/>
@@ -10360,22 +11904,22 @@
     <w:lsdException w:name="index 7" w:semiHidden="1" w:unhideWhenUsed="1"/>
     <w:lsdException w:name="index 8" w:semiHidden="1" w:unhideWhenUsed="1"/>
     <w:lsdException w:name="index 9" w:semiHidden="1" w:unhideWhenUsed="1"/>
-    <w:lsdException w:name="toc 1" w:semiHidden="1" w:uiPriority="39" w:unhideWhenUsed="1"/>
-    <w:lsdException w:name="toc 2" w:semiHidden="1" w:uiPriority="39" w:unhideWhenUsed="1"/>
-    <w:lsdException w:name="toc 3" w:semiHidden="1" w:uiPriority="39" w:unhideWhenUsed="1"/>
-    <w:lsdException w:name="toc 4" w:semiHidden="1" w:uiPriority="39" w:unhideWhenUsed="1"/>
-    <w:lsdException w:name="toc 5" w:semiHidden="1" w:uiPriority="39" w:unhideWhenUsed="1"/>
-    <w:lsdException w:name="toc 6" w:semiHidden="1" w:uiPriority="39" w:unhideWhenUsed="1"/>
-    <w:lsdException w:name="toc 7" w:semiHidden="1" w:uiPriority="39" w:unhideWhenUsed="1"/>
-    <w:lsdException w:name="toc 8" w:semiHidden="1" w:uiPriority="39" w:unhideWhenUsed="1"/>
-    <w:lsdException w:name="toc 9" w:semiHidden="1" w:uiPriority="39" w:unhideWhenUsed="1"/>
+    <w:lsdException w:name="toc 1" w:uiPriority="39" w:semiHidden="1" w:unhideWhenUsed="1"/>
+    <w:lsdException w:name="toc 2" w:uiPriority="39" w:semiHidden="1" w:unhideWhenUsed="1"/>
+    <w:lsdException w:name="toc 3" w:uiPriority="39" w:semiHidden="1" w:unhideWhenUsed="1"/>
+    <w:lsdException w:name="toc 4" w:uiPriority="39" w:semiHidden="1" w:unhideWhenUsed="1"/>
+    <w:lsdException w:name="toc 5" w:uiPriority="39" w:semiHidden="1" w:unhideWhenUsed="1"/>
+    <w:lsdException w:name="toc 6" w:uiPriority="39" w:semiHidden="1" w:unhideWhenUsed="1"/>
+    <w:lsdException w:name="toc 7" w:uiPriority="39" w:semiHidden="1" w:unhideWhenUsed="1"/>
+    <w:lsdException w:name="toc 8" w:uiPriority="39" w:semiHidden="1" w:unhideWhenUsed="1"/>
+    <w:lsdException w:name="toc 9" w:uiPriority="39" w:semiHidden="1" w:unhideWhenUsed="1"/>
     <w:lsdException w:name="Normal Indent" w:semiHidden="1" w:unhideWhenUsed="1"/>
     <w:lsdException w:name="footnote text" w:semiHidden="1" w:unhideWhenUsed="1"/>
     <w:lsdException w:name="annotation text" w:semiHidden="1" w:unhideWhenUsed="1"/>
     <w:lsdException w:name="header" w:semiHidden="1" w:unhideWhenUsed="1"/>
     <w:lsdException w:name="footer" w:semiHidden="1" w:unhideWhenUsed="1"/>
     <w:lsdException w:name="index heading" w:semiHidden="1" w:unhideWhenUsed="1"/>
-    <w:lsdException w:name="caption" w:semiHidden="1" w:uiPriority="35" w:unhideWhenUsed="1" w:qFormat="1"/>
+    <w:lsdException w:name="caption" w:uiPriority="35" w:semiHidden="1" w:unhideWhenUsed="1" w:qFormat="1"/>
     <w:lsdException w:name="table of figures" w:semiHidden="1" w:unhideWhenUsed="1"/>
     <w:lsdException w:name="envelope address" w:semiHidden="1" w:unhideWhenUsed="1"/>
     <w:lsdException w:name="envelope return" w:semiHidden="1" w:unhideWhenUsed="1"/>
@@ -10406,7 +11950,7 @@
     <w:lsdException w:name="Title" w:uiPriority="10" w:qFormat="1"/>
     <w:lsdException w:name="Closing" w:semiHidden="1" w:unhideWhenUsed="1"/>
     <w:lsdException w:name="Signature" w:semiHidden="1" w:unhideWhenUsed="1"/>
-    <w:lsdException w:name="Default Paragraph Font" w:semiHidden="1" w:uiPriority="1" w:unhideWhenUsed="1"/>
+    <w:lsdException w:name="Default Paragraph Font" w:uiPriority="1" w:semiHidden="1" w:unhideWhenUsed="1"/>
     <w:lsdException w:name="Body Text" w:semiHidden="1" w:unhideWhenUsed="1"/>
     <w:lsdException w:name="Body Text Indent" w:semiHidden="1" w:unhideWhenUsed="1"/>
     <w:lsdException w:name="List Continue" w:semiHidden="1" w:unhideWhenUsed="1"/>
@@ -10606,8 +12150,8 @@
     <w:lsdException w:name="Subtle Reference" w:uiPriority="31" w:qFormat="1"/>
     <w:lsdException w:name="Intense Reference" w:uiPriority="32" w:qFormat="1"/>
     <w:lsdException w:name="Book Title" w:uiPriority="33" w:qFormat="1"/>
-    <w:lsdException w:name="Bibliography" w:semiHidden="1" w:uiPriority="37" w:unhideWhenUsed="1"/>
-    <w:lsdException w:name="TOC Heading" w:semiHidden="1" w:uiPriority="39" w:unhideWhenUsed="1" w:qFormat="1"/>
+    <w:lsdException w:name="Bibliography" w:uiPriority="37" w:semiHidden="1" w:unhideWhenUsed="1"/>
+    <w:lsdException w:name="TOC Heading" w:uiPriority="39" w:semiHidden="1" w:unhideWhenUsed="1" w:qFormat="1"/>
     <w:lsdException w:name="Plain Table 1" w:uiPriority="41"/>
     <w:lsdException w:name="Plain Table 2" w:uiPriority="42"/>
     <w:lsdException w:name="Plain Table 3" w:uiPriority="43"/>
@@ -10718,7 +12262,7 @@
     <w:lsdException w:name="Unresolved Mention" w:semiHidden="1" w:unhideWhenUsed="1"/>
     <w:lsdException w:name="Smart Link" w:semiHidden="1" w:unhideWhenUsed="1"/>
   </w:latentStyles>
-  <w:style w:type="paragraph" w:default="1" w:styleId="Normal">
+  <w:style w:type="paragraph" w:styleId="Normal" w:default="1">
     <w:name w:val="Normal"/>
     <w:qFormat/>
     <w:rsid w:val="00B37B73"/>
@@ -10738,7 +12282,7 @@
       <w:outlineLvl w:val="0"/>
     </w:pPr>
     <w:rPr>
-      <w:rFonts w:asciiTheme="majorHAnsi" w:eastAsiaTheme="majorEastAsia" w:hAnsiTheme="majorHAnsi" w:cstheme="majorBidi"/>
+      <w:rFonts w:asciiTheme="majorHAnsi" w:hAnsiTheme="majorHAnsi" w:eastAsiaTheme="majorEastAsia" w:cstheme="majorBidi"/>
       <w:color w:val="0F4761" w:themeColor="accent1" w:themeShade="BF"/>
       <w:sz w:val="40"/>
       <w:szCs w:val="40"/>
@@ -10761,7 +12305,7 @@
       <w:outlineLvl w:val="1"/>
     </w:pPr>
     <w:rPr>
-      <w:rFonts w:asciiTheme="majorHAnsi" w:eastAsiaTheme="majorEastAsia" w:hAnsiTheme="majorHAnsi" w:cstheme="majorBidi"/>
+      <w:rFonts w:asciiTheme="majorHAnsi" w:hAnsiTheme="majorHAnsi" w:eastAsiaTheme="majorEastAsia" w:cstheme="majorBidi"/>
       <w:color w:val="0F4761" w:themeColor="accent1" w:themeShade="BF"/>
       <w:sz w:val="32"/>
       <w:szCs w:val="32"/>
@@ -10922,13 +12466,13 @@
       <w:color w:val="272727" w:themeColor="text1" w:themeTint="D8"/>
     </w:rPr>
   </w:style>
-  <w:style w:type="character" w:default="1" w:styleId="DefaultParagraphFont">
+  <w:style w:type="character" w:styleId="DefaultParagraphFont" w:default="1">
     <w:name w:val="Default Paragraph Font"/>
     <w:uiPriority w:val="1"/>
     <w:semiHidden/>
     <w:unhideWhenUsed/>
   </w:style>
-  <w:style w:type="table" w:default="1" w:styleId="TableNormal">
+  <w:style w:type="table" w:styleId="TableNormal" w:default="1">
     <w:name w:val="Normal Table"/>
     <w:uiPriority w:val="99"/>
     <w:semiHidden/>
@@ -10943,26 +12487,26 @@
       </w:tblCellMar>
     </w:tblPr>
   </w:style>
-  <w:style w:type="numbering" w:default="1" w:styleId="NoList">
+  <w:style w:type="numbering" w:styleId="NoList" w:default="1">
     <w:name w:val="No List"/>
     <w:uiPriority w:val="99"/>
     <w:semiHidden/>
     <w:unhideWhenUsed/>
   </w:style>
-  <w:style w:type="character" w:customStyle="1" w:styleId="Heading1Char">
+  <w:style w:type="character" w:styleId="Heading1Char" w:customStyle="1">
     <w:name w:val="Heading 1 Char"/>
     <w:basedOn w:val="DefaultParagraphFont"/>
     <w:link w:val="Heading1"/>
     <w:uiPriority w:val="9"/>
     <w:rsid w:val="002E5CD8"/>
     <w:rPr>
-      <w:rFonts w:asciiTheme="majorHAnsi" w:eastAsiaTheme="majorEastAsia" w:hAnsiTheme="majorHAnsi" w:cstheme="majorBidi"/>
+      <w:rFonts w:asciiTheme="majorHAnsi" w:hAnsiTheme="majorHAnsi" w:eastAsiaTheme="majorEastAsia" w:cstheme="majorBidi"/>
       <w:color w:val="0F4761" w:themeColor="accent1" w:themeShade="BF"/>
       <w:sz w:val="40"/>
       <w:szCs w:val="40"/>
     </w:rPr>
   </w:style>
-  <w:style w:type="character" w:customStyle="1" w:styleId="Heading2Char">
+  <w:style w:type="character" w:styleId="Heading2Char" w:customStyle="1">
     <w:name w:val="Heading 2 Char"/>
     <w:basedOn w:val="DefaultParagraphFont"/>
     <w:link w:val="Heading2"/>
@@ -10970,13 +12514,13 @@
     <w:semiHidden/>
     <w:rsid w:val="002E5CD8"/>
     <w:rPr>
-      <w:rFonts w:asciiTheme="majorHAnsi" w:eastAsiaTheme="majorEastAsia" w:hAnsiTheme="majorHAnsi" w:cstheme="majorBidi"/>
+      <w:rFonts w:asciiTheme="majorHAnsi" w:hAnsiTheme="majorHAnsi" w:eastAsiaTheme="majorEastAsia" w:cstheme="majorBidi"/>
       <w:color w:val="0F4761" w:themeColor="accent1" w:themeShade="BF"/>
       <w:sz w:val="32"/>
       <w:szCs w:val="32"/>
     </w:rPr>
   </w:style>
-  <w:style w:type="character" w:customStyle="1" w:styleId="Heading3Char">
+  <w:style w:type="character" w:styleId="Heading3Char" w:customStyle="1">
     <w:name w:val="Heading 3 Char"/>
     <w:basedOn w:val="DefaultParagraphFont"/>
     <w:link w:val="Heading3"/>
@@ -10990,7 +12534,7 @@
       <w:szCs w:val="28"/>
     </w:rPr>
   </w:style>
-  <w:style w:type="character" w:customStyle="1" w:styleId="Heading4Char">
+  <w:style w:type="character" w:styleId="Heading4Char" w:customStyle="1">
     <w:name w:val="Heading 4 Char"/>
     <w:basedOn w:val="DefaultParagraphFont"/>
     <w:link w:val="Heading4"/>
@@ -11004,7 +12548,7 @@
       <w:color w:val="0F4761" w:themeColor="accent1" w:themeShade="BF"/>
     </w:rPr>
   </w:style>
-  <w:style w:type="character" w:customStyle="1" w:styleId="Heading5Char">
+  <w:style w:type="character" w:styleId="Heading5Char" w:customStyle="1">
     <w:name w:val="Heading 5 Char"/>
     <w:basedOn w:val="DefaultParagraphFont"/>
     <w:link w:val="Heading5"/>
@@ -11016,7 +12560,7 @@
       <w:color w:val="0F4761" w:themeColor="accent1" w:themeShade="BF"/>
     </w:rPr>
   </w:style>
-  <w:style w:type="character" w:customStyle="1" w:styleId="Heading6Char">
+  <w:style w:type="character" w:styleId="Heading6Char" w:customStyle="1">
     <w:name w:val="Heading 6 Char"/>
     <w:basedOn w:val="DefaultParagraphFont"/>
     <w:link w:val="Heading6"/>
@@ -11030,7 +12574,7 @@
       <w:color w:val="595959" w:themeColor="text1" w:themeTint="A6"/>
     </w:rPr>
   </w:style>
-  <w:style w:type="character" w:customStyle="1" w:styleId="Heading7Char">
+  <w:style w:type="character" w:styleId="Heading7Char" w:customStyle="1">
     <w:name w:val="Heading 7 Char"/>
     <w:basedOn w:val="DefaultParagraphFont"/>
     <w:link w:val="Heading7"/>
@@ -11042,7 +12586,7 @@
       <w:color w:val="595959" w:themeColor="text1" w:themeTint="A6"/>
     </w:rPr>
   </w:style>
-  <w:style w:type="character" w:customStyle="1" w:styleId="Heading8Char">
+  <w:style w:type="character" w:styleId="Heading8Char" w:customStyle="1">
     <w:name w:val="Heading 8 Char"/>
     <w:basedOn w:val="DefaultParagraphFont"/>
     <w:link w:val="Heading8"/>
@@ -11056,7 +12600,7 @@
       <w:color w:val="272727" w:themeColor="text1" w:themeTint="D8"/>
     </w:rPr>
   </w:style>
-  <w:style w:type="character" w:customStyle="1" w:styleId="Heading9Char">
+  <w:style w:type="character" w:styleId="Heading9Char" w:customStyle="1">
     <w:name w:val="Heading 9 Char"/>
     <w:basedOn w:val="DefaultParagraphFont"/>
     <w:link w:val="Heading9"/>
@@ -11081,21 +12625,21 @@
       <w:contextualSpacing/>
     </w:pPr>
     <w:rPr>
-      <w:rFonts w:asciiTheme="majorHAnsi" w:eastAsiaTheme="majorEastAsia" w:hAnsiTheme="majorHAnsi" w:cstheme="majorBidi"/>
+      <w:rFonts w:asciiTheme="majorHAnsi" w:hAnsiTheme="majorHAnsi" w:eastAsiaTheme="majorEastAsia" w:cstheme="majorBidi"/>
       <w:spacing w:val="-10"/>
       <w:kern w:val="28"/>
       <w:sz w:val="56"/>
       <w:szCs w:val="56"/>
     </w:rPr>
   </w:style>
-  <w:style w:type="character" w:customStyle="1" w:styleId="TitleChar">
+  <w:style w:type="character" w:styleId="TitleChar" w:customStyle="1">
     <w:name w:val="Title Char"/>
     <w:basedOn w:val="DefaultParagraphFont"/>
     <w:link w:val="Title"/>
     <w:uiPriority w:val="10"/>
     <w:rsid w:val="002E5CD8"/>
     <w:rPr>
-      <w:rFonts w:asciiTheme="majorHAnsi" w:eastAsiaTheme="majorEastAsia" w:hAnsiTheme="majorHAnsi" w:cstheme="majorBidi"/>
+      <w:rFonts w:asciiTheme="majorHAnsi" w:hAnsiTheme="majorHAnsi" w:eastAsiaTheme="majorEastAsia" w:cstheme="majorBidi"/>
       <w:spacing w:val="-10"/>
       <w:kern w:val="28"/>
       <w:sz w:val="56"/>
@@ -11123,7 +12667,7 @@
       <w:szCs w:val="28"/>
     </w:rPr>
   </w:style>
-  <w:style w:type="character" w:customStyle="1" w:styleId="SubtitleChar">
+  <w:style w:type="character" w:styleId="SubtitleChar" w:customStyle="1">
     <w:name w:val="Subtitle Char"/>
     <w:basedOn w:val="DefaultParagraphFont"/>
     <w:link w:val="Subtitle"/>
@@ -11155,7 +12699,7 @@
       <w:color w:val="404040" w:themeColor="text1" w:themeTint="BF"/>
     </w:rPr>
   </w:style>
-  <w:style w:type="character" w:customStyle="1" w:styleId="QuoteChar">
+  <w:style w:type="character" w:styleId="QuoteChar" w:customStyle="1">
     <w:name w:val="Quote Char"/>
     <w:basedOn w:val="DefaultParagraphFont"/>
     <w:link w:val="Quote"/>
@@ -11200,8 +12744,8 @@
     <w:rsid w:val="002E5CD8"/>
     <w:pPr>
       <w:pBdr>
-        <w:top w:val="single" w:sz="4" w:space="10" w:color="0F4761" w:themeColor="accent1" w:themeShade="BF"/>
-        <w:bottom w:val="single" w:sz="4" w:space="10" w:color="0F4761" w:themeColor="accent1" w:themeShade="BF"/>
+        <w:top w:val="single" w:color="0F4761" w:themeColor="accent1" w:themeShade="BF" w:sz="4" w:space="10"/>
+        <w:bottom w:val="single" w:color="0F4761" w:themeColor="accent1" w:themeShade="BF" w:sz="4" w:space="10"/>
       </w:pBdr>
       <w:spacing w:before="360" w:after="360"/>
       <w:ind w:left="864" w:right="864"/>
@@ -11213,7 +12757,7 @@
       <w:color w:val="0F4761" w:themeColor="accent1" w:themeShade="BF"/>
     </w:rPr>
   </w:style>
-  <w:style w:type="character" w:customStyle="1" w:styleId="IntenseQuoteChar">
+  <w:style w:type="character" w:styleId="IntenseQuoteChar" w:customStyle="1">
     <w:name w:val="Intense Quote Char"/>
     <w:basedOn w:val="DefaultParagraphFont"/>
     <w:link w:val="IntenseQuote"/>
@@ -11249,12 +12793,12 @@
     </w:pPr>
     <w:tblPr>
       <w:tblBorders>
-        <w:top w:val="single" w:sz="4" w:space="0" w:color="auto"/>
-        <w:left w:val="single" w:sz="4" w:space="0" w:color="auto"/>
-        <w:bottom w:val="single" w:sz="4" w:space="0" w:color="auto"/>
-        <w:right w:val="single" w:sz="4" w:space="0" w:color="auto"/>
-        <w:insideH w:val="single" w:sz="4" w:space="0" w:color="auto"/>
-        <w:insideV w:val="single" w:sz="4" w:space="0" w:color="auto"/>
+        <w:top w:val="single" w:color="auto" w:sz="4" w:space="0"/>
+        <w:left w:val="single" w:color="auto" w:sz="4" w:space="0"/>
+        <w:bottom w:val="single" w:color="auto" w:sz="4" w:space="0"/>
+        <w:right w:val="single" w:color="auto" w:sz="4" w:space="0"/>
+        <w:insideH w:val="single" w:color="auto" w:sz="4" w:space="0"/>
+        <w:insideV w:val="single" w:color="auto" w:sz="4" w:space="0"/>
       </w:tblBorders>
     </w:tblPr>
   </w:style>
@@ -11279,7 +12823,7 @@
       <w:tblPr/>
       <w:tcPr>
         <w:tcBorders>
-          <w:bottom w:val="single" w:sz="4" w:space="0" w:color="7F7F7F" w:themeColor="text1" w:themeTint="80"/>
+          <w:bottom w:val="single" w:color="7F7F7F" w:themeColor="text1" w:themeTint="80" w:sz="4" w:space="0"/>
         </w:tcBorders>
       </w:tcPr>
     </w:tblStylePr>
@@ -11305,7 +12849,7 @@
       <w:tblPr/>
       <w:tcPr>
         <w:tcBorders>
-          <w:right w:val="single" w:sz="4" w:space="0" w:color="7F7F7F" w:themeColor="text1" w:themeTint="80"/>
+          <w:right w:val="single" w:color="7F7F7F" w:themeColor="text1" w:themeTint="80" w:sz="4" w:space="0"/>
         </w:tcBorders>
       </w:tcPr>
     </w:tblStylePr>
@@ -11378,7 +12922,7 @@
       <w:szCs w:val="20"/>
     </w:rPr>
   </w:style>
-  <w:style w:type="character" w:customStyle="1" w:styleId="CommentTextChar">
+  <w:style w:type="character" w:styleId="CommentTextChar" w:customStyle="1">
     <w:name w:val="Comment Text Char"/>
     <w:basedOn w:val="DefaultParagraphFont"/>
     <w:link w:val="CommentText"/>
@@ -11403,7 +12947,7 @@
       <w:bCs/>
     </w:rPr>
   </w:style>
-  <w:style w:type="character" w:customStyle="1" w:styleId="CommentSubjectChar">
+  <w:style w:type="character" w:styleId="CommentSubjectChar" w:customStyle="1">
     <w:name w:val="Comment Subject Char"/>
     <w:basedOn w:val="CommentTextChar"/>
     <w:link w:val="CommentSubject"/>
@@ -11417,7 +12961,7 @@
       <w:szCs w:val="20"/>
     </w:rPr>
   </w:style>
-  <w:style w:type="character" w:customStyle="1" w:styleId="HeaderChar">
+  <w:style w:type="character" w:styleId="HeaderChar" w:customStyle="1">
     <w:name w:val="Header Char"/>
     <w:basedOn w:val="DefaultParagraphFont"/>
     <w:link w:val="Header"/>
@@ -11437,7 +12981,7 @@
       <w:spacing w:after="0" w:line="240" w:lineRule="auto"/>
     </w:pPr>
   </w:style>
-  <w:style w:type="character" w:customStyle="1" w:styleId="FooterChar">
+  <w:style w:type="character" w:styleId="FooterChar" w:customStyle="1">
     <w:name w:val="Footer Char"/>
     <w:basedOn w:val="DefaultParagraphFont"/>
     <w:link w:val="Footer"/>
@@ -11509,7 +13053,7 @@
 </file>
 
 <file path=word/theme/theme1.xml><?xml version="1.0" encoding="utf-8"?>
-<a:theme xmlns:a="http://schemas.openxmlformats.org/drawingml/2006/main" name="Office Theme">
+<a:theme xmlns:a="http://schemas.openxmlformats.org/drawingml/2006/main" xmlns:thm15="http://schemas.microsoft.com/office/thememl/2012/main" name="Office Theme">
   <a:themeElements>
     <a:clrScheme name="Office">
       <a:dk1>

--- a/backend/templates/complaint/CDOGS-CEEB-COMPLAINT-TEMPLATE-v1.docx
+++ b/backend/templates/complaint/CDOGS-CEEB-COMPLAINT-TEMPLATE-v1.docx
@@ -7804,6 +7804,102 @@
           </w:p>
         </w:tc>
       </w:tr>
+      <w:tr>
+        <w:trPr>
+          <w:trHeight w:val="300"/>
+        </w:trPr>
+        <w:tc>
+          <w:tcPr>
+            <w:tcW w:w="5392" w:type="dxa"/>
+            <w:tcBorders>
+              <w:top w:val="nil"/>
+              <w:left w:val="nil"/>
+              <w:bottom w:val="nil"/>
+              <w:right w:val="single" w:color="7F7F7F" w:themeColor="text1" w:themeTint="80" w:sz="6"/>
+            </w:tcBorders>
+            <w:tcMar>
+              <w:left w:w="105" w:type="dxa"/>
+              <w:right w:w="105" w:type="dxa"/>
+            </w:tcMar>
+            <w:vAlign w:val="top"/>
+          </w:tcPr>
+          <w:p>
+            <w:pPr>
+              <w:spacing w:after="0"/>
+              <w:rPr>
+                <w:b w:val="0"/>
+                <w:bCs w:val="0"/>
+                <w:i w:val="0"/>
+                <w:iCs w:val="0"/>
+                <w:sz w:val="20"/>
+                <w:szCs w:val="20"/>
+              </w:rPr>
+            </w:pPr>
+            <w:r>
+              <w:rPr>
+                <w:b w:val="0"/>
+                <w:bCs w:val="0"/>
+                <w:i w:val="0"/>
+                <w:iCs w:val="0"/>
+                <w:sz w:val="20"/>
+                <w:szCs w:val="20"/>
+                <w:lang w:val="en-US"/>
+              </w:rPr>
+              <w:t>Comments</w:t>
+            </w:r>
+            <w:r>
+              <w:rPr>
+                <w:b w:val="1"/>
+                <w:bCs w:val="1"/>
+                <w:i w:val="0"/>
+                <w:iCs w:val="0"/>
+                <w:sz w:val="20"/>
+                <w:szCs w:val="20"/>
+                <w:lang w:val="en-CA"/>
+              </w:rPr>
+              <w:t> </w:t>
+            </w:r>
+          </w:p>
+        </w:tc>
+        <w:tc>
+          <w:tcPr>
+            <w:tcW w:w="5392" w:type="dxa"/>
+            <w:tcBorders>
+              <w:top w:val="nil"/>
+              <w:left w:val="single" w:color="7F7F7F" w:themeColor="text1" w:themeTint="80" w:sz="6"/>
+              <w:bottom w:val="nil"/>
+              <w:right w:val="nil"/>
+            </w:tcBorders>
+            <w:tcMar>
+              <w:left w:w="105" w:type="dxa"/>
+              <w:right w:w="105" w:type="dxa"/>
+            </w:tcMar>
+            <w:vAlign w:val="top"/>
+          </w:tcPr>
+          <w:p>
+            <w:pPr>
+              <w:spacing w:after="0"/>
+              <w:rPr>
+                <w:b w:val="0"/>
+                <w:bCs w:val="0"/>
+                <w:i w:val="0"/>
+                <w:iCs w:val="0"/>
+                <w:sz w:val="20"/>
+                <w:szCs w:val="20"/>
+              </w:rPr>
+            </w:pPr>
+            <w:r>
+              <w:rPr>
+                <w:rFonts w:ascii="BC Sans" w:hAnsi="BC Sans"/>
+                <w:sz w:val="20"/>
+                <w:szCs w:val="20"/>
+                <w:lang w:val="en-CA"/>
+              </w:rPr>
+              <w:t>{d.outcome.assessment[i].comments}</w:t>
+            </w:r>
+          </w:p>
+        </w:tc>
+      </w:tr>
     </w:tbl>
     <w:p>
       <w:pPr>
@@ -8403,6 +8499,104 @@
                 <w:lang w:val="en-CA"/>
               </w:rPr>
               <w:t>{d.outcome.assessment[i].assessmentDate}</w:t>
+            </w:r>
+          </w:p>
+        </w:tc>
+      </w:tr>
+      <w:tr>
+        <w:trPr>
+          <w:trHeight w:val="300"/>
+        </w:trPr>
+        <w:tc>
+          <w:tcPr>
+            <w:tcW w:w="5392" w:type="dxa"/>
+            <w:tcBorders>
+              <w:top w:val="nil"/>
+              <w:left w:val="nil"/>
+              <w:bottom w:val="nil"/>
+              <w:right w:val="single" w:color="7F7F7F" w:themeColor="text1" w:themeTint="80" w:sz="6"/>
+            </w:tcBorders>
+            <w:tcMar>
+              <w:left w:w="105" w:type="dxa"/>
+              <w:right w:w="105" w:type="dxa"/>
+            </w:tcMar>
+            <w:vAlign w:val="top"/>
+          </w:tcPr>
+          <w:p>
+            <w:pPr>
+              <w:bidi w:val="0"/>
+              <w:spacing w:after="0"/>
+              <w:rPr>
+                <w:b w:val="0"/>
+                <w:bCs w:val="0"/>
+                <w:i w:val="0"/>
+                <w:iCs w:val="0"/>
+                <w:sz w:val="20"/>
+                <w:szCs w:val="20"/>
+              </w:rPr>
+            </w:pPr>
+            <w:r>
+              <w:rPr>
+                <w:b w:val="0"/>
+                <w:bCs w:val="0"/>
+                <w:i w:val="0"/>
+                <w:iCs w:val="0"/>
+                <w:sz w:val="20"/>
+                <w:szCs w:val="20"/>
+                <w:lang w:val="en-US"/>
+              </w:rPr>
+              <w:t>Comments</w:t>
+            </w:r>
+            <w:r>
+              <w:rPr>
+                <w:b w:val="1"/>
+                <w:bCs w:val="1"/>
+                <w:i w:val="0"/>
+                <w:iCs w:val="0"/>
+                <w:sz w:val="20"/>
+                <w:szCs w:val="20"/>
+                <w:lang w:val="en-CA"/>
+              </w:rPr>
+              <w:t> </w:t>
+            </w:r>
+          </w:p>
+        </w:tc>
+        <w:tc>
+          <w:tcPr>
+            <w:tcW w:w="5392" w:type="dxa"/>
+            <w:tcBorders>
+              <w:top w:val="nil"/>
+              <w:left w:val="single" w:color="7F7F7F" w:themeColor="text1" w:themeTint="80" w:sz="6"/>
+              <w:bottom w:val="nil"/>
+              <w:right w:val="nil"/>
+            </w:tcBorders>
+            <w:tcMar>
+              <w:left w:w="105" w:type="dxa"/>
+              <w:right w:w="105" w:type="dxa"/>
+            </w:tcMar>
+            <w:vAlign w:val="top"/>
+          </w:tcPr>
+          <w:p>
+            <w:pPr>
+              <w:bidi w:val="0"/>
+              <w:spacing w:after="0"/>
+              <w:rPr>
+                <w:b w:val="0"/>
+                <w:bCs w:val="0"/>
+                <w:i w:val="0"/>
+                <w:iCs w:val="0"/>
+                <w:sz w:val="20"/>
+                <w:szCs w:val="20"/>
+              </w:rPr>
+            </w:pPr>
+            <w:r>
+              <w:rPr>
+                <w:rFonts w:ascii="BC Sans" w:hAnsi="BC Sans"/>
+                <w:sz w:val="20"/>
+                <w:szCs w:val="20"/>
+                <w:lang w:val="en-CA"/>
+              </w:rPr>
+              <w:t>{d.outcome.assessment[i].comments}</w:t>
             </w:r>
           </w:p>
         </w:tc>
